--- a/docs/Sprint-3 progress.docx
+++ b/docs/Sprint-3 progress.docx
@@ -4,6 +4,14 @@
   <w:body>
     <w:sdt>
       <w:sdtPr>
+        <w:rPr>
+          <w:rFonts w:asciiTheme="minorHAnsi" w:eastAsiaTheme="minorHAnsi" w:hAnsiTheme="minorHAnsi" w:cstheme="minorBidi"/>
+          <w:color w:val="auto"/>
+          <w:kern w:val="2"/>
+          <w:sz w:val="24"/>
+          <w:szCs w:val="24"/>
+          <w14:ligatures w14:val="standardContextual"/>
+        </w:rPr>
         <w:id w:val="870736214"/>
         <w:docPartObj>
           <w:docPartGallery w:val="Table of Contents"/>
@@ -12,15 +20,9 @@
       </w:sdtPr>
       <w:sdtEndPr>
         <w:rPr>
-          <w:rFonts w:asciiTheme="minorHAnsi" w:eastAsiaTheme="minorHAnsi" w:hAnsiTheme="minorHAnsi" w:cstheme="minorBidi"/>
           <w:b/>
           <w:bCs/>
           <w:noProof/>
-          <w:color w:val="auto"/>
-          <w:kern w:val="2"/>
-          <w:sz w:val="24"/>
-          <w:szCs w:val="24"/>
-          <w14:ligatures w14:val="standardContextual"/>
         </w:rPr>
       </w:sdtEndPr>
       <w:sdtContent>
@@ -39,6 +41,7 @@
               <w:tab w:val="right" w:leader="dot" w:pos="9350"/>
             </w:tabs>
             <w:rPr>
+              <w:rFonts w:eastAsiaTheme="minorEastAsia"/>
               <w:noProof/>
             </w:rPr>
           </w:pPr>
@@ -51,7 +54,7 @@
           <w:r>
             <w:fldChar w:fldCharType="separate"/>
           </w:r>
-          <w:hyperlink w:anchor="_Toc242957483" w:history="1">
+          <w:hyperlink w:anchor="_Toc243086683" w:history="1">
             <w:r>
               <w:rPr>
                 <w:rStyle w:val="Hyperlink"/>
@@ -78,7 +81,7 @@
                 <w:noProof/>
                 <w:webHidden/>
               </w:rPr>
-              <w:instrText xml:space="preserve"> PAGEREF _Toc242957483 \h </w:instrText>
+              <w:instrText xml:space="preserve"> PAGEREF _Toc243086683 \h </w:instrText>
             </w:r>
             <w:r>
               <w:rPr>
@@ -98,7 +101,7 @@
                 <w:noProof/>
                 <w:webHidden/>
               </w:rPr>
-              <w:t>2</w:t>
+              <w:t>3</w:t>
             </w:r>
             <w:r>
               <w:rPr>
@@ -116,10 +119,11 @@
               <w:tab w:val="right" w:leader="dot" w:pos="9350"/>
             </w:tabs>
             <w:rPr>
+              <w:rFonts w:eastAsiaTheme="minorEastAsia"/>
               <w:noProof/>
             </w:rPr>
           </w:pPr>
-          <w:hyperlink w:anchor="_Toc242957484" w:history="1">
+          <w:hyperlink w:anchor="_Toc243086684" w:history="1">
             <w:r>
               <w:rPr>
                 <w:rStyle w:val="Hyperlink"/>
@@ -146,7 +150,7 @@
                 <w:noProof/>
                 <w:webHidden/>
               </w:rPr>
-              <w:instrText xml:space="preserve"> PAGEREF _Toc242957484 \h </w:instrText>
+              <w:instrText xml:space="preserve"> PAGEREF _Toc243086684 \h </w:instrText>
             </w:r>
             <w:r>
               <w:rPr>
@@ -166,7 +170,7 @@
                 <w:noProof/>
                 <w:webHidden/>
               </w:rPr>
-              <w:t>2</w:t>
+              <w:t>3</w:t>
             </w:r>
             <w:r>
               <w:rPr>
@@ -184,10 +188,11 @@
               <w:tab w:val="right" w:leader="dot" w:pos="9350"/>
             </w:tabs>
             <w:rPr>
+              <w:rFonts w:eastAsiaTheme="minorEastAsia"/>
               <w:noProof/>
             </w:rPr>
           </w:pPr>
-          <w:hyperlink w:anchor="_Toc242957485" w:history="1">
+          <w:hyperlink w:anchor="_Toc243086685" w:history="1">
             <w:r>
               <w:rPr>
                 <w:rStyle w:val="Hyperlink"/>
@@ -214,7 +219,7 @@
                 <w:noProof/>
                 <w:webHidden/>
               </w:rPr>
-              <w:instrText xml:space="preserve"> PAGEREF _Toc242957485 \h </w:instrText>
+              <w:instrText xml:space="preserve"> PAGEREF _Toc243086685 \h </w:instrText>
             </w:r>
             <w:r>
               <w:rPr>
@@ -234,7 +239,2231 @@
                 <w:noProof/>
                 <w:webHidden/>
               </w:rPr>
-              <w:t>5</w:t>
+              <w:t>6</w:t>
+            </w:r>
+            <w:r>
+              <w:rPr>
+                <w:noProof/>
+                <w:webHidden/>
+              </w:rPr>
+              <w:fldChar w:fldCharType="end"/>
+            </w:r>
+          </w:hyperlink>
+        </w:p>
+        <w:p>
+          <w:pPr>
+            <w:pStyle w:val="TOC1"/>
+            <w:tabs>
+              <w:tab w:val="right" w:leader="dot" w:pos="9350"/>
+            </w:tabs>
+            <w:rPr>
+              <w:rFonts w:eastAsiaTheme="minorEastAsia"/>
+              <w:noProof/>
+            </w:rPr>
+          </w:pPr>
+          <w:hyperlink w:anchor="_Toc243086686" w:history="1">
+            <w:r>
+              <w:rPr>
+                <w:rStyle w:val="Hyperlink"/>
+                <w:noProof/>
+              </w:rPr>
+              <w:t>AWS account access:</w:t>
+            </w:r>
+            <w:r>
+              <w:rPr>
+                <w:noProof/>
+                <w:webHidden/>
+              </w:rPr>
+              <w:tab/>
+            </w:r>
+            <w:r>
+              <w:rPr>
+                <w:noProof/>
+                <w:webHidden/>
+              </w:rPr>
+              <w:fldChar w:fldCharType="begin"/>
+            </w:r>
+            <w:r>
+              <w:rPr>
+                <w:noProof/>
+                <w:webHidden/>
+              </w:rPr>
+              <w:instrText xml:space="preserve"> PAGEREF _Toc243086686 \h </w:instrText>
+            </w:r>
+            <w:r>
+              <w:rPr>
+                <w:noProof/>
+                <w:webHidden/>
+              </w:rPr>
+            </w:r>
+            <w:r>
+              <w:rPr>
+                <w:noProof/>
+                <w:webHidden/>
+              </w:rPr>
+              <w:fldChar w:fldCharType="separate"/>
+            </w:r>
+            <w:r>
+              <w:rPr>
+                <w:noProof/>
+                <w:webHidden/>
+              </w:rPr>
+              <w:t>8</w:t>
+            </w:r>
+            <w:r>
+              <w:rPr>
+                <w:noProof/>
+                <w:webHidden/>
+              </w:rPr>
+              <w:fldChar w:fldCharType="end"/>
+            </w:r>
+          </w:hyperlink>
+        </w:p>
+        <w:p>
+          <w:pPr>
+            <w:pStyle w:val="TOC2"/>
+            <w:tabs>
+              <w:tab w:val="right" w:leader="dot" w:pos="9350"/>
+            </w:tabs>
+            <w:rPr>
+              <w:rFonts w:eastAsiaTheme="minorEastAsia"/>
+              <w:noProof/>
+            </w:rPr>
+          </w:pPr>
+          <w:hyperlink w:anchor="_Toc243086687" w:history="1">
+            <w:r>
+              <w:rPr>
+                <w:rStyle w:val="Hyperlink"/>
+                <w:noProof/>
+              </w:rPr>
+              <w:t>Setup IAM user:</w:t>
+            </w:r>
+            <w:r>
+              <w:rPr>
+                <w:noProof/>
+                <w:webHidden/>
+              </w:rPr>
+              <w:tab/>
+            </w:r>
+            <w:r>
+              <w:rPr>
+                <w:noProof/>
+                <w:webHidden/>
+              </w:rPr>
+              <w:fldChar w:fldCharType="begin"/>
+            </w:r>
+            <w:r>
+              <w:rPr>
+                <w:noProof/>
+                <w:webHidden/>
+              </w:rPr>
+              <w:instrText xml:space="preserve"> PAGEREF _Toc243086687 \h </w:instrText>
+            </w:r>
+            <w:r>
+              <w:rPr>
+                <w:noProof/>
+                <w:webHidden/>
+              </w:rPr>
+            </w:r>
+            <w:r>
+              <w:rPr>
+                <w:noProof/>
+                <w:webHidden/>
+              </w:rPr>
+              <w:fldChar w:fldCharType="separate"/>
+            </w:r>
+            <w:r>
+              <w:rPr>
+                <w:noProof/>
+                <w:webHidden/>
+              </w:rPr>
+              <w:t>8</w:t>
+            </w:r>
+            <w:r>
+              <w:rPr>
+                <w:noProof/>
+                <w:webHidden/>
+              </w:rPr>
+              <w:fldChar w:fldCharType="end"/>
+            </w:r>
+          </w:hyperlink>
+        </w:p>
+        <w:p>
+          <w:pPr>
+            <w:pStyle w:val="TOC1"/>
+            <w:tabs>
+              <w:tab w:val="right" w:leader="dot" w:pos="9350"/>
+            </w:tabs>
+            <w:rPr>
+              <w:rFonts w:eastAsiaTheme="minorEastAsia"/>
+              <w:noProof/>
+            </w:rPr>
+          </w:pPr>
+          <w:hyperlink w:anchor="_Toc243086688" w:history="1">
+            <w:r>
+              <w:rPr>
+                <w:rStyle w:val="Hyperlink"/>
+                <w:noProof/>
+              </w:rPr>
+              <w:t>Create Terraform state bucket and lock table</w:t>
+            </w:r>
+            <w:r>
+              <w:rPr>
+                <w:noProof/>
+                <w:webHidden/>
+              </w:rPr>
+              <w:tab/>
+            </w:r>
+            <w:r>
+              <w:rPr>
+                <w:noProof/>
+                <w:webHidden/>
+              </w:rPr>
+              <w:fldChar w:fldCharType="begin"/>
+            </w:r>
+            <w:r>
+              <w:rPr>
+                <w:noProof/>
+                <w:webHidden/>
+              </w:rPr>
+              <w:instrText xml:space="preserve"> PAGEREF _Toc243086688 \h </w:instrText>
+            </w:r>
+            <w:r>
+              <w:rPr>
+                <w:noProof/>
+                <w:webHidden/>
+              </w:rPr>
+            </w:r>
+            <w:r>
+              <w:rPr>
+                <w:noProof/>
+                <w:webHidden/>
+              </w:rPr>
+              <w:fldChar w:fldCharType="separate"/>
+            </w:r>
+            <w:r>
+              <w:rPr>
+                <w:noProof/>
+                <w:webHidden/>
+              </w:rPr>
+              <w:t>9</w:t>
+            </w:r>
+            <w:r>
+              <w:rPr>
+                <w:noProof/>
+                <w:webHidden/>
+              </w:rPr>
+              <w:fldChar w:fldCharType="end"/>
+            </w:r>
+          </w:hyperlink>
+        </w:p>
+        <w:p>
+          <w:pPr>
+            <w:pStyle w:val="TOC2"/>
+            <w:tabs>
+              <w:tab w:val="right" w:leader="dot" w:pos="9350"/>
+            </w:tabs>
+            <w:rPr>
+              <w:rFonts w:eastAsiaTheme="minorEastAsia"/>
+              <w:noProof/>
+            </w:rPr>
+          </w:pPr>
+          <w:hyperlink w:anchor="_Toc243086689" w:history="1">
+            <w:r>
+              <w:rPr>
+                <w:rStyle w:val="Hyperlink"/>
+                <w:noProof/>
+              </w:rPr>
+              <w:t>Set admin IP:</w:t>
+            </w:r>
+            <w:r>
+              <w:rPr>
+                <w:noProof/>
+                <w:webHidden/>
+              </w:rPr>
+              <w:tab/>
+            </w:r>
+            <w:r>
+              <w:rPr>
+                <w:noProof/>
+                <w:webHidden/>
+              </w:rPr>
+              <w:fldChar w:fldCharType="begin"/>
+            </w:r>
+            <w:r>
+              <w:rPr>
+                <w:noProof/>
+                <w:webHidden/>
+              </w:rPr>
+              <w:instrText xml:space="preserve"> PAGEREF _Toc243086689 \h </w:instrText>
+            </w:r>
+            <w:r>
+              <w:rPr>
+                <w:noProof/>
+                <w:webHidden/>
+              </w:rPr>
+            </w:r>
+            <w:r>
+              <w:rPr>
+                <w:noProof/>
+                <w:webHidden/>
+              </w:rPr>
+              <w:fldChar w:fldCharType="separate"/>
+            </w:r>
+            <w:r>
+              <w:rPr>
+                <w:noProof/>
+                <w:webHidden/>
+              </w:rPr>
+              <w:t>9</w:t>
+            </w:r>
+            <w:r>
+              <w:rPr>
+                <w:noProof/>
+                <w:webHidden/>
+              </w:rPr>
+              <w:fldChar w:fldCharType="end"/>
+            </w:r>
+          </w:hyperlink>
+        </w:p>
+        <w:p>
+          <w:pPr>
+            <w:pStyle w:val="TOC1"/>
+            <w:tabs>
+              <w:tab w:val="right" w:leader="dot" w:pos="9350"/>
+            </w:tabs>
+            <w:rPr>
+              <w:rFonts w:eastAsiaTheme="minorEastAsia"/>
+              <w:noProof/>
+            </w:rPr>
+          </w:pPr>
+          <w:hyperlink w:anchor="_Toc243086690" w:history="1">
+            <w:r>
+              <w:rPr>
+                <w:rStyle w:val="Hyperlink"/>
+                <w:noProof/>
+              </w:rPr>
+              <w:t>Terraform</w:t>
+            </w:r>
+            <w:r>
+              <w:rPr>
+                <w:noProof/>
+                <w:webHidden/>
+              </w:rPr>
+              <w:tab/>
+            </w:r>
+            <w:r>
+              <w:rPr>
+                <w:noProof/>
+                <w:webHidden/>
+              </w:rPr>
+              <w:fldChar w:fldCharType="begin"/>
+            </w:r>
+            <w:r>
+              <w:rPr>
+                <w:noProof/>
+                <w:webHidden/>
+              </w:rPr>
+              <w:instrText xml:space="preserve"> PAGEREF _Toc243086690 \h </w:instrText>
+            </w:r>
+            <w:r>
+              <w:rPr>
+                <w:noProof/>
+                <w:webHidden/>
+              </w:rPr>
+            </w:r>
+            <w:r>
+              <w:rPr>
+                <w:noProof/>
+                <w:webHidden/>
+              </w:rPr>
+              <w:fldChar w:fldCharType="separate"/>
+            </w:r>
+            <w:r>
+              <w:rPr>
+                <w:noProof/>
+                <w:webHidden/>
+              </w:rPr>
+              <w:t>10</w:t>
+            </w:r>
+            <w:r>
+              <w:rPr>
+                <w:noProof/>
+                <w:webHidden/>
+              </w:rPr>
+              <w:fldChar w:fldCharType="end"/>
+            </w:r>
+          </w:hyperlink>
+        </w:p>
+        <w:p>
+          <w:pPr>
+            <w:pStyle w:val="TOC2"/>
+            <w:tabs>
+              <w:tab w:val="right" w:leader="dot" w:pos="9350"/>
+            </w:tabs>
+            <w:rPr>
+              <w:rFonts w:eastAsiaTheme="minorEastAsia"/>
+              <w:noProof/>
+            </w:rPr>
+          </w:pPr>
+          <w:hyperlink w:anchor="_Toc243086691" w:history="1">
+            <w:r>
+              <w:rPr>
+                <w:rStyle w:val="Hyperlink"/>
+                <w:noProof/>
+              </w:rPr>
+              <w:t>Initialize</w:t>
+            </w:r>
+            <w:r>
+              <w:rPr>
+                <w:noProof/>
+                <w:webHidden/>
+              </w:rPr>
+              <w:tab/>
+            </w:r>
+            <w:r>
+              <w:rPr>
+                <w:noProof/>
+                <w:webHidden/>
+              </w:rPr>
+              <w:fldChar w:fldCharType="begin"/>
+            </w:r>
+            <w:r>
+              <w:rPr>
+                <w:noProof/>
+                <w:webHidden/>
+              </w:rPr>
+              <w:instrText xml:space="preserve"> PAGEREF _Toc243086691 \h </w:instrText>
+            </w:r>
+            <w:r>
+              <w:rPr>
+                <w:noProof/>
+                <w:webHidden/>
+              </w:rPr>
+            </w:r>
+            <w:r>
+              <w:rPr>
+                <w:noProof/>
+                <w:webHidden/>
+              </w:rPr>
+              <w:fldChar w:fldCharType="separate"/>
+            </w:r>
+            <w:r>
+              <w:rPr>
+                <w:noProof/>
+                <w:webHidden/>
+              </w:rPr>
+              <w:t>10</w:t>
+            </w:r>
+            <w:r>
+              <w:rPr>
+                <w:noProof/>
+                <w:webHidden/>
+              </w:rPr>
+              <w:fldChar w:fldCharType="end"/>
+            </w:r>
+          </w:hyperlink>
+        </w:p>
+        <w:p>
+          <w:pPr>
+            <w:pStyle w:val="TOC2"/>
+            <w:tabs>
+              <w:tab w:val="right" w:leader="dot" w:pos="9350"/>
+            </w:tabs>
+            <w:rPr>
+              <w:rFonts w:eastAsiaTheme="minorEastAsia"/>
+              <w:noProof/>
+            </w:rPr>
+          </w:pPr>
+          <w:hyperlink w:anchor="_Toc243086692" w:history="1">
+            <w:r>
+              <w:rPr>
+                <w:rStyle w:val="Hyperlink"/>
+                <w:noProof/>
+              </w:rPr>
+              <w:t>Plan</w:t>
+            </w:r>
+            <w:r>
+              <w:rPr>
+                <w:noProof/>
+                <w:webHidden/>
+              </w:rPr>
+              <w:tab/>
+            </w:r>
+            <w:r>
+              <w:rPr>
+                <w:noProof/>
+                <w:webHidden/>
+              </w:rPr>
+              <w:fldChar w:fldCharType="begin"/>
+            </w:r>
+            <w:r>
+              <w:rPr>
+                <w:noProof/>
+                <w:webHidden/>
+              </w:rPr>
+              <w:instrText xml:space="preserve"> PAGEREF _Toc243086692 \h </w:instrText>
+            </w:r>
+            <w:r>
+              <w:rPr>
+                <w:noProof/>
+                <w:webHidden/>
+              </w:rPr>
+            </w:r>
+            <w:r>
+              <w:rPr>
+                <w:noProof/>
+                <w:webHidden/>
+              </w:rPr>
+              <w:fldChar w:fldCharType="separate"/>
+            </w:r>
+            <w:r>
+              <w:rPr>
+                <w:noProof/>
+                <w:webHidden/>
+              </w:rPr>
+              <w:t>11</w:t>
+            </w:r>
+            <w:r>
+              <w:rPr>
+                <w:noProof/>
+                <w:webHidden/>
+              </w:rPr>
+              <w:fldChar w:fldCharType="end"/>
+            </w:r>
+          </w:hyperlink>
+        </w:p>
+        <w:p>
+          <w:pPr>
+            <w:pStyle w:val="TOC2"/>
+            <w:tabs>
+              <w:tab w:val="right" w:leader="dot" w:pos="9350"/>
+            </w:tabs>
+            <w:rPr>
+              <w:rFonts w:eastAsiaTheme="minorEastAsia"/>
+              <w:noProof/>
+            </w:rPr>
+          </w:pPr>
+          <w:hyperlink w:anchor="_Toc243086693" w:history="1">
+            <w:r>
+              <w:rPr>
+                <w:rStyle w:val="Hyperlink"/>
+                <w:noProof/>
+              </w:rPr>
+              <w:t>Apply:</w:t>
+            </w:r>
+            <w:r>
+              <w:rPr>
+                <w:noProof/>
+                <w:webHidden/>
+              </w:rPr>
+              <w:tab/>
+            </w:r>
+            <w:r>
+              <w:rPr>
+                <w:noProof/>
+                <w:webHidden/>
+              </w:rPr>
+              <w:fldChar w:fldCharType="begin"/>
+            </w:r>
+            <w:r>
+              <w:rPr>
+                <w:noProof/>
+                <w:webHidden/>
+              </w:rPr>
+              <w:instrText xml:space="preserve"> PAGEREF _Toc243086693 \h </w:instrText>
+            </w:r>
+            <w:r>
+              <w:rPr>
+                <w:noProof/>
+                <w:webHidden/>
+              </w:rPr>
+            </w:r>
+            <w:r>
+              <w:rPr>
+                <w:noProof/>
+                <w:webHidden/>
+              </w:rPr>
+              <w:fldChar w:fldCharType="separate"/>
+            </w:r>
+            <w:r>
+              <w:rPr>
+                <w:noProof/>
+                <w:webHidden/>
+              </w:rPr>
+              <w:t>13</w:t>
+            </w:r>
+            <w:r>
+              <w:rPr>
+                <w:noProof/>
+                <w:webHidden/>
+              </w:rPr>
+              <w:fldChar w:fldCharType="end"/>
+            </w:r>
+          </w:hyperlink>
+        </w:p>
+        <w:p>
+          <w:pPr>
+            <w:pStyle w:val="TOC2"/>
+            <w:tabs>
+              <w:tab w:val="right" w:leader="dot" w:pos="9350"/>
+            </w:tabs>
+            <w:rPr>
+              <w:rFonts w:eastAsiaTheme="minorEastAsia"/>
+              <w:noProof/>
+            </w:rPr>
+          </w:pPr>
+          <w:hyperlink w:anchor="_Toc243086694" w:history="1">
+            <w:r>
+              <w:rPr>
+                <w:rStyle w:val="Hyperlink"/>
+                <w:noProof/>
+              </w:rPr>
+              <w:t>terraform output:</w:t>
+            </w:r>
+            <w:r>
+              <w:rPr>
+                <w:noProof/>
+                <w:webHidden/>
+              </w:rPr>
+              <w:tab/>
+            </w:r>
+            <w:r>
+              <w:rPr>
+                <w:noProof/>
+                <w:webHidden/>
+              </w:rPr>
+              <w:fldChar w:fldCharType="begin"/>
+            </w:r>
+            <w:r>
+              <w:rPr>
+                <w:noProof/>
+                <w:webHidden/>
+              </w:rPr>
+              <w:instrText xml:space="preserve"> PAGEREF _Toc243086694 \h </w:instrText>
+            </w:r>
+            <w:r>
+              <w:rPr>
+                <w:noProof/>
+                <w:webHidden/>
+              </w:rPr>
+            </w:r>
+            <w:r>
+              <w:rPr>
+                <w:noProof/>
+                <w:webHidden/>
+              </w:rPr>
+              <w:fldChar w:fldCharType="separate"/>
+            </w:r>
+            <w:r>
+              <w:rPr>
+                <w:noProof/>
+                <w:webHidden/>
+              </w:rPr>
+              <w:t>14</w:t>
+            </w:r>
+            <w:r>
+              <w:rPr>
+                <w:noProof/>
+                <w:webHidden/>
+              </w:rPr>
+              <w:fldChar w:fldCharType="end"/>
+            </w:r>
+          </w:hyperlink>
+        </w:p>
+        <w:p>
+          <w:pPr>
+            <w:pStyle w:val="TOC2"/>
+            <w:tabs>
+              <w:tab w:val="right" w:leader="dot" w:pos="9350"/>
+            </w:tabs>
+            <w:rPr>
+              <w:rFonts w:eastAsiaTheme="minorEastAsia"/>
+              <w:noProof/>
+            </w:rPr>
+          </w:pPr>
+          <w:hyperlink w:anchor="_Toc243086695" w:history="1">
+            <w:r>
+              <w:rPr>
+                <w:rStyle w:val="Hyperlink"/>
+                <w:noProof/>
+              </w:rPr>
+              <w:t>Connect kubectl:</w:t>
+            </w:r>
+            <w:r>
+              <w:rPr>
+                <w:noProof/>
+                <w:webHidden/>
+              </w:rPr>
+              <w:tab/>
+            </w:r>
+            <w:r>
+              <w:rPr>
+                <w:noProof/>
+                <w:webHidden/>
+              </w:rPr>
+              <w:fldChar w:fldCharType="begin"/>
+            </w:r>
+            <w:r>
+              <w:rPr>
+                <w:noProof/>
+                <w:webHidden/>
+              </w:rPr>
+              <w:instrText xml:space="preserve"> PAGEREF _Toc243086695 \h </w:instrText>
+            </w:r>
+            <w:r>
+              <w:rPr>
+                <w:noProof/>
+                <w:webHidden/>
+              </w:rPr>
+            </w:r>
+            <w:r>
+              <w:rPr>
+                <w:noProof/>
+                <w:webHidden/>
+              </w:rPr>
+              <w:fldChar w:fldCharType="separate"/>
+            </w:r>
+            <w:r>
+              <w:rPr>
+                <w:noProof/>
+                <w:webHidden/>
+              </w:rPr>
+              <w:t>14</w:t>
+            </w:r>
+            <w:r>
+              <w:rPr>
+                <w:noProof/>
+                <w:webHidden/>
+              </w:rPr>
+              <w:fldChar w:fldCharType="end"/>
+            </w:r>
+          </w:hyperlink>
+        </w:p>
+        <w:p>
+          <w:pPr>
+            <w:pStyle w:val="TOC3"/>
+            <w:tabs>
+              <w:tab w:val="right" w:leader="dot" w:pos="9350"/>
+            </w:tabs>
+            <w:rPr>
+              <w:rFonts w:eastAsiaTheme="minorEastAsia"/>
+              <w:noProof/>
+            </w:rPr>
+          </w:pPr>
+          <w:hyperlink w:anchor="_Toc243086696" w:history="1">
+            <w:r>
+              <w:rPr>
+                <w:rStyle w:val="Hyperlink"/>
+                <w:noProof/>
+              </w:rPr>
+              <w:t>2 nodes are ready:</w:t>
+            </w:r>
+            <w:r>
+              <w:rPr>
+                <w:noProof/>
+                <w:webHidden/>
+              </w:rPr>
+              <w:tab/>
+            </w:r>
+            <w:r>
+              <w:rPr>
+                <w:noProof/>
+                <w:webHidden/>
+              </w:rPr>
+              <w:fldChar w:fldCharType="begin"/>
+            </w:r>
+            <w:r>
+              <w:rPr>
+                <w:noProof/>
+                <w:webHidden/>
+              </w:rPr>
+              <w:instrText xml:space="preserve"> PAGEREF _Toc243086696 \h </w:instrText>
+            </w:r>
+            <w:r>
+              <w:rPr>
+                <w:noProof/>
+                <w:webHidden/>
+              </w:rPr>
+            </w:r>
+            <w:r>
+              <w:rPr>
+                <w:noProof/>
+                <w:webHidden/>
+              </w:rPr>
+              <w:fldChar w:fldCharType="separate"/>
+            </w:r>
+            <w:r>
+              <w:rPr>
+                <w:noProof/>
+                <w:webHidden/>
+              </w:rPr>
+              <w:t>14</w:t>
+            </w:r>
+            <w:r>
+              <w:rPr>
+                <w:noProof/>
+                <w:webHidden/>
+              </w:rPr>
+              <w:fldChar w:fldCharType="end"/>
+            </w:r>
+          </w:hyperlink>
+        </w:p>
+        <w:p>
+          <w:pPr>
+            <w:pStyle w:val="TOC1"/>
+            <w:tabs>
+              <w:tab w:val="right" w:leader="dot" w:pos="9350"/>
+            </w:tabs>
+            <w:rPr>
+              <w:rFonts w:eastAsiaTheme="minorEastAsia"/>
+              <w:noProof/>
+            </w:rPr>
+          </w:pPr>
+          <w:hyperlink w:anchor="_Toc243086697" w:history="1">
+            <w:r>
+              <w:rPr>
+                <w:rStyle w:val="Hyperlink"/>
+                <w:noProof/>
+              </w:rPr>
+              <w:t>Run Ansible playbook:</w:t>
+            </w:r>
+            <w:r>
+              <w:rPr>
+                <w:noProof/>
+                <w:webHidden/>
+              </w:rPr>
+              <w:tab/>
+            </w:r>
+            <w:r>
+              <w:rPr>
+                <w:noProof/>
+                <w:webHidden/>
+              </w:rPr>
+              <w:fldChar w:fldCharType="begin"/>
+            </w:r>
+            <w:r>
+              <w:rPr>
+                <w:noProof/>
+                <w:webHidden/>
+              </w:rPr>
+              <w:instrText xml:space="preserve"> PAGEREF _Toc243086697 \h </w:instrText>
+            </w:r>
+            <w:r>
+              <w:rPr>
+                <w:noProof/>
+                <w:webHidden/>
+              </w:rPr>
+            </w:r>
+            <w:r>
+              <w:rPr>
+                <w:noProof/>
+                <w:webHidden/>
+              </w:rPr>
+              <w:fldChar w:fldCharType="separate"/>
+            </w:r>
+            <w:r>
+              <w:rPr>
+                <w:noProof/>
+                <w:webHidden/>
+              </w:rPr>
+              <w:t>15</w:t>
+            </w:r>
+            <w:r>
+              <w:rPr>
+                <w:noProof/>
+                <w:webHidden/>
+              </w:rPr>
+              <w:fldChar w:fldCharType="end"/>
+            </w:r>
+          </w:hyperlink>
+        </w:p>
+        <w:p>
+          <w:pPr>
+            <w:pStyle w:val="TOC2"/>
+            <w:tabs>
+              <w:tab w:val="right" w:leader="dot" w:pos="9350"/>
+            </w:tabs>
+            <w:rPr>
+              <w:rFonts w:eastAsiaTheme="minorEastAsia"/>
+              <w:noProof/>
+            </w:rPr>
+          </w:pPr>
+          <w:hyperlink w:anchor="_Toc243086698" w:history="1">
+            <w:r>
+              <w:rPr>
+                <w:rStyle w:val="Hyperlink"/>
+                <w:noProof/>
+              </w:rPr>
+              <w:t>Verify Jenkins server in wsl:</w:t>
+            </w:r>
+            <w:r>
+              <w:rPr>
+                <w:noProof/>
+                <w:webHidden/>
+              </w:rPr>
+              <w:tab/>
+            </w:r>
+            <w:r>
+              <w:rPr>
+                <w:noProof/>
+                <w:webHidden/>
+              </w:rPr>
+              <w:fldChar w:fldCharType="begin"/>
+            </w:r>
+            <w:r>
+              <w:rPr>
+                <w:noProof/>
+                <w:webHidden/>
+              </w:rPr>
+              <w:instrText xml:space="preserve"> PAGEREF _Toc243086698 \h </w:instrText>
+            </w:r>
+            <w:r>
+              <w:rPr>
+                <w:noProof/>
+                <w:webHidden/>
+              </w:rPr>
+            </w:r>
+            <w:r>
+              <w:rPr>
+                <w:noProof/>
+                <w:webHidden/>
+              </w:rPr>
+              <w:fldChar w:fldCharType="separate"/>
+            </w:r>
+            <w:r>
+              <w:rPr>
+                <w:noProof/>
+                <w:webHidden/>
+              </w:rPr>
+              <w:t>15</w:t>
+            </w:r>
+            <w:r>
+              <w:rPr>
+                <w:noProof/>
+                <w:webHidden/>
+              </w:rPr>
+              <w:fldChar w:fldCharType="end"/>
+            </w:r>
+          </w:hyperlink>
+        </w:p>
+        <w:p>
+          <w:pPr>
+            <w:pStyle w:val="TOC1"/>
+            <w:tabs>
+              <w:tab w:val="right" w:leader="dot" w:pos="9350"/>
+            </w:tabs>
+            <w:rPr>
+              <w:rFonts w:eastAsiaTheme="minorEastAsia"/>
+              <w:noProof/>
+            </w:rPr>
+          </w:pPr>
+          <w:hyperlink w:anchor="_Toc243086699" w:history="1">
+            <w:r>
+              <w:rPr>
+                <w:rStyle w:val="Hyperlink"/>
+                <w:noProof/>
+              </w:rPr>
+              <w:t>Jenkins Configuration</w:t>
+            </w:r>
+            <w:r>
+              <w:rPr>
+                <w:noProof/>
+                <w:webHidden/>
+              </w:rPr>
+              <w:tab/>
+            </w:r>
+            <w:r>
+              <w:rPr>
+                <w:noProof/>
+                <w:webHidden/>
+              </w:rPr>
+              <w:fldChar w:fldCharType="begin"/>
+            </w:r>
+            <w:r>
+              <w:rPr>
+                <w:noProof/>
+                <w:webHidden/>
+              </w:rPr>
+              <w:instrText xml:space="preserve"> PAGEREF _Toc243086699 \h </w:instrText>
+            </w:r>
+            <w:r>
+              <w:rPr>
+                <w:noProof/>
+                <w:webHidden/>
+              </w:rPr>
+            </w:r>
+            <w:r>
+              <w:rPr>
+                <w:noProof/>
+                <w:webHidden/>
+              </w:rPr>
+              <w:fldChar w:fldCharType="separate"/>
+            </w:r>
+            <w:r>
+              <w:rPr>
+                <w:noProof/>
+                <w:webHidden/>
+              </w:rPr>
+              <w:t>16</w:t>
+            </w:r>
+            <w:r>
+              <w:rPr>
+                <w:noProof/>
+                <w:webHidden/>
+              </w:rPr>
+              <w:fldChar w:fldCharType="end"/>
+            </w:r>
+          </w:hyperlink>
+        </w:p>
+        <w:p>
+          <w:pPr>
+            <w:pStyle w:val="TOC2"/>
+            <w:tabs>
+              <w:tab w:val="right" w:leader="dot" w:pos="9350"/>
+            </w:tabs>
+            <w:rPr>
+              <w:rFonts w:eastAsiaTheme="minorEastAsia"/>
+              <w:noProof/>
+            </w:rPr>
+          </w:pPr>
+          <w:hyperlink w:anchor="_Toc243086700" w:history="1">
+            <w:r>
+              <w:rPr>
+                <w:rStyle w:val="Hyperlink"/>
+                <w:noProof/>
+              </w:rPr>
+              <w:t>Manage  Plugins:</w:t>
+            </w:r>
+            <w:r>
+              <w:rPr>
+                <w:noProof/>
+                <w:webHidden/>
+              </w:rPr>
+              <w:tab/>
+            </w:r>
+            <w:r>
+              <w:rPr>
+                <w:noProof/>
+                <w:webHidden/>
+              </w:rPr>
+              <w:fldChar w:fldCharType="begin"/>
+            </w:r>
+            <w:r>
+              <w:rPr>
+                <w:noProof/>
+                <w:webHidden/>
+              </w:rPr>
+              <w:instrText xml:space="preserve"> PAGEREF _Toc243086700 \h </w:instrText>
+            </w:r>
+            <w:r>
+              <w:rPr>
+                <w:noProof/>
+                <w:webHidden/>
+              </w:rPr>
+            </w:r>
+            <w:r>
+              <w:rPr>
+                <w:noProof/>
+                <w:webHidden/>
+              </w:rPr>
+              <w:fldChar w:fldCharType="separate"/>
+            </w:r>
+            <w:r>
+              <w:rPr>
+                <w:noProof/>
+                <w:webHidden/>
+              </w:rPr>
+              <w:t>18</w:t>
+            </w:r>
+            <w:r>
+              <w:rPr>
+                <w:noProof/>
+                <w:webHidden/>
+              </w:rPr>
+              <w:fldChar w:fldCharType="end"/>
+            </w:r>
+          </w:hyperlink>
+        </w:p>
+        <w:p>
+          <w:pPr>
+            <w:pStyle w:val="TOC2"/>
+            <w:tabs>
+              <w:tab w:val="right" w:leader="dot" w:pos="9350"/>
+            </w:tabs>
+            <w:rPr>
+              <w:rFonts w:eastAsiaTheme="minorEastAsia"/>
+              <w:noProof/>
+            </w:rPr>
+          </w:pPr>
+          <w:hyperlink w:anchor="_Toc243086701" w:history="1">
+            <w:r>
+              <w:rPr>
+                <w:rStyle w:val="Hyperlink"/>
+                <w:noProof/>
+              </w:rPr>
+              <w:t>Add required credentials to Jenkins</w:t>
+            </w:r>
+            <w:r>
+              <w:rPr>
+                <w:noProof/>
+                <w:webHidden/>
+              </w:rPr>
+              <w:tab/>
+            </w:r>
+            <w:r>
+              <w:rPr>
+                <w:noProof/>
+                <w:webHidden/>
+              </w:rPr>
+              <w:fldChar w:fldCharType="begin"/>
+            </w:r>
+            <w:r>
+              <w:rPr>
+                <w:noProof/>
+                <w:webHidden/>
+              </w:rPr>
+              <w:instrText xml:space="preserve"> PAGEREF _Toc243086701 \h </w:instrText>
+            </w:r>
+            <w:r>
+              <w:rPr>
+                <w:noProof/>
+                <w:webHidden/>
+              </w:rPr>
+            </w:r>
+            <w:r>
+              <w:rPr>
+                <w:noProof/>
+                <w:webHidden/>
+              </w:rPr>
+              <w:fldChar w:fldCharType="separate"/>
+            </w:r>
+            <w:r>
+              <w:rPr>
+                <w:noProof/>
+                <w:webHidden/>
+              </w:rPr>
+              <w:t>19</w:t>
+            </w:r>
+            <w:r>
+              <w:rPr>
+                <w:noProof/>
+                <w:webHidden/>
+              </w:rPr>
+              <w:fldChar w:fldCharType="end"/>
+            </w:r>
+          </w:hyperlink>
+        </w:p>
+        <w:p>
+          <w:pPr>
+            <w:pStyle w:val="TOC2"/>
+            <w:tabs>
+              <w:tab w:val="right" w:leader="dot" w:pos="9350"/>
+            </w:tabs>
+            <w:rPr>
+              <w:rFonts w:eastAsiaTheme="minorEastAsia"/>
+              <w:noProof/>
+            </w:rPr>
+          </w:pPr>
+          <w:hyperlink w:anchor="_Toc243086702" w:history="1">
+            <w:r>
+              <w:rPr>
+                <w:rStyle w:val="Hyperlink"/>
+                <w:noProof/>
+              </w:rPr>
+              <w:t>Create the terraform job</w:t>
+            </w:r>
+            <w:r>
+              <w:rPr>
+                <w:noProof/>
+                <w:webHidden/>
+              </w:rPr>
+              <w:tab/>
+            </w:r>
+            <w:r>
+              <w:rPr>
+                <w:noProof/>
+                <w:webHidden/>
+              </w:rPr>
+              <w:fldChar w:fldCharType="begin"/>
+            </w:r>
+            <w:r>
+              <w:rPr>
+                <w:noProof/>
+                <w:webHidden/>
+              </w:rPr>
+              <w:instrText xml:space="preserve"> PAGEREF _Toc243086702 \h </w:instrText>
+            </w:r>
+            <w:r>
+              <w:rPr>
+                <w:noProof/>
+                <w:webHidden/>
+              </w:rPr>
+            </w:r>
+            <w:r>
+              <w:rPr>
+                <w:noProof/>
+                <w:webHidden/>
+              </w:rPr>
+              <w:fldChar w:fldCharType="separate"/>
+            </w:r>
+            <w:r>
+              <w:rPr>
+                <w:noProof/>
+                <w:webHidden/>
+              </w:rPr>
+              <w:t>19</w:t>
+            </w:r>
+            <w:r>
+              <w:rPr>
+                <w:noProof/>
+                <w:webHidden/>
+              </w:rPr>
+              <w:fldChar w:fldCharType="end"/>
+            </w:r>
+          </w:hyperlink>
+        </w:p>
+        <w:p>
+          <w:pPr>
+            <w:pStyle w:val="TOC2"/>
+            <w:tabs>
+              <w:tab w:val="right" w:leader="dot" w:pos="9350"/>
+            </w:tabs>
+            <w:rPr>
+              <w:rFonts w:eastAsiaTheme="minorEastAsia"/>
+              <w:noProof/>
+            </w:rPr>
+          </w:pPr>
+          <w:hyperlink w:anchor="_Toc243086703" w:history="1">
+            <w:r>
+              <w:rPr>
+                <w:rStyle w:val="Hyperlink"/>
+                <w:noProof/>
+              </w:rPr>
+              <w:t>Create the Ansible job</w:t>
+            </w:r>
+            <w:r>
+              <w:rPr>
+                <w:noProof/>
+                <w:webHidden/>
+              </w:rPr>
+              <w:tab/>
+            </w:r>
+            <w:r>
+              <w:rPr>
+                <w:noProof/>
+                <w:webHidden/>
+              </w:rPr>
+              <w:fldChar w:fldCharType="begin"/>
+            </w:r>
+            <w:r>
+              <w:rPr>
+                <w:noProof/>
+                <w:webHidden/>
+              </w:rPr>
+              <w:instrText xml:space="preserve"> PAGEREF _Toc243086703 \h </w:instrText>
+            </w:r>
+            <w:r>
+              <w:rPr>
+                <w:noProof/>
+                <w:webHidden/>
+              </w:rPr>
+            </w:r>
+            <w:r>
+              <w:rPr>
+                <w:noProof/>
+                <w:webHidden/>
+              </w:rPr>
+              <w:fldChar w:fldCharType="separate"/>
+            </w:r>
+            <w:r>
+              <w:rPr>
+                <w:noProof/>
+                <w:webHidden/>
+              </w:rPr>
+              <w:t>20</w:t>
+            </w:r>
+            <w:r>
+              <w:rPr>
+                <w:noProof/>
+                <w:webHidden/>
+              </w:rPr>
+              <w:fldChar w:fldCharType="end"/>
+            </w:r>
+          </w:hyperlink>
+        </w:p>
+        <w:p>
+          <w:pPr>
+            <w:pStyle w:val="TOC2"/>
+            <w:tabs>
+              <w:tab w:val="right" w:leader="dot" w:pos="9350"/>
+            </w:tabs>
+            <w:rPr>
+              <w:rFonts w:eastAsiaTheme="minorEastAsia"/>
+              <w:noProof/>
+            </w:rPr>
+          </w:pPr>
+          <w:hyperlink w:anchor="_Toc243086704" w:history="1">
+            <w:r>
+              <w:rPr>
+                <w:rStyle w:val="Hyperlink"/>
+                <w:noProof/>
+              </w:rPr>
+              <w:t>Create the app job:</w:t>
+            </w:r>
+            <w:r>
+              <w:rPr>
+                <w:noProof/>
+                <w:webHidden/>
+              </w:rPr>
+              <w:tab/>
+            </w:r>
+            <w:r>
+              <w:rPr>
+                <w:noProof/>
+                <w:webHidden/>
+              </w:rPr>
+              <w:fldChar w:fldCharType="begin"/>
+            </w:r>
+            <w:r>
+              <w:rPr>
+                <w:noProof/>
+                <w:webHidden/>
+              </w:rPr>
+              <w:instrText xml:space="preserve"> PAGEREF _Toc243086704 \h </w:instrText>
+            </w:r>
+            <w:r>
+              <w:rPr>
+                <w:noProof/>
+                <w:webHidden/>
+              </w:rPr>
+            </w:r>
+            <w:r>
+              <w:rPr>
+                <w:noProof/>
+                <w:webHidden/>
+              </w:rPr>
+              <w:fldChar w:fldCharType="separate"/>
+            </w:r>
+            <w:r>
+              <w:rPr>
+                <w:noProof/>
+                <w:webHidden/>
+              </w:rPr>
+              <w:t>21</w:t>
+            </w:r>
+            <w:r>
+              <w:rPr>
+                <w:noProof/>
+                <w:webHidden/>
+              </w:rPr>
+              <w:fldChar w:fldCharType="end"/>
+            </w:r>
+          </w:hyperlink>
+        </w:p>
+        <w:p>
+          <w:pPr>
+            <w:pStyle w:val="TOC2"/>
+            <w:tabs>
+              <w:tab w:val="right" w:leader="dot" w:pos="9350"/>
+            </w:tabs>
+            <w:rPr>
+              <w:rFonts w:eastAsiaTheme="minorEastAsia"/>
+              <w:noProof/>
+            </w:rPr>
+          </w:pPr>
+          <w:hyperlink w:anchor="_Toc243086705" w:history="1">
+            <w:r>
+              <w:rPr>
+                <w:rStyle w:val="Hyperlink"/>
+                <w:noProof/>
+              </w:rPr>
+              <w:t>Add the GitHub Webhook</w:t>
+            </w:r>
+            <w:r>
+              <w:rPr>
+                <w:noProof/>
+                <w:webHidden/>
+              </w:rPr>
+              <w:tab/>
+            </w:r>
+            <w:r>
+              <w:rPr>
+                <w:noProof/>
+                <w:webHidden/>
+              </w:rPr>
+              <w:fldChar w:fldCharType="begin"/>
+            </w:r>
+            <w:r>
+              <w:rPr>
+                <w:noProof/>
+                <w:webHidden/>
+              </w:rPr>
+              <w:instrText xml:space="preserve"> PAGEREF _Toc243086705 \h </w:instrText>
+            </w:r>
+            <w:r>
+              <w:rPr>
+                <w:noProof/>
+                <w:webHidden/>
+              </w:rPr>
+            </w:r>
+            <w:r>
+              <w:rPr>
+                <w:noProof/>
+                <w:webHidden/>
+              </w:rPr>
+              <w:fldChar w:fldCharType="separate"/>
+            </w:r>
+            <w:r>
+              <w:rPr>
+                <w:noProof/>
+                <w:webHidden/>
+              </w:rPr>
+              <w:t>23</w:t>
+            </w:r>
+            <w:r>
+              <w:rPr>
+                <w:noProof/>
+                <w:webHidden/>
+              </w:rPr>
+              <w:fldChar w:fldCharType="end"/>
+            </w:r>
+          </w:hyperlink>
+        </w:p>
+        <w:p>
+          <w:pPr>
+            <w:pStyle w:val="TOC1"/>
+            <w:tabs>
+              <w:tab w:val="right" w:leader="dot" w:pos="9350"/>
+            </w:tabs>
+            <w:rPr>
+              <w:rFonts w:eastAsiaTheme="minorEastAsia"/>
+              <w:noProof/>
+            </w:rPr>
+          </w:pPr>
+          <w:hyperlink w:anchor="_Toc243086706" w:history="1">
+            <w:r>
+              <w:rPr>
+                <w:rStyle w:val="Hyperlink"/>
+                <w:noProof/>
+              </w:rPr>
+              <w:t>Run the pipelines:</w:t>
+            </w:r>
+            <w:r>
+              <w:rPr>
+                <w:noProof/>
+                <w:webHidden/>
+              </w:rPr>
+              <w:tab/>
+            </w:r>
+            <w:r>
+              <w:rPr>
+                <w:noProof/>
+                <w:webHidden/>
+              </w:rPr>
+              <w:fldChar w:fldCharType="begin"/>
+            </w:r>
+            <w:r>
+              <w:rPr>
+                <w:noProof/>
+                <w:webHidden/>
+              </w:rPr>
+              <w:instrText xml:space="preserve"> PAGEREF _Toc243086706 \h </w:instrText>
+            </w:r>
+            <w:r>
+              <w:rPr>
+                <w:noProof/>
+                <w:webHidden/>
+              </w:rPr>
+            </w:r>
+            <w:r>
+              <w:rPr>
+                <w:noProof/>
+                <w:webHidden/>
+              </w:rPr>
+              <w:fldChar w:fldCharType="separate"/>
+            </w:r>
+            <w:r>
+              <w:rPr>
+                <w:noProof/>
+                <w:webHidden/>
+              </w:rPr>
+              <w:t>23</w:t>
+            </w:r>
+            <w:r>
+              <w:rPr>
+                <w:noProof/>
+                <w:webHidden/>
+              </w:rPr>
+              <w:fldChar w:fldCharType="end"/>
+            </w:r>
+          </w:hyperlink>
+        </w:p>
+        <w:p>
+          <w:pPr>
+            <w:pStyle w:val="TOC3"/>
+            <w:tabs>
+              <w:tab w:val="right" w:leader="dot" w:pos="9350"/>
+            </w:tabs>
+            <w:rPr>
+              <w:rFonts w:eastAsiaTheme="minorEastAsia"/>
+              <w:noProof/>
+            </w:rPr>
+          </w:pPr>
+          <w:hyperlink w:anchor="_Toc243086707" w:history="1">
+            <w:r>
+              <w:rPr>
+                <w:rStyle w:val="Hyperlink"/>
+                <w:noProof/>
+              </w:rPr>
+              <w:t>Run streaming-infra pipeline with “Build with Parameters” option</w:t>
+            </w:r>
+            <w:r>
+              <w:rPr>
+                <w:noProof/>
+                <w:webHidden/>
+              </w:rPr>
+              <w:tab/>
+            </w:r>
+            <w:r>
+              <w:rPr>
+                <w:noProof/>
+                <w:webHidden/>
+              </w:rPr>
+              <w:fldChar w:fldCharType="begin"/>
+            </w:r>
+            <w:r>
+              <w:rPr>
+                <w:noProof/>
+                <w:webHidden/>
+              </w:rPr>
+              <w:instrText xml:space="preserve"> PAGEREF _Toc243086707 \h </w:instrText>
+            </w:r>
+            <w:r>
+              <w:rPr>
+                <w:noProof/>
+                <w:webHidden/>
+              </w:rPr>
+            </w:r>
+            <w:r>
+              <w:rPr>
+                <w:noProof/>
+                <w:webHidden/>
+              </w:rPr>
+              <w:fldChar w:fldCharType="separate"/>
+            </w:r>
+            <w:r>
+              <w:rPr>
+                <w:noProof/>
+                <w:webHidden/>
+              </w:rPr>
+              <w:t>23</w:t>
+            </w:r>
+            <w:r>
+              <w:rPr>
+                <w:noProof/>
+                <w:webHidden/>
+              </w:rPr>
+              <w:fldChar w:fldCharType="end"/>
+            </w:r>
+          </w:hyperlink>
+        </w:p>
+        <w:p>
+          <w:pPr>
+            <w:pStyle w:val="TOC2"/>
+            <w:tabs>
+              <w:tab w:val="right" w:leader="dot" w:pos="9350"/>
+            </w:tabs>
+            <w:rPr>
+              <w:rFonts w:eastAsiaTheme="minorEastAsia"/>
+              <w:noProof/>
+            </w:rPr>
+          </w:pPr>
+          <w:hyperlink w:anchor="_Toc243086708" w:history="1">
+            <w:r>
+              <w:rPr>
+                <w:rStyle w:val="Hyperlink"/>
+                <w:noProof/>
+              </w:rPr>
+              <w:t>When the Terraform apply in streamingapp-infra pipeline finishes, the next job that is,…streamingapp-ansible starts automatically. The build has passed</w:t>
+            </w:r>
+            <w:r>
+              <w:rPr>
+                <w:noProof/>
+                <w:webHidden/>
+              </w:rPr>
+              <w:tab/>
+            </w:r>
+            <w:r>
+              <w:rPr>
+                <w:noProof/>
+                <w:webHidden/>
+              </w:rPr>
+              <w:fldChar w:fldCharType="begin"/>
+            </w:r>
+            <w:r>
+              <w:rPr>
+                <w:noProof/>
+                <w:webHidden/>
+              </w:rPr>
+              <w:instrText xml:space="preserve"> PAGEREF _Toc243086708 \h </w:instrText>
+            </w:r>
+            <w:r>
+              <w:rPr>
+                <w:noProof/>
+                <w:webHidden/>
+              </w:rPr>
+            </w:r>
+            <w:r>
+              <w:rPr>
+                <w:noProof/>
+                <w:webHidden/>
+              </w:rPr>
+              <w:fldChar w:fldCharType="separate"/>
+            </w:r>
+            <w:r>
+              <w:rPr>
+                <w:noProof/>
+                <w:webHidden/>
+              </w:rPr>
+              <w:t>26</w:t>
+            </w:r>
+            <w:r>
+              <w:rPr>
+                <w:noProof/>
+                <w:webHidden/>
+              </w:rPr>
+              <w:fldChar w:fldCharType="end"/>
+            </w:r>
+          </w:hyperlink>
+        </w:p>
+        <w:p>
+          <w:pPr>
+            <w:pStyle w:val="TOC2"/>
+            <w:tabs>
+              <w:tab w:val="right" w:leader="dot" w:pos="9350"/>
+            </w:tabs>
+            <w:rPr>
+              <w:rFonts w:eastAsiaTheme="minorEastAsia"/>
+              <w:noProof/>
+            </w:rPr>
+          </w:pPr>
+          <w:hyperlink w:anchor="_Toc243086709" w:history="1">
+            <w:r>
+              <w:rPr>
+                <w:rStyle w:val="Hyperlink"/>
+                <w:noProof/>
+              </w:rPr>
+              <w:t>Now push to Sprint-3 branch to run streaming-app pipeline</w:t>
+            </w:r>
+            <w:r>
+              <w:rPr>
+                <w:noProof/>
+                <w:webHidden/>
+              </w:rPr>
+              <w:tab/>
+            </w:r>
+            <w:r>
+              <w:rPr>
+                <w:noProof/>
+                <w:webHidden/>
+              </w:rPr>
+              <w:fldChar w:fldCharType="begin"/>
+            </w:r>
+            <w:r>
+              <w:rPr>
+                <w:noProof/>
+                <w:webHidden/>
+              </w:rPr>
+              <w:instrText xml:space="preserve"> PAGEREF _Toc243086709 \h </w:instrText>
+            </w:r>
+            <w:r>
+              <w:rPr>
+                <w:noProof/>
+                <w:webHidden/>
+              </w:rPr>
+            </w:r>
+            <w:r>
+              <w:rPr>
+                <w:noProof/>
+                <w:webHidden/>
+              </w:rPr>
+              <w:fldChar w:fldCharType="separate"/>
+            </w:r>
+            <w:r>
+              <w:rPr>
+                <w:noProof/>
+                <w:webHidden/>
+              </w:rPr>
+              <w:t>27</w:t>
+            </w:r>
+            <w:r>
+              <w:rPr>
+                <w:noProof/>
+                <w:webHidden/>
+              </w:rPr>
+              <w:fldChar w:fldCharType="end"/>
+            </w:r>
+          </w:hyperlink>
+        </w:p>
+        <w:p>
+          <w:pPr>
+            <w:pStyle w:val="TOC2"/>
+            <w:tabs>
+              <w:tab w:val="right" w:leader="dot" w:pos="9350"/>
+            </w:tabs>
+            <w:rPr>
+              <w:rFonts w:eastAsiaTheme="minorEastAsia"/>
+              <w:noProof/>
+            </w:rPr>
+          </w:pPr>
+          <w:hyperlink w:anchor="_Toc243086710" w:history="1">
+            <w:r>
+              <w:rPr>
+                <w:rStyle w:val="Hyperlink"/>
+                <w:noProof/>
+              </w:rPr>
+              <w:t>The app is live now:</w:t>
+            </w:r>
+            <w:r>
+              <w:rPr>
+                <w:noProof/>
+                <w:webHidden/>
+              </w:rPr>
+              <w:tab/>
+            </w:r>
+            <w:r>
+              <w:rPr>
+                <w:noProof/>
+                <w:webHidden/>
+              </w:rPr>
+              <w:fldChar w:fldCharType="begin"/>
+            </w:r>
+            <w:r>
+              <w:rPr>
+                <w:noProof/>
+                <w:webHidden/>
+              </w:rPr>
+              <w:instrText xml:space="preserve"> PAGEREF _Toc243086710 \h </w:instrText>
+            </w:r>
+            <w:r>
+              <w:rPr>
+                <w:noProof/>
+                <w:webHidden/>
+              </w:rPr>
+            </w:r>
+            <w:r>
+              <w:rPr>
+                <w:noProof/>
+                <w:webHidden/>
+              </w:rPr>
+              <w:fldChar w:fldCharType="separate"/>
+            </w:r>
+            <w:r>
+              <w:rPr>
+                <w:noProof/>
+                <w:webHidden/>
+              </w:rPr>
+              <w:t>28</w:t>
+            </w:r>
+            <w:r>
+              <w:rPr>
+                <w:noProof/>
+                <w:webHidden/>
+              </w:rPr>
+              <w:fldChar w:fldCharType="end"/>
+            </w:r>
+          </w:hyperlink>
+        </w:p>
+        <w:p>
+          <w:pPr>
+            <w:pStyle w:val="TOC2"/>
+            <w:tabs>
+              <w:tab w:val="right" w:leader="dot" w:pos="9350"/>
+            </w:tabs>
+            <w:rPr>
+              <w:rFonts w:eastAsiaTheme="minorEastAsia"/>
+              <w:noProof/>
+            </w:rPr>
+          </w:pPr>
+          <w:hyperlink w:anchor="_Toc243086711" w:history="1">
+            <w:r>
+              <w:rPr>
+                <w:rStyle w:val="Hyperlink"/>
+                <w:noProof/>
+              </w:rPr>
+              <w:t>Run the ansible pipeline again to let the backend know “</w:t>
+            </w:r>
+            <w:r>
+              <w:rPr>
+                <w:rStyle w:val="Hyperlink"/>
+                <w:b/>
+                <w:bCs/>
+                <w:noProof/>
+              </w:rPr>
+              <w:t>http://k8s-streamingapp-826eeebfee-937221159.us-east-1.elb.amazonaws.com</w:t>
+            </w:r>
+            <w:r>
+              <w:rPr>
+                <w:rStyle w:val="Hyperlink"/>
+                <w:noProof/>
+              </w:rPr>
+              <w:t>” URL is allowed. Basically this will set the app URL for login/CORS</w:t>
+            </w:r>
+            <w:r>
+              <w:rPr>
+                <w:noProof/>
+                <w:webHidden/>
+              </w:rPr>
+              <w:tab/>
+            </w:r>
+            <w:r>
+              <w:rPr>
+                <w:noProof/>
+                <w:webHidden/>
+              </w:rPr>
+              <w:fldChar w:fldCharType="begin"/>
+            </w:r>
+            <w:r>
+              <w:rPr>
+                <w:noProof/>
+                <w:webHidden/>
+              </w:rPr>
+              <w:instrText xml:space="preserve"> PAGEREF _Toc243086711 \h </w:instrText>
+            </w:r>
+            <w:r>
+              <w:rPr>
+                <w:noProof/>
+                <w:webHidden/>
+              </w:rPr>
+            </w:r>
+            <w:r>
+              <w:rPr>
+                <w:noProof/>
+                <w:webHidden/>
+              </w:rPr>
+              <w:fldChar w:fldCharType="separate"/>
+            </w:r>
+            <w:r>
+              <w:rPr>
+                <w:noProof/>
+                <w:webHidden/>
+              </w:rPr>
+              <w:t>28</w:t>
+            </w:r>
+            <w:r>
+              <w:rPr>
+                <w:noProof/>
+                <w:webHidden/>
+              </w:rPr>
+              <w:fldChar w:fldCharType="end"/>
+            </w:r>
+          </w:hyperlink>
+        </w:p>
+        <w:p>
+          <w:pPr>
+            <w:pStyle w:val="TOC1"/>
+            <w:tabs>
+              <w:tab w:val="right" w:leader="dot" w:pos="9350"/>
+            </w:tabs>
+            <w:rPr>
+              <w:rFonts w:eastAsiaTheme="minorEastAsia"/>
+              <w:noProof/>
+            </w:rPr>
+          </w:pPr>
+          <w:hyperlink w:anchor="_Toc243086712" w:history="1">
+            <w:r>
+              <w:rPr>
+                <w:rStyle w:val="Hyperlink"/>
+                <w:noProof/>
+              </w:rPr>
+              <w:t>Additional screenshots:</w:t>
+            </w:r>
+            <w:r>
+              <w:rPr>
+                <w:noProof/>
+                <w:webHidden/>
+              </w:rPr>
+              <w:tab/>
+            </w:r>
+            <w:r>
+              <w:rPr>
+                <w:noProof/>
+                <w:webHidden/>
+              </w:rPr>
+              <w:fldChar w:fldCharType="begin"/>
+            </w:r>
+            <w:r>
+              <w:rPr>
+                <w:noProof/>
+                <w:webHidden/>
+              </w:rPr>
+              <w:instrText xml:space="preserve"> PAGEREF _Toc243086712 \h </w:instrText>
+            </w:r>
+            <w:r>
+              <w:rPr>
+                <w:noProof/>
+                <w:webHidden/>
+              </w:rPr>
+            </w:r>
+            <w:r>
+              <w:rPr>
+                <w:noProof/>
+                <w:webHidden/>
+              </w:rPr>
+              <w:fldChar w:fldCharType="separate"/>
+            </w:r>
+            <w:r>
+              <w:rPr>
+                <w:noProof/>
+                <w:webHidden/>
+              </w:rPr>
+              <w:t>30</w:t>
+            </w:r>
+            <w:r>
+              <w:rPr>
+                <w:noProof/>
+                <w:webHidden/>
+              </w:rPr>
+              <w:fldChar w:fldCharType="end"/>
+            </w:r>
+          </w:hyperlink>
+        </w:p>
+        <w:p>
+          <w:pPr>
+            <w:pStyle w:val="TOC2"/>
+            <w:tabs>
+              <w:tab w:val="right" w:leader="dot" w:pos="9350"/>
+            </w:tabs>
+            <w:rPr>
+              <w:rFonts w:eastAsiaTheme="minorEastAsia"/>
+              <w:noProof/>
+            </w:rPr>
+          </w:pPr>
+          <w:hyperlink w:anchor="_Toc243086713" w:history="1">
+            <w:r>
+              <w:rPr>
+                <w:rStyle w:val="Hyperlink"/>
+                <w:noProof/>
+              </w:rPr>
+              <w:t>Images are pinned, ECR is immutable:</w:t>
+            </w:r>
+            <w:r>
+              <w:rPr>
+                <w:noProof/>
+                <w:webHidden/>
+              </w:rPr>
+              <w:tab/>
+            </w:r>
+            <w:r>
+              <w:rPr>
+                <w:noProof/>
+                <w:webHidden/>
+              </w:rPr>
+              <w:fldChar w:fldCharType="begin"/>
+            </w:r>
+            <w:r>
+              <w:rPr>
+                <w:noProof/>
+                <w:webHidden/>
+              </w:rPr>
+              <w:instrText xml:space="preserve"> PAGEREF _Toc243086713 \h </w:instrText>
+            </w:r>
+            <w:r>
+              <w:rPr>
+                <w:noProof/>
+                <w:webHidden/>
+              </w:rPr>
+            </w:r>
+            <w:r>
+              <w:rPr>
+                <w:noProof/>
+                <w:webHidden/>
+              </w:rPr>
+              <w:fldChar w:fldCharType="separate"/>
+            </w:r>
+            <w:r>
+              <w:rPr>
+                <w:noProof/>
+                <w:webHidden/>
+              </w:rPr>
+              <w:t>30</w:t>
+            </w:r>
+            <w:r>
+              <w:rPr>
+                <w:noProof/>
+                <w:webHidden/>
+              </w:rPr>
+              <w:fldChar w:fldCharType="end"/>
+            </w:r>
+          </w:hyperlink>
+        </w:p>
+        <w:p>
+          <w:pPr>
+            <w:pStyle w:val="TOC2"/>
+            <w:tabs>
+              <w:tab w:val="right" w:leader="dot" w:pos="9350"/>
+            </w:tabs>
+            <w:rPr>
+              <w:rFonts w:eastAsiaTheme="minorEastAsia"/>
+              <w:noProof/>
+            </w:rPr>
+          </w:pPr>
+          <w:hyperlink w:anchor="_Toc243086714" w:history="1">
+            <w:r>
+              <w:rPr>
+                <w:rStyle w:val="Hyperlink"/>
+                <w:noProof/>
+              </w:rPr>
+              <w:t>Pods, services, autoscaling, ingress, health checks:</w:t>
+            </w:r>
+            <w:r>
+              <w:rPr>
+                <w:noProof/>
+                <w:webHidden/>
+              </w:rPr>
+              <w:tab/>
+            </w:r>
+            <w:r>
+              <w:rPr>
+                <w:noProof/>
+                <w:webHidden/>
+              </w:rPr>
+              <w:fldChar w:fldCharType="begin"/>
+            </w:r>
+            <w:r>
+              <w:rPr>
+                <w:noProof/>
+                <w:webHidden/>
+              </w:rPr>
+              <w:instrText xml:space="preserve"> PAGEREF _Toc243086714 \h </w:instrText>
+            </w:r>
+            <w:r>
+              <w:rPr>
+                <w:noProof/>
+                <w:webHidden/>
+              </w:rPr>
+            </w:r>
+            <w:r>
+              <w:rPr>
+                <w:noProof/>
+                <w:webHidden/>
+              </w:rPr>
+              <w:fldChar w:fldCharType="separate"/>
+            </w:r>
+            <w:r>
+              <w:rPr>
+                <w:noProof/>
+                <w:webHidden/>
+              </w:rPr>
+              <w:t>30</w:t>
+            </w:r>
+            <w:r>
+              <w:rPr>
+                <w:noProof/>
+                <w:webHidden/>
+              </w:rPr>
+              <w:fldChar w:fldCharType="end"/>
+            </w:r>
+          </w:hyperlink>
+        </w:p>
+        <w:p>
+          <w:pPr>
+            <w:pStyle w:val="TOC2"/>
+            <w:tabs>
+              <w:tab w:val="right" w:leader="dot" w:pos="9350"/>
+            </w:tabs>
+            <w:rPr>
+              <w:rFonts w:eastAsiaTheme="minorEastAsia"/>
+              <w:noProof/>
+            </w:rPr>
+          </w:pPr>
+          <w:hyperlink w:anchor="_Toc243086715" w:history="1">
+            <w:r>
+              <w:rPr>
+                <w:rStyle w:val="Hyperlink"/>
+                <w:noProof/>
+              </w:rPr>
+              <w:t>Autoscaling under load:</w:t>
+            </w:r>
+            <w:r>
+              <w:rPr>
+                <w:noProof/>
+                <w:webHidden/>
+              </w:rPr>
+              <w:tab/>
+            </w:r>
+            <w:r>
+              <w:rPr>
+                <w:noProof/>
+                <w:webHidden/>
+              </w:rPr>
+              <w:fldChar w:fldCharType="begin"/>
+            </w:r>
+            <w:r>
+              <w:rPr>
+                <w:noProof/>
+                <w:webHidden/>
+              </w:rPr>
+              <w:instrText xml:space="preserve"> PAGEREF _Toc243086715 \h </w:instrText>
+            </w:r>
+            <w:r>
+              <w:rPr>
+                <w:noProof/>
+                <w:webHidden/>
+              </w:rPr>
+            </w:r>
+            <w:r>
+              <w:rPr>
+                <w:noProof/>
+                <w:webHidden/>
+              </w:rPr>
+              <w:fldChar w:fldCharType="separate"/>
+            </w:r>
+            <w:r>
+              <w:rPr>
+                <w:noProof/>
+                <w:webHidden/>
+              </w:rPr>
+              <w:t>30</w:t>
+            </w:r>
+            <w:r>
+              <w:rPr>
+                <w:noProof/>
+                <w:webHidden/>
+              </w:rPr>
+              <w:fldChar w:fldCharType="end"/>
+            </w:r>
+          </w:hyperlink>
+        </w:p>
+        <w:p>
+          <w:pPr>
+            <w:pStyle w:val="TOC3"/>
+            <w:tabs>
+              <w:tab w:val="right" w:leader="dot" w:pos="9350"/>
+            </w:tabs>
+            <w:rPr>
+              <w:rFonts w:eastAsiaTheme="minorEastAsia"/>
+              <w:noProof/>
+            </w:rPr>
+          </w:pPr>
+          <w:hyperlink w:anchor="_Toc243086716" w:history="1">
+            <w:r>
+              <w:rPr>
+                <w:rStyle w:val="Hyperlink"/>
+                <w:noProof/>
+              </w:rPr>
+              <w:t>REPLICAS go above 2 within about 2 minutes.</w:t>
+            </w:r>
+            <w:r>
+              <w:rPr>
+                <w:noProof/>
+                <w:webHidden/>
+              </w:rPr>
+              <w:tab/>
+            </w:r>
+            <w:r>
+              <w:rPr>
+                <w:noProof/>
+                <w:webHidden/>
+              </w:rPr>
+              <w:fldChar w:fldCharType="begin"/>
+            </w:r>
+            <w:r>
+              <w:rPr>
+                <w:noProof/>
+                <w:webHidden/>
+              </w:rPr>
+              <w:instrText xml:space="preserve"> PAGEREF _Toc243086716 \h </w:instrText>
+            </w:r>
+            <w:r>
+              <w:rPr>
+                <w:noProof/>
+                <w:webHidden/>
+              </w:rPr>
+            </w:r>
+            <w:r>
+              <w:rPr>
+                <w:noProof/>
+                <w:webHidden/>
+              </w:rPr>
+              <w:fldChar w:fldCharType="separate"/>
+            </w:r>
+            <w:r>
+              <w:rPr>
+                <w:noProof/>
+                <w:webHidden/>
+              </w:rPr>
+              <w:t>30</w:t>
+            </w:r>
+            <w:r>
+              <w:rPr>
+                <w:noProof/>
+                <w:webHidden/>
+              </w:rPr>
+              <w:fldChar w:fldCharType="end"/>
+            </w:r>
+          </w:hyperlink>
+        </w:p>
+        <w:p>
+          <w:pPr>
+            <w:pStyle w:val="TOC2"/>
+            <w:tabs>
+              <w:tab w:val="right" w:leader="dot" w:pos="9350"/>
+            </w:tabs>
+            <w:rPr>
+              <w:rFonts w:eastAsiaTheme="minorEastAsia"/>
+              <w:noProof/>
+            </w:rPr>
+          </w:pPr>
+          <w:hyperlink w:anchor="_Toc243086717" w:history="1">
+            <w:r>
+              <w:rPr>
+                <w:rStyle w:val="Hyperlink"/>
+                <w:noProof/>
+              </w:rPr>
+              <w:t>Self Healing:</w:t>
+            </w:r>
+            <w:r>
+              <w:rPr>
+                <w:noProof/>
+                <w:webHidden/>
+              </w:rPr>
+              <w:tab/>
+            </w:r>
+            <w:r>
+              <w:rPr>
+                <w:noProof/>
+                <w:webHidden/>
+              </w:rPr>
+              <w:fldChar w:fldCharType="begin"/>
+            </w:r>
+            <w:r>
+              <w:rPr>
+                <w:noProof/>
+                <w:webHidden/>
+              </w:rPr>
+              <w:instrText xml:space="preserve"> PAGEREF _Toc243086717 \h </w:instrText>
+            </w:r>
+            <w:r>
+              <w:rPr>
+                <w:noProof/>
+                <w:webHidden/>
+              </w:rPr>
+            </w:r>
+            <w:r>
+              <w:rPr>
+                <w:noProof/>
+                <w:webHidden/>
+              </w:rPr>
+              <w:fldChar w:fldCharType="separate"/>
+            </w:r>
+            <w:r>
+              <w:rPr>
+                <w:noProof/>
+                <w:webHidden/>
+              </w:rPr>
+              <w:t>31</w:t>
             </w:r>
             <w:r>
               <w:rPr>
@@ -285,7 +2514,7 @@
       <w:pPr>
         <w:pStyle w:val="Heading1"/>
       </w:pPr>
-      <w:bookmarkStart w:id="0" w:name="_Toc242957483"/>
+      <w:bookmarkStart w:id="0" w:name="_Toc243086683"/>
       <w:r>
         <w:t>Local Validation</w:t>
       </w:r>
@@ -295,7 +2524,7 @@
       <w:pPr>
         <w:pStyle w:val="Heading2"/>
       </w:pPr>
-      <w:bookmarkStart w:id="1" w:name="_Toc242957484"/>
+      <w:bookmarkStart w:id="1" w:name="_Toc243086684"/>
       <w:r>
         <w:t xml:space="preserve">Run the </w:t>
       </w:r>
@@ -330,7 +2559,7 @@
                     <pic:cNvPicPr/>
                   </pic:nvPicPr>
                   <pic:blipFill>
-                    <a:blip r:embed="rId5"/>
+                    <a:blip r:embed="rId6"/>
                     <a:stretch>
                       <a:fillRect/>
                     </a:stretch>
@@ -356,6 +2585,7 @@
         <w:rPr>
           <w:noProof/>
         </w:rPr>
+        <w:lastRenderedPageBreak/>
         <w:drawing>
           <wp:inline distT="0" distB="0" distL="0" distR="0" wp14:anchorId="2387798E" wp14:editId="7D98CA08">
             <wp:extent cx="5943600" cy="2133600"/>
@@ -372,7 +2602,7 @@
                     <pic:cNvPicPr/>
                   </pic:nvPicPr>
                   <pic:blipFill>
-                    <a:blip r:embed="rId6"/>
+                    <a:blip r:embed="rId7"/>
                     <a:stretch>
                       <a:fillRect/>
                     </a:stretch>
@@ -398,7 +2628,6 @@
         <w:rPr>
           <w:noProof/>
         </w:rPr>
-        <w:lastRenderedPageBreak/>
         <w:drawing>
           <wp:inline distT="0" distB="0" distL="0" distR="0" wp14:anchorId="7C117A48" wp14:editId="2994F0C3">
             <wp:extent cx="5943600" cy="3186430"/>
@@ -415,7 +2644,7 @@
                     <pic:cNvPicPr/>
                   </pic:nvPicPr>
                   <pic:blipFill>
-                    <a:blip r:embed="rId7"/>
+                    <a:blip r:embed="rId8"/>
                     <a:stretch>
                       <a:fillRect/>
                     </a:stretch>
@@ -441,6 +2670,7 @@
         <w:rPr>
           <w:noProof/>
         </w:rPr>
+        <w:lastRenderedPageBreak/>
         <w:drawing>
           <wp:inline distT="0" distB="0" distL="0" distR="0" wp14:anchorId="7482596E" wp14:editId="6DCDA97A">
             <wp:extent cx="5943600" cy="3500755"/>
@@ -457,7 +2687,7 @@
                     <pic:cNvPicPr/>
                   </pic:nvPicPr>
                   <pic:blipFill>
-                    <a:blip r:embed="rId8"/>
+                    <a:blip r:embed="rId9"/>
                     <a:stretch>
                       <a:fillRect/>
                     </a:stretch>
@@ -483,7 +2713,6 @@
         <w:rPr>
           <w:noProof/>
         </w:rPr>
-        <w:lastRenderedPageBreak/>
         <w:drawing>
           <wp:inline distT="0" distB="0" distL="0" distR="0" wp14:anchorId="70949E30" wp14:editId="3F5FD9D4">
             <wp:extent cx="5943600" cy="3469005"/>
@@ -500,7 +2729,7 @@
                     <pic:cNvPicPr/>
                   </pic:nvPicPr>
                   <pic:blipFill>
-                    <a:blip r:embed="rId9"/>
+                    <a:blip r:embed="rId10"/>
                     <a:stretch>
                       <a:fillRect/>
                     </a:stretch>
@@ -526,6 +2755,7 @@
         <w:rPr>
           <w:noProof/>
         </w:rPr>
+        <w:lastRenderedPageBreak/>
         <w:drawing>
           <wp:inline distT="0" distB="0" distL="0" distR="0" wp14:anchorId="36413AE8" wp14:editId="15537F1A">
             <wp:extent cx="5943600" cy="3086735"/>
@@ -542,7 +2772,7 @@
                     <pic:cNvPicPr/>
                   </pic:nvPicPr>
                   <pic:blipFill>
-                    <a:blip r:embed="rId10"/>
+                    <a:blip r:embed="rId11"/>
                     <a:stretch>
                       <a:fillRect/>
                     </a:stretch>
@@ -568,9 +2798,8 @@
       <w:pPr>
         <w:pStyle w:val="Heading1"/>
       </w:pPr>
-      <w:bookmarkStart w:id="2" w:name="_Toc242957485"/>
-      <w:r>
-        <w:lastRenderedPageBreak/>
+      <w:bookmarkStart w:id="2" w:name="_Toc243086685"/>
+      <w:r>
         <w:t>Build and run the stack</w:t>
       </w:r>
       <w:bookmarkEnd w:id="2"/>
@@ -596,7 +2825,7 @@
                     <pic:cNvPicPr/>
                   </pic:nvPicPr>
                   <pic:blipFill>
-                    <a:blip r:embed="rId11"/>
+                    <a:blip r:embed="rId12"/>
                     <a:stretch>
                       <a:fillRect/>
                     </a:stretch>
@@ -622,6 +2851,7 @@
         <w:rPr>
           <w:noProof/>
         </w:rPr>
+        <w:lastRenderedPageBreak/>
         <w:drawing>
           <wp:inline distT="0" distB="0" distL="0" distR="0" wp14:anchorId="1870677F" wp14:editId="08A7DD2F">
             <wp:extent cx="5943600" cy="3122295"/>
@@ -638,7 +2868,7 @@
                     <pic:cNvPicPr/>
                   </pic:nvPicPr>
                   <pic:blipFill>
-                    <a:blip r:embed="rId12"/>
+                    <a:blip r:embed="rId13"/>
                     <a:stretch>
                       <a:fillRect/>
                     </a:stretch>
@@ -680,7 +2910,7 @@
                     <pic:cNvPicPr/>
                   </pic:nvPicPr>
                   <pic:blipFill>
-                    <a:blip r:embed="rId13"/>
+                    <a:blip r:embed="rId14"/>
                     <a:stretch>
                       <a:fillRect/>
                     </a:stretch>
@@ -722,7 +2952,7 @@
                     <pic:cNvPicPr/>
                   </pic:nvPicPr>
                   <pic:blipFill>
-                    <a:blip r:embed="rId14"/>
+                    <a:blip r:embed="rId15"/>
                     <a:stretch>
                       <a:fillRect/>
                     </a:stretch>
@@ -748,7 +2978,6 @@
         <w:rPr>
           <w:noProof/>
         </w:rPr>
-        <w:lastRenderedPageBreak/>
         <w:drawing>
           <wp:inline distT="0" distB="0" distL="0" distR="0" wp14:anchorId="5650B367" wp14:editId="340457F2">
             <wp:extent cx="5943600" cy="753745"/>
@@ -765,7 +2994,7 @@
                     <pic:cNvPicPr/>
                   </pic:nvPicPr>
                   <pic:blipFill>
-                    <a:blip r:embed="rId15"/>
+                    <a:blip r:embed="rId16"/>
                     <a:stretch>
                       <a:fillRect/>
                     </a:stretch>
@@ -791,17 +3020,22 @@
       <w:pPr>
         <w:pStyle w:val="Heading1"/>
       </w:pPr>
-      <w:r>
+      <w:bookmarkStart w:id="3" w:name="_Toc243086686"/>
+      <w:r>
+        <w:lastRenderedPageBreak/>
         <w:t>AWS account access:</w:t>
       </w:r>
+      <w:bookmarkEnd w:id="3"/>
     </w:p>
     <w:p>
       <w:pPr>
         <w:pStyle w:val="Heading2"/>
       </w:pPr>
+      <w:bookmarkStart w:id="4" w:name="_Toc243086687"/>
       <w:r>
         <w:t>Setup IAM user:</w:t>
       </w:r>
+      <w:bookmarkEnd w:id="4"/>
     </w:p>
     <w:p>
       <w:r>
@@ -824,7 +3058,7 @@
                     <pic:cNvPicPr/>
                   </pic:nvPicPr>
                   <pic:blipFill>
-                    <a:blip r:embed="rId16"/>
+                    <a:blip r:embed="rId17"/>
                     <a:stretch>
                       <a:fillRect/>
                     </a:stretch>
@@ -866,7 +3100,7 @@
                     <pic:cNvPicPr/>
                   </pic:nvPicPr>
                   <pic:blipFill>
-                    <a:blip r:embed="rId17"/>
+                    <a:blip r:embed="rId18"/>
                     <a:stretch>
                       <a:fillRect/>
                     </a:stretch>
@@ -891,6 +3125,7 @@
       <w:pPr>
         <w:pStyle w:val="Heading1"/>
       </w:pPr>
+      <w:bookmarkStart w:id="5" w:name="_Toc243086688"/>
       <w:r>
         <w:lastRenderedPageBreak/>
         <w:t xml:space="preserve">Create </w:t>
@@ -898,6 +3133,7 @@
       <w:r>
         <w:t>Terraform state bucket and lock table</w:t>
       </w:r>
+      <w:bookmarkEnd w:id="5"/>
     </w:p>
     <w:p>
       <w:r>
@@ -920,7 +3156,7 @@
                     <pic:cNvPicPr/>
                   </pic:nvPicPr>
                   <pic:blipFill>
-                    <a:blip r:embed="rId18"/>
+                    <a:blip r:embed="rId19"/>
                     <a:stretch>
                       <a:fillRect/>
                     </a:stretch>
@@ -962,7 +3198,7 @@
                     <pic:cNvPicPr/>
                   </pic:nvPicPr>
                   <pic:blipFill>
-                    <a:blip r:embed="rId19"/>
+                    <a:blip r:embed="rId20"/>
                     <a:stretch>
                       <a:fillRect/>
                     </a:stretch>
@@ -987,9 +3223,11 @@
       <w:pPr>
         <w:pStyle w:val="Heading2"/>
       </w:pPr>
+      <w:bookmarkStart w:id="6" w:name="_Toc243086689"/>
       <w:r>
         <w:t>Set admin IP:</w:t>
       </w:r>
+      <w:bookmarkEnd w:id="6"/>
     </w:p>
     <w:p>
       <w:r>
@@ -1012,7 +3250,7 @@
                     <pic:cNvPicPr/>
                   </pic:nvPicPr>
                   <pic:blipFill>
-                    <a:blip r:embed="rId20"/>
+                    <a:blip r:embed="rId21"/>
                     <a:stretch>
                       <a:fillRect/>
                     </a:stretch>
@@ -1033,9 +3271,2490 @@
         </w:drawing>
       </w:r>
     </w:p>
+    <w:p>
+      <w:pPr>
+        <w:pStyle w:val="Heading1"/>
+      </w:pPr>
+      <w:bookmarkStart w:id="7" w:name="_Toc243086690"/>
+      <w:r>
+        <w:lastRenderedPageBreak/>
+        <w:t>Terraform</w:t>
+      </w:r>
+      <w:bookmarkEnd w:id="7"/>
+    </w:p>
+    <w:p>
+      <w:pPr>
+        <w:pStyle w:val="Heading2"/>
+      </w:pPr>
+      <w:bookmarkStart w:id="8" w:name="_Toc243086691"/>
+      <w:r>
+        <w:t>Initialize</w:t>
+      </w:r>
+      <w:bookmarkEnd w:id="8"/>
+    </w:p>
+    <w:p>
+      <w:r>
+        <w:rPr>
+          <w:noProof/>
+        </w:rPr>
+        <w:drawing>
+          <wp:inline distT="0" distB="0" distL="0" distR="0" wp14:anchorId="6D22F9C7" wp14:editId="495F7048">
+            <wp:extent cx="5943600" cy="3617595"/>
+            <wp:effectExtent l="0" t="0" r="0" b="1905"/>
+            <wp:docPr id="284182795" name="Picture 1"/>
+            <wp:cNvGraphicFramePr>
+              <a:graphicFrameLocks xmlns:a="http://schemas.openxmlformats.org/drawingml/2006/main" noChangeAspect="1"/>
+            </wp:cNvGraphicFramePr>
+            <a:graphic xmlns:a="http://schemas.openxmlformats.org/drawingml/2006/main">
+              <a:graphicData uri="http://schemas.openxmlformats.org/drawingml/2006/picture">
+                <pic:pic xmlns:pic="http://schemas.openxmlformats.org/drawingml/2006/picture">
+                  <pic:nvPicPr>
+                    <pic:cNvPr id="284182795" name=""/>
+                    <pic:cNvPicPr/>
+                  </pic:nvPicPr>
+                  <pic:blipFill>
+                    <a:blip r:embed="rId22"/>
+                    <a:stretch>
+                      <a:fillRect/>
+                    </a:stretch>
+                  </pic:blipFill>
+                  <pic:spPr>
+                    <a:xfrm>
+                      <a:off x="0" y="0"/>
+                      <a:ext cx="5943600" cy="3617595"/>
+                    </a:xfrm>
+                    <a:prstGeom prst="rect">
+                      <a:avLst/>
+                    </a:prstGeom>
+                  </pic:spPr>
+                </pic:pic>
+              </a:graphicData>
+            </a:graphic>
+          </wp:inline>
+        </w:drawing>
+      </w:r>
+    </w:p>
+    <w:p>
+      <w:r>
+        <w:rPr>
+          <w:noProof/>
+        </w:rPr>
+        <w:lastRenderedPageBreak/>
+        <w:drawing>
+          <wp:inline distT="0" distB="0" distL="0" distR="0" wp14:anchorId="1C654F45" wp14:editId="3A115987">
+            <wp:extent cx="5943600" cy="4097655"/>
+            <wp:effectExtent l="0" t="0" r="0" b="0"/>
+            <wp:docPr id="797027860" name="Picture 1"/>
+            <wp:cNvGraphicFramePr>
+              <a:graphicFrameLocks xmlns:a="http://schemas.openxmlformats.org/drawingml/2006/main" noChangeAspect="1"/>
+            </wp:cNvGraphicFramePr>
+            <a:graphic xmlns:a="http://schemas.openxmlformats.org/drawingml/2006/main">
+              <a:graphicData uri="http://schemas.openxmlformats.org/drawingml/2006/picture">
+                <pic:pic xmlns:pic="http://schemas.openxmlformats.org/drawingml/2006/picture">
+                  <pic:nvPicPr>
+                    <pic:cNvPr id="797027860" name=""/>
+                    <pic:cNvPicPr/>
+                  </pic:nvPicPr>
+                  <pic:blipFill>
+                    <a:blip r:embed="rId23"/>
+                    <a:stretch>
+                      <a:fillRect/>
+                    </a:stretch>
+                  </pic:blipFill>
+                  <pic:spPr>
+                    <a:xfrm>
+                      <a:off x="0" y="0"/>
+                      <a:ext cx="5943600" cy="4097655"/>
+                    </a:xfrm>
+                    <a:prstGeom prst="rect">
+                      <a:avLst/>
+                    </a:prstGeom>
+                  </pic:spPr>
+                </pic:pic>
+              </a:graphicData>
+            </a:graphic>
+          </wp:inline>
+        </w:drawing>
+      </w:r>
+    </w:p>
+    <w:p>
+      <w:pPr>
+        <w:pStyle w:val="Heading2"/>
+      </w:pPr>
+      <w:bookmarkStart w:id="9" w:name="_Toc243086692"/>
+      <w:r>
+        <w:t>Plan</w:t>
+      </w:r>
+      <w:bookmarkEnd w:id="9"/>
+    </w:p>
+    <w:p>
+      <w:r>
+        <w:rPr>
+          <w:noProof/>
+        </w:rPr>
+        <w:drawing>
+          <wp:inline distT="0" distB="0" distL="0" distR="0" wp14:anchorId="55E1BEB0" wp14:editId="54755584">
+            <wp:extent cx="5943600" cy="2921000"/>
+            <wp:effectExtent l="0" t="0" r="0" b="0"/>
+            <wp:docPr id="1072662495" name="Picture 1"/>
+            <wp:cNvGraphicFramePr>
+              <a:graphicFrameLocks xmlns:a="http://schemas.openxmlformats.org/drawingml/2006/main" noChangeAspect="1"/>
+            </wp:cNvGraphicFramePr>
+            <a:graphic xmlns:a="http://schemas.openxmlformats.org/drawingml/2006/main">
+              <a:graphicData uri="http://schemas.openxmlformats.org/drawingml/2006/picture">
+                <pic:pic xmlns:pic="http://schemas.openxmlformats.org/drawingml/2006/picture">
+                  <pic:nvPicPr>
+                    <pic:cNvPr id="1072662495" name=""/>
+                    <pic:cNvPicPr/>
+                  </pic:nvPicPr>
+                  <pic:blipFill>
+                    <a:blip r:embed="rId24"/>
+                    <a:stretch>
+                      <a:fillRect/>
+                    </a:stretch>
+                  </pic:blipFill>
+                  <pic:spPr>
+                    <a:xfrm>
+                      <a:off x="0" y="0"/>
+                      <a:ext cx="5943600" cy="2921000"/>
+                    </a:xfrm>
+                    <a:prstGeom prst="rect">
+                      <a:avLst/>
+                    </a:prstGeom>
+                  </pic:spPr>
+                </pic:pic>
+              </a:graphicData>
+            </a:graphic>
+          </wp:inline>
+        </w:drawing>
+      </w:r>
+    </w:p>
+    <w:p>
+      <w:r>
+        <w:rPr>
+          <w:noProof/>
+        </w:rPr>
+        <w:lastRenderedPageBreak/>
+        <w:drawing>
+          <wp:inline distT="0" distB="0" distL="0" distR="0" wp14:anchorId="26225790" wp14:editId="6AE5D647">
+            <wp:extent cx="5943600" cy="4213860"/>
+            <wp:effectExtent l="0" t="0" r="0" b="0"/>
+            <wp:docPr id="1179112722" name="Picture 1"/>
+            <wp:cNvGraphicFramePr>
+              <a:graphicFrameLocks xmlns:a="http://schemas.openxmlformats.org/drawingml/2006/main" noChangeAspect="1"/>
+            </wp:cNvGraphicFramePr>
+            <a:graphic xmlns:a="http://schemas.openxmlformats.org/drawingml/2006/main">
+              <a:graphicData uri="http://schemas.openxmlformats.org/drawingml/2006/picture">
+                <pic:pic xmlns:pic="http://schemas.openxmlformats.org/drawingml/2006/picture">
+                  <pic:nvPicPr>
+                    <pic:cNvPr id="1179112722" name=""/>
+                    <pic:cNvPicPr/>
+                  </pic:nvPicPr>
+                  <pic:blipFill>
+                    <a:blip r:embed="rId25"/>
+                    <a:stretch>
+                      <a:fillRect/>
+                    </a:stretch>
+                  </pic:blipFill>
+                  <pic:spPr>
+                    <a:xfrm>
+                      <a:off x="0" y="0"/>
+                      <a:ext cx="5943600" cy="4213860"/>
+                    </a:xfrm>
+                    <a:prstGeom prst="rect">
+                      <a:avLst/>
+                    </a:prstGeom>
+                  </pic:spPr>
+                </pic:pic>
+              </a:graphicData>
+            </a:graphic>
+          </wp:inline>
+        </w:drawing>
+      </w:r>
+    </w:p>
+    <w:p>
+      <w:pPr>
+        <w:pStyle w:val="Heading2"/>
+      </w:pPr>
+      <w:bookmarkStart w:id="10" w:name="_Toc243086693"/>
+      <w:r>
+        <w:lastRenderedPageBreak/>
+        <w:t>Apply:</w:t>
+      </w:r>
+      <w:bookmarkEnd w:id="10"/>
+    </w:p>
+    <w:p>
+      <w:r>
+        <w:rPr>
+          <w:noProof/>
+        </w:rPr>
+        <w:drawing>
+          <wp:inline distT="0" distB="0" distL="0" distR="0" wp14:anchorId="197EA94E" wp14:editId="6B62A1F3">
+            <wp:extent cx="5943600" cy="3819525"/>
+            <wp:effectExtent l="0" t="0" r="0" b="9525"/>
+            <wp:docPr id="829127454" name="Picture 1"/>
+            <wp:cNvGraphicFramePr>
+              <a:graphicFrameLocks xmlns:a="http://schemas.openxmlformats.org/drawingml/2006/main" noChangeAspect="1"/>
+            </wp:cNvGraphicFramePr>
+            <a:graphic xmlns:a="http://schemas.openxmlformats.org/drawingml/2006/main">
+              <a:graphicData uri="http://schemas.openxmlformats.org/drawingml/2006/picture">
+                <pic:pic xmlns:pic="http://schemas.openxmlformats.org/drawingml/2006/picture">
+                  <pic:nvPicPr>
+                    <pic:cNvPr id="829127454" name=""/>
+                    <pic:cNvPicPr/>
+                  </pic:nvPicPr>
+                  <pic:blipFill>
+                    <a:blip r:embed="rId26"/>
+                    <a:stretch>
+                      <a:fillRect/>
+                    </a:stretch>
+                  </pic:blipFill>
+                  <pic:spPr>
+                    <a:xfrm>
+                      <a:off x="0" y="0"/>
+                      <a:ext cx="5943600" cy="3819525"/>
+                    </a:xfrm>
+                    <a:prstGeom prst="rect">
+                      <a:avLst/>
+                    </a:prstGeom>
+                  </pic:spPr>
+                </pic:pic>
+              </a:graphicData>
+            </a:graphic>
+          </wp:inline>
+        </w:drawing>
+      </w:r>
+    </w:p>
+    <w:p>
+      <w:r>
+        <w:rPr>
+          <w:noProof/>
+        </w:rPr>
+        <w:drawing>
+          <wp:inline distT="0" distB="0" distL="0" distR="0" wp14:anchorId="67950209" wp14:editId="5052904D">
+            <wp:extent cx="5943600" cy="3762375"/>
+            <wp:effectExtent l="0" t="0" r="0" b="9525"/>
+            <wp:docPr id="223748004" name="Picture 1"/>
+            <wp:cNvGraphicFramePr>
+              <a:graphicFrameLocks xmlns:a="http://schemas.openxmlformats.org/drawingml/2006/main" noChangeAspect="1"/>
+            </wp:cNvGraphicFramePr>
+            <a:graphic xmlns:a="http://schemas.openxmlformats.org/drawingml/2006/main">
+              <a:graphicData uri="http://schemas.openxmlformats.org/drawingml/2006/picture">
+                <pic:pic xmlns:pic="http://schemas.openxmlformats.org/drawingml/2006/picture">
+                  <pic:nvPicPr>
+                    <pic:cNvPr id="223748004" name=""/>
+                    <pic:cNvPicPr/>
+                  </pic:nvPicPr>
+                  <pic:blipFill>
+                    <a:blip r:embed="rId27"/>
+                    <a:stretch>
+                      <a:fillRect/>
+                    </a:stretch>
+                  </pic:blipFill>
+                  <pic:spPr>
+                    <a:xfrm>
+                      <a:off x="0" y="0"/>
+                      <a:ext cx="5943600" cy="3762375"/>
+                    </a:xfrm>
+                    <a:prstGeom prst="rect">
+                      <a:avLst/>
+                    </a:prstGeom>
+                  </pic:spPr>
+                </pic:pic>
+              </a:graphicData>
+            </a:graphic>
+          </wp:inline>
+        </w:drawing>
+      </w:r>
+    </w:p>
+    <w:p>
+      <w:r>
+        <w:rPr>
+          <w:noProof/>
+        </w:rPr>
+        <w:lastRenderedPageBreak/>
+        <w:drawing>
+          <wp:inline distT="0" distB="0" distL="0" distR="0" wp14:anchorId="60F28D24" wp14:editId="02C10C4C">
+            <wp:extent cx="5943600" cy="2251710"/>
+            <wp:effectExtent l="0" t="0" r="0" b="0"/>
+            <wp:docPr id="892807224" name="Picture 1"/>
+            <wp:cNvGraphicFramePr>
+              <a:graphicFrameLocks xmlns:a="http://schemas.openxmlformats.org/drawingml/2006/main" noChangeAspect="1"/>
+            </wp:cNvGraphicFramePr>
+            <a:graphic xmlns:a="http://schemas.openxmlformats.org/drawingml/2006/main">
+              <a:graphicData uri="http://schemas.openxmlformats.org/drawingml/2006/picture">
+                <pic:pic xmlns:pic="http://schemas.openxmlformats.org/drawingml/2006/picture">
+                  <pic:nvPicPr>
+                    <pic:cNvPr id="892807224" name=""/>
+                    <pic:cNvPicPr/>
+                  </pic:nvPicPr>
+                  <pic:blipFill>
+                    <a:blip r:embed="rId28"/>
+                    <a:stretch>
+                      <a:fillRect/>
+                    </a:stretch>
+                  </pic:blipFill>
+                  <pic:spPr>
+                    <a:xfrm>
+                      <a:off x="0" y="0"/>
+                      <a:ext cx="5943600" cy="2251710"/>
+                    </a:xfrm>
+                    <a:prstGeom prst="rect">
+                      <a:avLst/>
+                    </a:prstGeom>
+                  </pic:spPr>
+                </pic:pic>
+              </a:graphicData>
+            </a:graphic>
+          </wp:inline>
+        </w:drawing>
+      </w:r>
+    </w:p>
+    <w:p>
+      <w:proofErr w:type="spellStart"/>
+      <w:r>
+        <w:t>jenkins_public_ip</w:t>
+      </w:r>
+      <w:proofErr w:type="spellEnd"/>
+      <w:r>
+        <w:t xml:space="preserve"> = "3.217.86.248"</w:t>
+      </w:r>
+    </w:p>
+    <w:p>
+      <w:pPr>
+        <w:pStyle w:val="Heading2"/>
+      </w:pPr>
+      <w:bookmarkStart w:id="11" w:name="_Toc243086694"/>
+      <w:r>
+        <w:t>terraform output:</w:t>
+      </w:r>
+      <w:bookmarkEnd w:id="11"/>
+    </w:p>
+    <w:p>
+      <w:r>
+        <w:rPr>
+          <w:noProof/>
+        </w:rPr>
+        <w:drawing>
+          <wp:inline distT="0" distB="0" distL="0" distR="0" wp14:anchorId="5446FEDC" wp14:editId="26A5666C">
+            <wp:extent cx="5943600" cy="2297430"/>
+            <wp:effectExtent l="0" t="0" r="0" b="7620"/>
+            <wp:docPr id="1013544846" name="Picture 1"/>
+            <wp:cNvGraphicFramePr>
+              <a:graphicFrameLocks xmlns:a="http://schemas.openxmlformats.org/drawingml/2006/main" noChangeAspect="1"/>
+            </wp:cNvGraphicFramePr>
+            <a:graphic xmlns:a="http://schemas.openxmlformats.org/drawingml/2006/main">
+              <a:graphicData uri="http://schemas.openxmlformats.org/drawingml/2006/picture">
+                <pic:pic xmlns:pic="http://schemas.openxmlformats.org/drawingml/2006/picture">
+                  <pic:nvPicPr>
+                    <pic:cNvPr id="1013544846" name=""/>
+                    <pic:cNvPicPr/>
+                  </pic:nvPicPr>
+                  <pic:blipFill>
+                    <a:blip r:embed="rId29"/>
+                    <a:stretch>
+                      <a:fillRect/>
+                    </a:stretch>
+                  </pic:blipFill>
+                  <pic:spPr>
+                    <a:xfrm>
+                      <a:off x="0" y="0"/>
+                      <a:ext cx="5943600" cy="2297430"/>
+                    </a:xfrm>
+                    <a:prstGeom prst="rect">
+                      <a:avLst/>
+                    </a:prstGeom>
+                  </pic:spPr>
+                </pic:pic>
+              </a:graphicData>
+            </a:graphic>
+          </wp:inline>
+        </w:drawing>
+      </w:r>
+    </w:p>
+    <w:p/>
+    <w:p>
+      <w:pPr>
+        <w:pStyle w:val="Heading2"/>
+      </w:pPr>
+      <w:bookmarkStart w:id="12" w:name="_Toc243086695"/>
+      <w:r>
+        <w:t xml:space="preserve">Connect </w:t>
+      </w:r>
+      <w:proofErr w:type="spellStart"/>
+      <w:r>
+        <w:t>kubectl</w:t>
+      </w:r>
+      <w:proofErr w:type="spellEnd"/>
+      <w:r>
+        <w:t>:</w:t>
+      </w:r>
+      <w:bookmarkEnd w:id="12"/>
+    </w:p>
+    <w:p>
+      <w:r>
+        <w:rPr>
+          <w:noProof/>
+        </w:rPr>
+        <w:drawing>
+          <wp:inline distT="0" distB="0" distL="0" distR="0" wp14:anchorId="7D0260A9" wp14:editId="019D46A0">
+            <wp:extent cx="5943600" cy="375920"/>
+            <wp:effectExtent l="0" t="0" r="0" b="5080"/>
+            <wp:docPr id="470555409" name="Picture 1"/>
+            <wp:cNvGraphicFramePr>
+              <a:graphicFrameLocks xmlns:a="http://schemas.openxmlformats.org/drawingml/2006/main" noChangeAspect="1"/>
+            </wp:cNvGraphicFramePr>
+            <a:graphic xmlns:a="http://schemas.openxmlformats.org/drawingml/2006/main">
+              <a:graphicData uri="http://schemas.openxmlformats.org/drawingml/2006/picture">
+                <pic:pic xmlns:pic="http://schemas.openxmlformats.org/drawingml/2006/picture">
+                  <pic:nvPicPr>
+                    <pic:cNvPr id="470555409" name=""/>
+                    <pic:cNvPicPr/>
+                  </pic:nvPicPr>
+                  <pic:blipFill>
+                    <a:blip r:embed="rId30"/>
+                    <a:stretch>
+                      <a:fillRect/>
+                    </a:stretch>
+                  </pic:blipFill>
+                  <pic:spPr>
+                    <a:xfrm>
+                      <a:off x="0" y="0"/>
+                      <a:ext cx="5943600" cy="375920"/>
+                    </a:xfrm>
+                    <a:prstGeom prst="rect">
+                      <a:avLst/>
+                    </a:prstGeom>
+                  </pic:spPr>
+                </pic:pic>
+              </a:graphicData>
+            </a:graphic>
+          </wp:inline>
+        </w:drawing>
+      </w:r>
+    </w:p>
+    <w:p>
+      <w:pPr>
+        <w:pStyle w:val="Heading3"/>
+      </w:pPr>
+      <w:bookmarkStart w:id="13" w:name="_Toc243086696"/>
+      <w:r>
+        <w:t>2 nodes are ready:</w:t>
+      </w:r>
+      <w:bookmarkEnd w:id="13"/>
+    </w:p>
+    <w:p>
+      <w:r>
+        <w:rPr>
+          <w:noProof/>
+        </w:rPr>
+        <w:drawing>
+          <wp:inline distT="0" distB="0" distL="0" distR="0" wp14:anchorId="182C1D1D" wp14:editId="4720D3CA">
+            <wp:extent cx="5943600" cy="743585"/>
+            <wp:effectExtent l="0" t="0" r="0" b="0"/>
+            <wp:docPr id="291207537" name="Picture 1"/>
+            <wp:cNvGraphicFramePr>
+              <a:graphicFrameLocks xmlns:a="http://schemas.openxmlformats.org/drawingml/2006/main" noChangeAspect="1"/>
+            </wp:cNvGraphicFramePr>
+            <a:graphic xmlns:a="http://schemas.openxmlformats.org/drawingml/2006/main">
+              <a:graphicData uri="http://schemas.openxmlformats.org/drawingml/2006/picture">
+                <pic:pic xmlns:pic="http://schemas.openxmlformats.org/drawingml/2006/picture">
+                  <pic:nvPicPr>
+                    <pic:cNvPr id="291207537" name=""/>
+                    <pic:cNvPicPr/>
+                  </pic:nvPicPr>
+                  <pic:blipFill>
+                    <a:blip r:embed="rId31"/>
+                    <a:stretch>
+                      <a:fillRect/>
+                    </a:stretch>
+                  </pic:blipFill>
+                  <pic:spPr>
+                    <a:xfrm>
+                      <a:off x="0" y="0"/>
+                      <a:ext cx="5943600" cy="743585"/>
+                    </a:xfrm>
+                    <a:prstGeom prst="rect">
+                      <a:avLst/>
+                    </a:prstGeom>
+                  </pic:spPr>
+                </pic:pic>
+              </a:graphicData>
+            </a:graphic>
+          </wp:inline>
+        </w:drawing>
+      </w:r>
+    </w:p>
+    <w:p/>
+    <w:p>
+      <w:pPr>
+        <w:pStyle w:val="Heading1"/>
+      </w:pPr>
+      <w:bookmarkStart w:id="14" w:name="_Toc243086697"/>
+      <w:r>
+        <w:lastRenderedPageBreak/>
+        <w:t>Run Ansible playbook:</w:t>
+      </w:r>
+      <w:bookmarkEnd w:id="14"/>
+    </w:p>
+    <w:p>
+      <w:r>
+        <w:rPr>
+          <w:noProof/>
+        </w:rPr>
+        <w:drawing>
+          <wp:inline distT="0" distB="0" distL="0" distR="0" wp14:anchorId="714081E2" wp14:editId="7FB2294F">
+            <wp:extent cx="5943600" cy="1275080"/>
+            <wp:effectExtent l="0" t="0" r="0" b="1270"/>
+            <wp:docPr id="210937291" name="Picture 1"/>
+            <wp:cNvGraphicFramePr>
+              <a:graphicFrameLocks xmlns:a="http://schemas.openxmlformats.org/drawingml/2006/main" noChangeAspect="1"/>
+            </wp:cNvGraphicFramePr>
+            <a:graphic xmlns:a="http://schemas.openxmlformats.org/drawingml/2006/main">
+              <a:graphicData uri="http://schemas.openxmlformats.org/drawingml/2006/picture">
+                <pic:pic xmlns:pic="http://schemas.openxmlformats.org/drawingml/2006/picture">
+                  <pic:nvPicPr>
+                    <pic:cNvPr id="210937291" name=""/>
+                    <pic:cNvPicPr/>
+                  </pic:nvPicPr>
+                  <pic:blipFill>
+                    <a:blip r:embed="rId32"/>
+                    <a:stretch>
+                      <a:fillRect/>
+                    </a:stretch>
+                  </pic:blipFill>
+                  <pic:spPr>
+                    <a:xfrm>
+                      <a:off x="0" y="0"/>
+                      <a:ext cx="5943600" cy="1275080"/>
+                    </a:xfrm>
+                    <a:prstGeom prst="rect">
+                      <a:avLst/>
+                    </a:prstGeom>
+                  </pic:spPr>
+                </pic:pic>
+              </a:graphicData>
+            </a:graphic>
+          </wp:inline>
+        </w:drawing>
+      </w:r>
+    </w:p>
+    <w:p>
+      <w:r>
+        <w:rPr>
+          <w:noProof/>
+        </w:rPr>
+        <w:drawing>
+          <wp:inline distT="0" distB="0" distL="0" distR="0" wp14:anchorId="7392CB3A" wp14:editId="210E4506">
+            <wp:extent cx="5943600" cy="1337310"/>
+            <wp:effectExtent l="0" t="0" r="0" b="0"/>
+            <wp:docPr id="1202632439" name="Picture 1"/>
+            <wp:cNvGraphicFramePr>
+              <a:graphicFrameLocks xmlns:a="http://schemas.openxmlformats.org/drawingml/2006/main" noChangeAspect="1"/>
+            </wp:cNvGraphicFramePr>
+            <a:graphic xmlns:a="http://schemas.openxmlformats.org/drawingml/2006/main">
+              <a:graphicData uri="http://schemas.openxmlformats.org/drawingml/2006/picture">
+                <pic:pic xmlns:pic="http://schemas.openxmlformats.org/drawingml/2006/picture">
+                  <pic:nvPicPr>
+                    <pic:cNvPr id="1202632439" name=""/>
+                    <pic:cNvPicPr/>
+                  </pic:nvPicPr>
+                  <pic:blipFill>
+                    <a:blip r:embed="rId33"/>
+                    <a:stretch>
+                      <a:fillRect/>
+                    </a:stretch>
+                  </pic:blipFill>
+                  <pic:spPr>
+                    <a:xfrm>
+                      <a:off x="0" y="0"/>
+                      <a:ext cx="5943600" cy="1337310"/>
+                    </a:xfrm>
+                    <a:prstGeom prst="rect">
+                      <a:avLst/>
+                    </a:prstGeom>
+                  </pic:spPr>
+                </pic:pic>
+              </a:graphicData>
+            </a:graphic>
+          </wp:inline>
+        </w:drawing>
+      </w:r>
+    </w:p>
+    <w:p>
+      <w:pPr>
+        <w:pStyle w:val="Heading2"/>
+      </w:pPr>
+      <w:bookmarkStart w:id="15" w:name="_Toc243086698"/>
+      <w:r>
+        <w:t xml:space="preserve">Verify Jenkins server in </w:t>
+      </w:r>
+      <w:proofErr w:type="spellStart"/>
+      <w:r>
+        <w:t>wsl</w:t>
+      </w:r>
+      <w:proofErr w:type="spellEnd"/>
+      <w:r>
+        <w:t>:</w:t>
+      </w:r>
+      <w:bookmarkEnd w:id="15"/>
+    </w:p>
+    <w:p>
+      <w:r>
+        <w:rPr>
+          <w:noProof/>
+        </w:rPr>
+        <w:drawing>
+          <wp:inline distT="0" distB="0" distL="0" distR="0" wp14:anchorId="42C9F420" wp14:editId="58A73A1A">
+            <wp:extent cx="5943600" cy="2552700"/>
+            <wp:effectExtent l="0" t="0" r="0" b="0"/>
+            <wp:docPr id="2050962408" name="Picture 1"/>
+            <wp:cNvGraphicFramePr>
+              <a:graphicFrameLocks xmlns:a="http://schemas.openxmlformats.org/drawingml/2006/main" noChangeAspect="1"/>
+            </wp:cNvGraphicFramePr>
+            <a:graphic xmlns:a="http://schemas.openxmlformats.org/drawingml/2006/main">
+              <a:graphicData uri="http://schemas.openxmlformats.org/drawingml/2006/picture">
+                <pic:pic xmlns:pic="http://schemas.openxmlformats.org/drawingml/2006/picture">
+                  <pic:nvPicPr>
+                    <pic:cNvPr id="2050962408" name=""/>
+                    <pic:cNvPicPr/>
+                  </pic:nvPicPr>
+                  <pic:blipFill>
+                    <a:blip r:embed="rId34"/>
+                    <a:stretch>
+                      <a:fillRect/>
+                    </a:stretch>
+                  </pic:blipFill>
+                  <pic:spPr>
+                    <a:xfrm>
+                      <a:off x="0" y="0"/>
+                      <a:ext cx="5943600" cy="2552700"/>
+                    </a:xfrm>
+                    <a:prstGeom prst="rect">
+                      <a:avLst/>
+                    </a:prstGeom>
+                  </pic:spPr>
+                </pic:pic>
+              </a:graphicData>
+            </a:graphic>
+          </wp:inline>
+        </w:drawing>
+      </w:r>
+    </w:p>
+    <w:p>
+      <w:r>
+        <w:rPr>
+          <w:noProof/>
+        </w:rPr>
+        <w:lastRenderedPageBreak/>
+        <w:drawing>
+          <wp:inline distT="0" distB="0" distL="0" distR="0" wp14:anchorId="20B60925" wp14:editId="07022EDC">
+            <wp:extent cx="5943600" cy="3451225"/>
+            <wp:effectExtent l="0" t="0" r="0" b="0"/>
+            <wp:docPr id="1422194045" name="Picture 1"/>
+            <wp:cNvGraphicFramePr>
+              <a:graphicFrameLocks xmlns:a="http://schemas.openxmlformats.org/drawingml/2006/main" noChangeAspect="1"/>
+            </wp:cNvGraphicFramePr>
+            <a:graphic xmlns:a="http://schemas.openxmlformats.org/drawingml/2006/main">
+              <a:graphicData uri="http://schemas.openxmlformats.org/drawingml/2006/picture">
+                <pic:pic xmlns:pic="http://schemas.openxmlformats.org/drawingml/2006/picture">
+                  <pic:nvPicPr>
+                    <pic:cNvPr id="1422194045" name=""/>
+                    <pic:cNvPicPr/>
+                  </pic:nvPicPr>
+                  <pic:blipFill>
+                    <a:blip r:embed="rId35"/>
+                    <a:stretch>
+                      <a:fillRect/>
+                    </a:stretch>
+                  </pic:blipFill>
+                  <pic:spPr>
+                    <a:xfrm>
+                      <a:off x="0" y="0"/>
+                      <a:ext cx="5943600" cy="3451225"/>
+                    </a:xfrm>
+                    <a:prstGeom prst="rect">
+                      <a:avLst/>
+                    </a:prstGeom>
+                  </pic:spPr>
+                </pic:pic>
+              </a:graphicData>
+            </a:graphic>
+          </wp:inline>
+        </w:drawing>
+      </w:r>
+    </w:p>
+    <w:p>
+      <w:pPr>
+        <w:pStyle w:val="Heading1"/>
+      </w:pPr>
+      <w:bookmarkStart w:id="16" w:name="_Toc243086699"/>
+      <w:r>
+        <w:t>Jenkins Configuration</w:t>
+      </w:r>
+      <w:bookmarkEnd w:id="16"/>
+    </w:p>
+    <w:p>
+      <w:r>
+        <w:rPr>
+          <w:noProof/>
+        </w:rPr>
+        <w:drawing>
+          <wp:inline distT="0" distB="0" distL="0" distR="0" wp14:anchorId="30CFE718" wp14:editId="2510E307">
+            <wp:extent cx="5943600" cy="2874010"/>
+            <wp:effectExtent l="0" t="0" r="0" b="2540"/>
+            <wp:docPr id="779810294" name="Picture 1"/>
+            <wp:cNvGraphicFramePr>
+              <a:graphicFrameLocks xmlns:a="http://schemas.openxmlformats.org/drawingml/2006/main" noChangeAspect="1"/>
+            </wp:cNvGraphicFramePr>
+            <a:graphic xmlns:a="http://schemas.openxmlformats.org/drawingml/2006/main">
+              <a:graphicData uri="http://schemas.openxmlformats.org/drawingml/2006/picture">
+                <pic:pic xmlns:pic="http://schemas.openxmlformats.org/drawingml/2006/picture">
+                  <pic:nvPicPr>
+                    <pic:cNvPr id="779810294" name=""/>
+                    <pic:cNvPicPr/>
+                  </pic:nvPicPr>
+                  <pic:blipFill>
+                    <a:blip r:embed="rId36"/>
+                    <a:stretch>
+                      <a:fillRect/>
+                    </a:stretch>
+                  </pic:blipFill>
+                  <pic:spPr>
+                    <a:xfrm>
+                      <a:off x="0" y="0"/>
+                      <a:ext cx="5943600" cy="2874010"/>
+                    </a:xfrm>
+                    <a:prstGeom prst="rect">
+                      <a:avLst/>
+                    </a:prstGeom>
+                  </pic:spPr>
+                </pic:pic>
+              </a:graphicData>
+            </a:graphic>
+          </wp:inline>
+        </w:drawing>
+      </w:r>
+    </w:p>
+    <w:p>
+      <w:r>
+        <w:rPr>
+          <w:noProof/>
+        </w:rPr>
+        <w:lastRenderedPageBreak/>
+        <w:drawing>
+          <wp:inline distT="0" distB="0" distL="0" distR="0" wp14:anchorId="3CE297B3" wp14:editId="326326B2">
+            <wp:extent cx="5943600" cy="3222625"/>
+            <wp:effectExtent l="0" t="0" r="0" b="0"/>
+            <wp:docPr id="784839068" name="Picture 1"/>
+            <wp:cNvGraphicFramePr>
+              <a:graphicFrameLocks xmlns:a="http://schemas.openxmlformats.org/drawingml/2006/main" noChangeAspect="1"/>
+            </wp:cNvGraphicFramePr>
+            <a:graphic xmlns:a="http://schemas.openxmlformats.org/drawingml/2006/main">
+              <a:graphicData uri="http://schemas.openxmlformats.org/drawingml/2006/picture">
+                <pic:pic xmlns:pic="http://schemas.openxmlformats.org/drawingml/2006/picture">
+                  <pic:nvPicPr>
+                    <pic:cNvPr id="784839068" name=""/>
+                    <pic:cNvPicPr/>
+                  </pic:nvPicPr>
+                  <pic:blipFill>
+                    <a:blip r:embed="rId37"/>
+                    <a:stretch>
+                      <a:fillRect/>
+                    </a:stretch>
+                  </pic:blipFill>
+                  <pic:spPr>
+                    <a:xfrm>
+                      <a:off x="0" y="0"/>
+                      <a:ext cx="5943600" cy="3222625"/>
+                    </a:xfrm>
+                    <a:prstGeom prst="rect">
+                      <a:avLst/>
+                    </a:prstGeom>
+                  </pic:spPr>
+                </pic:pic>
+              </a:graphicData>
+            </a:graphic>
+          </wp:inline>
+        </w:drawing>
+      </w:r>
+    </w:p>
+    <w:p>
+      <w:hyperlink r:id="rId38" w:history="1">
+        <w:r>
+          <w:rPr>
+            <w:rStyle w:val="Hyperlink"/>
+          </w:rPr>
+          <w:t>http://3.217.86.248:8080/</w:t>
+        </w:r>
+      </w:hyperlink>
+    </w:p>
+    <w:p>
+      <w:r>
+        <w:rPr>
+          <w:noProof/>
+        </w:rPr>
+        <w:drawing>
+          <wp:inline distT="0" distB="0" distL="0" distR="0" wp14:anchorId="2EF9B14B" wp14:editId="4B014D8E">
+            <wp:extent cx="5943600" cy="3216910"/>
+            <wp:effectExtent l="0" t="0" r="0" b="2540"/>
+            <wp:docPr id="1881184518" name="Picture 1"/>
+            <wp:cNvGraphicFramePr>
+              <a:graphicFrameLocks xmlns:a="http://schemas.openxmlformats.org/drawingml/2006/main" noChangeAspect="1"/>
+            </wp:cNvGraphicFramePr>
+            <a:graphic xmlns:a="http://schemas.openxmlformats.org/drawingml/2006/main">
+              <a:graphicData uri="http://schemas.openxmlformats.org/drawingml/2006/picture">
+                <pic:pic xmlns:pic="http://schemas.openxmlformats.org/drawingml/2006/picture">
+                  <pic:nvPicPr>
+                    <pic:cNvPr id="1881184518" name=""/>
+                    <pic:cNvPicPr/>
+                  </pic:nvPicPr>
+                  <pic:blipFill>
+                    <a:blip r:embed="rId39"/>
+                    <a:stretch>
+                      <a:fillRect/>
+                    </a:stretch>
+                  </pic:blipFill>
+                  <pic:spPr>
+                    <a:xfrm>
+                      <a:off x="0" y="0"/>
+                      <a:ext cx="5943600" cy="3216910"/>
+                    </a:xfrm>
+                    <a:prstGeom prst="rect">
+                      <a:avLst/>
+                    </a:prstGeom>
+                  </pic:spPr>
+                </pic:pic>
+              </a:graphicData>
+            </a:graphic>
+          </wp:inline>
+        </w:drawing>
+      </w:r>
+    </w:p>
+    <w:p>
+      <w:r>
+        <w:rPr>
+          <w:noProof/>
+        </w:rPr>
+        <w:lastRenderedPageBreak/>
+        <w:drawing>
+          <wp:inline distT="0" distB="0" distL="0" distR="0" wp14:anchorId="1B0C3426" wp14:editId="48879B3C">
+            <wp:extent cx="5943600" cy="2954020"/>
+            <wp:effectExtent l="0" t="0" r="0" b="0"/>
+            <wp:docPr id="1066961720" name="Picture 1"/>
+            <wp:cNvGraphicFramePr>
+              <a:graphicFrameLocks xmlns:a="http://schemas.openxmlformats.org/drawingml/2006/main" noChangeAspect="1"/>
+            </wp:cNvGraphicFramePr>
+            <a:graphic xmlns:a="http://schemas.openxmlformats.org/drawingml/2006/main">
+              <a:graphicData uri="http://schemas.openxmlformats.org/drawingml/2006/picture">
+                <pic:pic xmlns:pic="http://schemas.openxmlformats.org/drawingml/2006/picture">
+                  <pic:nvPicPr>
+                    <pic:cNvPr id="1066961720" name=""/>
+                    <pic:cNvPicPr/>
+                  </pic:nvPicPr>
+                  <pic:blipFill>
+                    <a:blip r:embed="rId40"/>
+                    <a:stretch>
+                      <a:fillRect/>
+                    </a:stretch>
+                  </pic:blipFill>
+                  <pic:spPr>
+                    <a:xfrm>
+                      <a:off x="0" y="0"/>
+                      <a:ext cx="5943600" cy="2954020"/>
+                    </a:xfrm>
+                    <a:prstGeom prst="rect">
+                      <a:avLst/>
+                    </a:prstGeom>
+                  </pic:spPr>
+                </pic:pic>
+              </a:graphicData>
+            </a:graphic>
+          </wp:inline>
+        </w:drawing>
+      </w:r>
+    </w:p>
+    <w:p>
+      <w:pPr>
+        <w:pStyle w:val="Heading2"/>
+      </w:pPr>
+      <w:bookmarkStart w:id="17" w:name="_Toc243086700"/>
+      <w:proofErr w:type="gramStart"/>
+      <w:r>
+        <w:t>Manage  Plugins</w:t>
+      </w:r>
+      <w:proofErr w:type="gramEnd"/>
+      <w:r>
+        <w:t>:</w:t>
+      </w:r>
+      <w:bookmarkEnd w:id="17"/>
+    </w:p>
+    <w:p>
+      <w:r>
+        <w:t>Install below plugins:</w:t>
+      </w:r>
+    </w:p>
+    <w:p>
+      <w:pPr>
+        <w:numPr>
+          <w:ilvl w:val="0"/>
+          <w:numId w:val="1"/>
+        </w:numPr>
+      </w:pPr>
+      <w:r>
+        <w:t xml:space="preserve">Pipeline, Pipeline Utility Steps, </w:t>
+      </w:r>
+      <w:proofErr w:type="spellStart"/>
+      <w:r>
+        <w:t>Timestamper</w:t>
+      </w:r>
+      <w:proofErr w:type="spellEnd"/>
+      <w:r>
+        <w:t>, Workspace Cleanup</w:t>
+      </w:r>
+    </w:p>
+    <w:p>
+      <w:pPr>
+        <w:numPr>
+          <w:ilvl w:val="0"/>
+          <w:numId w:val="1"/>
+        </w:numPr>
+      </w:pPr>
+      <w:r>
+        <w:t>Git, GitHub, GitHub Branch Source</w:t>
+      </w:r>
+    </w:p>
+    <w:p>
+      <w:pPr>
+        <w:numPr>
+          <w:ilvl w:val="0"/>
+          <w:numId w:val="1"/>
+        </w:numPr>
+      </w:pPr>
+      <w:r>
+        <w:t>Docker, Docker Pipeline</w:t>
+      </w:r>
+    </w:p>
+    <w:p>
+      <w:pPr>
+        <w:numPr>
+          <w:ilvl w:val="0"/>
+          <w:numId w:val="1"/>
+        </w:numPr>
+      </w:pPr>
+      <w:r>
+        <w:t>Kubernetes CLI</w:t>
+      </w:r>
+    </w:p>
+    <w:p>
+      <w:pPr>
+        <w:numPr>
+          <w:ilvl w:val="0"/>
+          <w:numId w:val="1"/>
+        </w:numPr>
+      </w:pPr>
+      <w:r>
+        <w:t>AWS Credentials, Pipeline: AWS Steps</w:t>
+      </w:r>
+    </w:p>
+    <w:p>
+      <w:pPr>
+        <w:numPr>
+          <w:ilvl w:val="0"/>
+          <w:numId w:val="1"/>
+        </w:numPr>
+      </w:pPr>
+      <w:r>
+        <w:t>Credentials Binding, SSH Agent</w:t>
+      </w:r>
+    </w:p>
+    <w:p>
+      <w:pPr>
+        <w:numPr>
+          <w:ilvl w:val="0"/>
+          <w:numId w:val="1"/>
+        </w:numPr>
+      </w:pPr>
+      <w:r>
+        <w:t>Slack Notification</w:t>
+      </w:r>
+    </w:p>
+    <w:p>
+      <w:pPr>
+        <w:pStyle w:val="Heading2"/>
+      </w:pPr>
+      <w:bookmarkStart w:id="18" w:name="_Toc243086701"/>
+      <w:r>
+        <w:lastRenderedPageBreak/>
+        <w:t>Add required credentials to Jenkins</w:t>
+      </w:r>
+      <w:bookmarkEnd w:id="18"/>
+    </w:p>
+    <w:p>
+      <w:r>
+        <w:rPr>
+          <w:noProof/>
+        </w:rPr>
+        <w:drawing>
+          <wp:inline distT="0" distB="0" distL="0" distR="0" wp14:anchorId="2961695D" wp14:editId="5267CCB8">
+            <wp:extent cx="5943600" cy="2124075"/>
+            <wp:effectExtent l="0" t="0" r="0" b="9525"/>
+            <wp:docPr id="1035100220" name="Picture 1"/>
+            <wp:cNvGraphicFramePr>
+              <a:graphicFrameLocks xmlns:a="http://schemas.openxmlformats.org/drawingml/2006/main" noChangeAspect="1"/>
+            </wp:cNvGraphicFramePr>
+            <a:graphic xmlns:a="http://schemas.openxmlformats.org/drawingml/2006/main">
+              <a:graphicData uri="http://schemas.openxmlformats.org/drawingml/2006/picture">
+                <pic:pic xmlns:pic="http://schemas.openxmlformats.org/drawingml/2006/picture">
+                  <pic:nvPicPr>
+                    <pic:cNvPr id="1035100220" name=""/>
+                    <pic:cNvPicPr/>
+                  </pic:nvPicPr>
+                  <pic:blipFill>
+                    <a:blip r:embed="rId41"/>
+                    <a:stretch>
+                      <a:fillRect/>
+                    </a:stretch>
+                  </pic:blipFill>
+                  <pic:spPr>
+                    <a:xfrm>
+                      <a:off x="0" y="0"/>
+                      <a:ext cx="5943600" cy="2124075"/>
+                    </a:xfrm>
+                    <a:prstGeom prst="rect">
+                      <a:avLst/>
+                    </a:prstGeom>
+                  </pic:spPr>
+                </pic:pic>
+              </a:graphicData>
+            </a:graphic>
+          </wp:inline>
+        </w:drawing>
+      </w:r>
+    </w:p>
+    <w:p>
+      <w:pPr>
+        <w:pStyle w:val="Heading2"/>
+      </w:pPr>
+      <w:bookmarkStart w:id="19" w:name="_Toc243086702"/>
+      <w:r>
+        <w:t>Create the terraform job</w:t>
+      </w:r>
+      <w:bookmarkEnd w:id="19"/>
+    </w:p>
+    <w:p>
+      <w:r>
+        <w:rPr>
+          <w:noProof/>
+        </w:rPr>
+        <w:drawing>
+          <wp:inline distT="0" distB="0" distL="0" distR="0" wp14:anchorId="017FC9E4" wp14:editId="5B77E885">
+            <wp:extent cx="5943600" cy="3001645"/>
+            <wp:effectExtent l="0" t="0" r="0" b="8255"/>
+            <wp:docPr id="281428542" name="Picture 1"/>
+            <wp:cNvGraphicFramePr>
+              <a:graphicFrameLocks xmlns:a="http://schemas.openxmlformats.org/drawingml/2006/main" noChangeAspect="1"/>
+            </wp:cNvGraphicFramePr>
+            <a:graphic xmlns:a="http://schemas.openxmlformats.org/drawingml/2006/main">
+              <a:graphicData uri="http://schemas.openxmlformats.org/drawingml/2006/picture">
+                <pic:pic xmlns:pic="http://schemas.openxmlformats.org/drawingml/2006/picture">
+                  <pic:nvPicPr>
+                    <pic:cNvPr id="281428542" name=""/>
+                    <pic:cNvPicPr/>
+                  </pic:nvPicPr>
+                  <pic:blipFill>
+                    <a:blip r:embed="rId42"/>
+                    <a:stretch>
+                      <a:fillRect/>
+                    </a:stretch>
+                  </pic:blipFill>
+                  <pic:spPr>
+                    <a:xfrm>
+                      <a:off x="0" y="0"/>
+                      <a:ext cx="5943600" cy="3001645"/>
+                    </a:xfrm>
+                    <a:prstGeom prst="rect">
+                      <a:avLst/>
+                    </a:prstGeom>
+                  </pic:spPr>
+                </pic:pic>
+              </a:graphicData>
+            </a:graphic>
+          </wp:inline>
+        </w:drawing>
+      </w:r>
+    </w:p>
+    <w:p>
+      <w:r>
+        <w:rPr>
+          <w:noProof/>
+        </w:rPr>
+        <w:lastRenderedPageBreak/>
+        <w:drawing>
+          <wp:inline distT="0" distB="0" distL="0" distR="0" wp14:anchorId="4C4701E8" wp14:editId="276F9579">
+            <wp:extent cx="5943600" cy="2344420"/>
+            <wp:effectExtent l="0" t="0" r="0" b="0"/>
+            <wp:docPr id="1787404371" name="Picture 1"/>
+            <wp:cNvGraphicFramePr>
+              <a:graphicFrameLocks xmlns:a="http://schemas.openxmlformats.org/drawingml/2006/main" noChangeAspect="1"/>
+            </wp:cNvGraphicFramePr>
+            <a:graphic xmlns:a="http://schemas.openxmlformats.org/drawingml/2006/main">
+              <a:graphicData uri="http://schemas.openxmlformats.org/drawingml/2006/picture">
+                <pic:pic xmlns:pic="http://schemas.openxmlformats.org/drawingml/2006/picture">
+                  <pic:nvPicPr>
+                    <pic:cNvPr id="1787404371" name=""/>
+                    <pic:cNvPicPr/>
+                  </pic:nvPicPr>
+                  <pic:blipFill>
+                    <a:blip r:embed="rId43"/>
+                    <a:stretch>
+                      <a:fillRect/>
+                    </a:stretch>
+                  </pic:blipFill>
+                  <pic:spPr>
+                    <a:xfrm>
+                      <a:off x="0" y="0"/>
+                      <a:ext cx="5943600" cy="2344420"/>
+                    </a:xfrm>
+                    <a:prstGeom prst="rect">
+                      <a:avLst/>
+                    </a:prstGeom>
+                  </pic:spPr>
+                </pic:pic>
+              </a:graphicData>
+            </a:graphic>
+          </wp:inline>
+        </w:drawing>
+      </w:r>
+    </w:p>
     <w:p/>
     <w:p/>
+    <w:p>
+      <w:pPr>
+        <w:pStyle w:val="Heading2"/>
+      </w:pPr>
+      <w:bookmarkStart w:id="20" w:name="_Toc243086703"/>
+      <w:r>
+        <w:t>Create the Ansible job</w:t>
+      </w:r>
+      <w:bookmarkEnd w:id="20"/>
+    </w:p>
+    <w:p>
+      <w:r>
+        <w:rPr>
+          <w:noProof/>
+        </w:rPr>
+        <w:drawing>
+          <wp:inline distT="0" distB="0" distL="0" distR="0" wp14:anchorId="104C32EC" wp14:editId="0A2951B1">
+            <wp:extent cx="5943600" cy="2915920"/>
+            <wp:effectExtent l="0" t="0" r="0" b="0"/>
+            <wp:docPr id="1754144337" name="Picture 1"/>
+            <wp:cNvGraphicFramePr>
+              <a:graphicFrameLocks xmlns:a="http://schemas.openxmlformats.org/drawingml/2006/main" noChangeAspect="1"/>
+            </wp:cNvGraphicFramePr>
+            <a:graphic xmlns:a="http://schemas.openxmlformats.org/drawingml/2006/main">
+              <a:graphicData uri="http://schemas.openxmlformats.org/drawingml/2006/picture">
+                <pic:pic xmlns:pic="http://schemas.openxmlformats.org/drawingml/2006/picture">
+                  <pic:nvPicPr>
+                    <pic:cNvPr id="1754144337" name=""/>
+                    <pic:cNvPicPr/>
+                  </pic:nvPicPr>
+                  <pic:blipFill>
+                    <a:blip r:embed="rId44"/>
+                    <a:stretch>
+                      <a:fillRect/>
+                    </a:stretch>
+                  </pic:blipFill>
+                  <pic:spPr>
+                    <a:xfrm>
+                      <a:off x="0" y="0"/>
+                      <a:ext cx="5943600" cy="2915920"/>
+                    </a:xfrm>
+                    <a:prstGeom prst="rect">
+                      <a:avLst/>
+                    </a:prstGeom>
+                  </pic:spPr>
+                </pic:pic>
+              </a:graphicData>
+            </a:graphic>
+          </wp:inline>
+        </w:drawing>
+      </w:r>
+    </w:p>
+    <w:p>
+      <w:r>
+        <w:rPr>
+          <w:noProof/>
+        </w:rPr>
+        <w:drawing>
+          <wp:inline distT="0" distB="0" distL="0" distR="0" wp14:anchorId="2F86EDBB" wp14:editId="788C642F">
+            <wp:extent cx="5943600" cy="1496695"/>
+            <wp:effectExtent l="0" t="0" r="0" b="8255"/>
+            <wp:docPr id="791853438" name="Picture 1"/>
+            <wp:cNvGraphicFramePr>
+              <a:graphicFrameLocks xmlns:a="http://schemas.openxmlformats.org/drawingml/2006/main" noChangeAspect="1"/>
+            </wp:cNvGraphicFramePr>
+            <a:graphic xmlns:a="http://schemas.openxmlformats.org/drawingml/2006/main">
+              <a:graphicData uri="http://schemas.openxmlformats.org/drawingml/2006/picture">
+                <pic:pic xmlns:pic="http://schemas.openxmlformats.org/drawingml/2006/picture">
+                  <pic:nvPicPr>
+                    <pic:cNvPr id="791853438" name=""/>
+                    <pic:cNvPicPr/>
+                  </pic:nvPicPr>
+                  <pic:blipFill>
+                    <a:blip r:embed="rId45"/>
+                    <a:stretch>
+                      <a:fillRect/>
+                    </a:stretch>
+                  </pic:blipFill>
+                  <pic:spPr>
+                    <a:xfrm>
+                      <a:off x="0" y="0"/>
+                      <a:ext cx="5943600" cy="1496695"/>
+                    </a:xfrm>
+                    <a:prstGeom prst="rect">
+                      <a:avLst/>
+                    </a:prstGeom>
+                  </pic:spPr>
+                </pic:pic>
+              </a:graphicData>
+            </a:graphic>
+          </wp:inline>
+        </w:drawing>
+      </w:r>
+    </w:p>
+    <w:p>
+      <w:pPr>
+        <w:pStyle w:val="Heading2"/>
+      </w:pPr>
+      <w:bookmarkStart w:id="21" w:name="_Toc243086704"/>
+      <w:r>
+        <w:lastRenderedPageBreak/>
+        <w:t>Create the app job:</w:t>
+      </w:r>
+      <w:bookmarkEnd w:id="21"/>
+    </w:p>
+    <w:p>
+      <w:r>
+        <w:rPr>
+          <w:noProof/>
+        </w:rPr>
+        <w:drawing>
+          <wp:inline distT="0" distB="0" distL="0" distR="0" wp14:anchorId="2B4CC5D7" wp14:editId="2A71187F">
+            <wp:extent cx="5943600" cy="3021965"/>
+            <wp:effectExtent l="0" t="0" r="0" b="6985"/>
+            <wp:docPr id="1078908526" name="Picture 1"/>
+            <wp:cNvGraphicFramePr>
+              <a:graphicFrameLocks xmlns:a="http://schemas.openxmlformats.org/drawingml/2006/main" noChangeAspect="1"/>
+            </wp:cNvGraphicFramePr>
+            <a:graphic xmlns:a="http://schemas.openxmlformats.org/drawingml/2006/main">
+              <a:graphicData uri="http://schemas.openxmlformats.org/drawingml/2006/picture">
+                <pic:pic xmlns:pic="http://schemas.openxmlformats.org/drawingml/2006/picture">
+                  <pic:nvPicPr>
+                    <pic:cNvPr id="1078908526" name=""/>
+                    <pic:cNvPicPr/>
+                  </pic:nvPicPr>
+                  <pic:blipFill>
+                    <a:blip r:embed="rId46"/>
+                    <a:stretch>
+                      <a:fillRect/>
+                    </a:stretch>
+                  </pic:blipFill>
+                  <pic:spPr>
+                    <a:xfrm>
+                      <a:off x="0" y="0"/>
+                      <a:ext cx="5943600" cy="3021965"/>
+                    </a:xfrm>
+                    <a:prstGeom prst="rect">
+                      <a:avLst/>
+                    </a:prstGeom>
+                  </pic:spPr>
+                </pic:pic>
+              </a:graphicData>
+            </a:graphic>
+          </wp:inline>
+        </w:drawing>
+      </w:r>
+    </w:p>
+    <w:p>
+      <w:r>
+        <w:rPr>
+          <w:noProof/>
+        </w:rPr>
+        <w:drawing>
+          <wp:inline distT="0" distB="0" distL="0" distR="0" wp14:anchorId="61863F84" wp14:editId="2273DD98">
+            <wp:extent cx="5943600" cy="2934970"/>
+            <wp:effectExtent l="0" t="0" r="0" b="0"/>
+            <wp:docPr id="2024686396" name="Picture 1"/>
+            <wp:cNvGraphicFramePr>
+              <a:graphicFrameLocks xmlns:a="http://schemas.openxmlformats.org/drawingml/2006/main" noChangeAspect="1"/>
+            </wp:cNvGraphicFramePr>
+            <a:graphic xmlns:a="http://schemas.openxmlformats.org/drawingml/2006/main">
+              <a:graphicData uri="http://schemas.openxmlformats.org/drawingml/2006/picture">
+                <pic:pic xmlns:pic="http://schemas.openxmlformats.org/drawingml/2006/picture">
+                  <pic:nvPicPr>
+                    <pic:cNvPr id="2024686396" name=""/>
+                    <pic:cNvPicPr/>
+                  </pic:nvPicPr>
+                  <pic:blipFill>
+                    <a:blip r:embed="rId47"/>
+                    <a:stretch>
+                      <a:fillRect/>
+                    </a:stretch>
+                  </pic:blipFill>
+                  <pic:spPr>
+                    <a:xfrm>
+                      <a:off x="0" y="0"/>
+                      <a:ext cx="5943600" cy="2934970"/>
+                    </a:xfrm>
+                    <a:prstGeom prst="rect">
+                      <a:avLst/>
+                    </a:prstGeom>
+                  </pic:spPr>
+                </pic:pic>
+              </a:graphicData>
+            </a:graphic>
+          </wp:inline>
+        </w:drawing>
+      </w:r>
+    </w:p>
+    <w:p>
+      <w:r>
+        <w:rPr>
+          <w:noProof/>
+        </w:rPr>
+        <w:lastRenderedPageBreak/>
+        <w:drawing>
+          <wp:inline distT="0" distB="0" distL="0" distR="0" wp14:anchorId="0C59419A" wp14:editId="29930FF4">
+            <wp:extent cx="5943600" cy="3091180"/>
+            <wp:effectExtent l="0" t="0" r="0" b="0"/>
+            <wp:docPr id="506974548" name="Picture 1"/>
+            <wp:cNvGraphicFramePr>
+              <a:graphicFrameLocks xmlns:a="http://schemas.openxmlformats.org/drawingml/2006/main" noChangeAspect="1"/>
+            </wp:cNvGraphicFramePr>
+            <a:graphic xmlns:a="http://schemas.openxmlformats.org/drawingml/2006/main">
+              <a:graphicData uri="http://schemas.openxmlformats.org/drawingml/2006/picture">
+                <pic:pic xmlns:pic="http://schemas.openxmlformats.org/drawingml/2006/picture">
+                  <pic:nvPicPr>
+                    <pic:cNvPr id="506974548" name=""/>
+                    <pic:cNvPicPr/>
+                  </pic:nvPicPr>
+                  <pic:blipFill>
+                    <a:blip r:embed="rId48"/>
+                    <a:stretch>
+                      <a:fillRect/>
+                    </a:stretch>
+                  </pic:blipFill>
+                  <pic:spPr>
+                    <a:xfrm>
+                      <a:off x="0" y="0"/>
+                      <a:ext cx="5943600" cy="3091180"/>
+                    </a:xfrm>
+                    <a:prstGeom prst="rect">
+                      <a:avLst/>
+                    </a:prstGeom>
+                  </pic:spPr>
+                </pic:pic>
+              </a:graphicData>
+            </a:graphic>
+          </wp:inline>
+        </w:drawing>
+      </w:r>
+    </w:p>
+    <w:p>
+      <w:r>
+        <w:rPr>
+          <w:noProof/>
+        </w:rPr>
+        <w:drawing>
+          <wp:inline distT="0" distB="0" distL="0" distR="0" wp14:anchorId="23C91520" wp14:editId="376419BE">
+            <wp:extent cx="5943600" cy="2378710"/>
+            <wp:effectExtent l="0" t="0" r="0" b="2540"/>
+            <wp:docPr id="1499239926" name="Picture 1"/>
+            <wp:cNvGraphicFramePr>
+              <a:graphicFrameLocks xmlns:a="http://schemas.openxmlformats.org/drawingml/2006/main" noChangeAspect="1"/>
+            </wp:cNvGraphicFramePr>
+            <a:graphic xmlns:a="http://schemas.openxmlformats.org/drawingml/2006/main">
+              <a:graphicData uri="http://schemas.openxmlformats.org/drawingml/2006/picture">
+                <pic:pic xmlns:pic="http://schemas.openxmlformats.org/drawingml/2006/picture">
+                  <pic:nvPicPr>
+                    <pic:cNvPr id="1499239926" name=""/>
+                    <pic:cNvPicPr/>
+                  </pic:nvPicPr>
+                  <pic:blipFill>
+                    <a:blip r:embed="rId49"/>
+                    <a:stretch>
+                      <a:fillRect/>
+                    </a:stretch>
+                  </pic:blipFill>
+                  <pic:spPr>
+                    <a:xfrm>
+                      <a:off x="0" y="0"/>
+                      <a:ext cx="5943600" cy="2378710"/>
+                    </a:xfrm>
+                    <a:prstGeom prst="rect">
+                      <a:avLst/>
+                    </a:prstGeom>
+                  </pic:spPr>
+                </pic:pic>
+              </a:graphicData>
+            </a:graphic>
+          </wp:inline>
+        </w:drawing>
+      </w:r>
+    </w:p>
+    <w:p>
+      <w:pPr>
+        <w:pStyle w:val="Heading2"/>
+      </w:pPr>
+      <w:bookmarkStart w:id="22" w:name="_Toc243086705"/>
+      <w:r>
+        <w:lastRenderedPageBreak/>
+        <w:t>Add the GitH</w:t>
+      </w:r>
+      <w:r>
+        <w:t>u</w:t>
+      </w:r>
+      <w:r>
+        <w:t>b Webhook</w:t>
+      </w:r>
+      <w:bookmarkEnd w:id="22"/>
+    </w:p>
+    <w:p>
+      <w:r>
+        <w:rPr>
+          <w:noProof/>
+        </w:rPr>
+        <w:drawing>
+          <wp:inline distT="0" distB="0" distL="0" distR="0" wp14:anchorId="5F6B8EA3" wp14:editId="4C3CDCF5">
+            <wp:extent cx="5943600" cy="3068955"/>
+            <wp:effectExtent l="0" t="0" r="0" b="0"/>
+            <wp:docPr id="74165161" name="Picture 1"/>
+            <wp:cNvGraphicFramePr>
+              <a:graphicFrameLocks xmlns:a="http://schemas.openxmlformats.org/drawingml/2006/main" noChangeAspect="1"/>
+            </wp:cNvGraphicFramePr>
+            <a:graphic xmlns:a="http://schemas.openxmlformats.org/drawingml/2006/main">
+              <a:graphicData uri="http://schemas.openxmlformats.org/drawingml/2006/picture">
+                <pic:pic xmlns:pic="http://schemas.openxmlformats.org/drawingml/2006/picture">
+                  <pic:nvPicPr>
+                    <pic:cNvPr id="74165161" name=""/>
+                    <pic:cNvPicPr/>
+                  </pic:nvPicPr>
+                  <pic:blipFill>
+                    <a:blip r:embed="rId50"/>
+                    <a:stretch>
+                      <a:fillRect/>
+                    </a:stretch>
+                  </pic:blipFill>
+                  <pic:spPr>
+                    <a:xfrm>
+                      <a:off x="0" y="0"/>
+                      <a:ext cx="5943600" cy="3068955"/>
+                    </a:xfrm>
+                    <a:prstGeom prst="rect">
+                      <a:avLst/>
+                    </a:prstGeom>
+                  </pic:spPr>
+                </pic:pic>
+              </a:graphicData>
+            </a:graphic>
+          </wp:inline>
+        </w:drawing>
+      </w:r>
+    </w:p>
     <w:p/>
+    <w:p>
+      <w:pPr>
+        <w:pStyle w:val="Heading1"/>
+      </w:pPr>
+      <w:bookmarkStart w:id="23" w:name="_Toc243086706"/>
+      <w:r>
+        <w:t>Run the pipelines:</w:t>
+      </w:r>
+      <w:bookmarkEnd w:id="23"/>
+    </w:p>
+    <w:p>
+      <w:pPr>
+        <w:pStyle w:val="Heading3"/>
+      </w:pPr>
+      <w:bookmarkStart w:id="24" w:name="_Toc243086707"/>
+      <w:r>
+        <w:t>Run streaming-infra pipeline with “Build with Parameters” option</w:t>
+      </w:r>
+      <w:bookmarkEnd w:id="24"/>
+    </w:p>
+    <w:p>
+      <w:r>
+        <w:rPr>
+          <w:noProof/>
+        </w:rPr>
+        <w:drawing>
+          <wp:inline distT="0" distB="0" distL="0" distR="0" wp14:anchorId="0D0BCBF1" wp14:editId="49CC512E">
+            <wp:extent cx="5943600" cy="2367915"/>
+            <wp:effectExtent l="0" t="0" r="0" b="0"/>
+            <wp:docPr id="1443046798" name="Picture 1"/>
+            <wp:cNvGraphicFramePr>
+              <a:graphicFrameLocks xmlns:a="http://schemas.openxmlformats.org/drawingml/2006/main" noChangeAspect="1"/>
+            </wp:cNvGraphicFramePr>
+            <a:graphic xmlns:a="http://schemas.openxmlformats.org/drawingml/2006/main">
+              <a:graphicData uri="http://schemas.openxmlformats.org/drawingml/2006/picture">
+                <pic:pic xmlns:pic="http://schemas.openxmlformats.org/drawingml/2006/picture">
+                  <pic:nvPicPr>
+                    <pic:cNvPr id="1443046798" name=""/>
+                    <pic:cNvPicPr/>
+                  </pic:nvPicPr>
+                  <pic:blipFill>
+                    <a:blip r:embed="rId51"/>
+                    <a:stretch>
+                      <a:fillRect/>
+                    </a:stretch>
+                  </pic:blipFill>
+                  <pic:spPr>
+                    <a:xfrm>
+                      <a:off x="0" y="0"/>
+                      <a:ext cx="5943600" cy="2367915"/>
+                    </a:xfrm>
+                    <a:prstGeom prst="rect">
+                      <a:avLst/>
+                    </a:prstGeom>
+                  </pic:spPr>
+                </pic:pic>
+              </a:graphicData>
+            </a:graphic>
+          </wp:inline>
+        </w:drawing>
+      </w:r>
+    </w:p>
+    <w:p>
+      <w:r>
+        <w:rPr>
+          <w:noProof/>
+        </w:rPr>
+        <w:lastRenderedPageBreak/>
+        <w:drawing>
+          <wp:inline distT="0" distB="0" distL="0" distR="0" wp14:anchorId="1FDB1D50" wp14:editId="00899BF1">
+            <wp:extent cx="5943600" cy="3374390"/>
+            <wp:effectExtent l="0" t="0" r="0" b="0"/>
+            <wp:docPr id="697425246" name="Picture 1"/>
+            <wp:cNvGraphicFramePr>
+              <a:graphicFrameLocks xmlns:a="http://schemas.openxmlformats.org/drawingml/2006/main" noChangeAspect="1"/>
+            </wp:cNvGraphicFramePr>
+            <a:graphic xmlns:a="http://schemas.openxmlformats.org/drawingml/2006/main">
+              <a:graphicData uri="http://schemas.openxmlformats.org/drawingml/2006/picture">
+                <pic:pic xmlns:pic="http://schemas.openxmlformats.org/drawingml/2006/picture">
+                  <pic:nvPicPr>
+                    <pic:cNvPr id="697425246" name=""/>
+                    <pic:cNvPicPr/>
+                  </pic:nvPicPr>
+                  <pic:blipFill>
+                    <a:blip r:embed="rId52"/>
+                    <a:stretch>
+                      <a:fillRect/>
+                    </a:stretch>
+                  </pic:blipFill>
+                  <pic:spPr>
+                    <a:xfrm>
+                      <a:off x="0" y="0"/>
+                      <a:ext cx="5943600" cy="3374390"/>
+                    </a:xfrm>
+                    <a:prstGeom prst="rect">
+                      <a:avLst/>
+                    </a:prstGeom>
+                  </pic:spPr>
+                </pic:pic>
+              </a:graphicData>
+            </a:graphic>
+          </wp:inline>
+        </w:drawing>
+      </w:r>
+    </w:p>
+    <w:p>
+      <w:r>
+        <w:rPr>
+          <w:noProof/>
+        </w:rPr>
+        <w:drawing>
+          <wp:inline distT="0" distB="0" distL="0" distR="0" wp14:anchorId="2BEEF631" wp14:editId="1297E7C1">
+            <wp:extent cx="5943600" cy="3396615"/>
+            <wp:effectExtent l="0" t="0" r="0" b="0"/>
+            <wp:docPr id="38496553" name="Picture 1"/>
+            <wp:cNvGraphicFramePr>
+              <a:graphicFrameLocks xmlns:a="http://schemas.openxmlformats.org/drawingml/2006/main" noChangeAspect="1"/>
+            </wp:cNvGraphicFramePr>
+            <a:graphic xmlns:a="http://schemas.openxmlformats.org/drawingml/2006/main">
+              <a:graphicData uri="http://schemas.openxmlformats.org/drawingml/2006/picture">
+                <pic:pic xmlns:pic="http://schemas.openxmlformats.org/drawingml/2006/picture">
+                  <pic:nvPicPr>
+                    <pic:cNvPr id="38496553" name=""/>
+                    <pic:cNvPicPr/>
+                  </pic:nvPicPr>
+                  <pic:blipFill>
+                    <a:blip r:embed="rId53"/>
+                    <a:stretch>
+                      <a:fillRect/>
+                    </a:stretch>
+                  </pic:blipFill>
+                  <pic:spPr>
+                    <a:xfrm>
+                      <a:off x="0" y="0"/>
+                      <a:ext cx="5943600" cy="3396615"/>
+                    </a:xfrm>
+                    <a:prstGeom prst="rect">
+                      <a:avLst/>
+                    </a:prstGeom>
+                  </pic:spPr>
+                </pic:pic>
+              </a:graphicData>
+            </a:graphic>
+          </wp:inline>
+        </w:drawing>
+      </w:r>
+    </w:p>
+    <w:p/>
+    <w:p/>
+    <w:p>
+      <w:r>
+        <w:rPr>
+          <w:noProof/>
+        </w:rPr>
+        <w:lastRenderedPageBreak/>
+        <w:drawing>
+          <wp:inline distT="0" distB="0" distL="0" distR="0" wp14:anchorId="1AD0547A" wp14:editId="3D7F151B">
+            <wp:extent cx="5943600" cy="3733800"/>
+            <wp:effectExtent l="0" t="0" r="0" b="0"/>
+            <wp:docPr id="969555981" name="Picture 1"/>
+            <wp:cNvGraphicFramePr>
+              <a:graphicFrameLocks xmlns:a="http://schemas.openxmlformats.org/drawingml/2006/main" noChangeAspect="1"/>
+            </wp:cNvGraphicFramePr>
+            <a:graphic xmlns:a="http://schemas.openxmlformats.org/drawingml/2006/main">
+              <a:graphicData uri="http://schemas.openxmlformats.org/drawingml/2006/picture">
+                <pic:pic xmlns:pic="http://schemas.openxmlformats.org/drawingml/2006/picture">
+                  <pic:nvPicPr>
+                    <pic:cNvPr id="969555981" name=""/>
+                    <pic:cNvPicPr/>
+                  </pic:nvPicPr>
+                  <pic:blipFill>
+                    <a:blip r:embed="rId54"/>
+                    <a:stretch>
+                      <a:fillRect/>
+                    </a:stretch>
+                  </pic:blipFill>
+                  <pic:spPr>
+                    <a:xfrm>
+                      <a:off x="0" y="0"/>
+                      <a:ext cx="5943600" cy="3733800"/>
+                    </a:xfrm>
+                    <a:prstGeom prst="rect">
+                      <a:avLst/>
+                    </a:prstGeom>
+                  </pic:spPr>
+                </pic:pic>
+              </a:graphicData>
+            </a:graphic>
+          </wp:inline>
+        </w:drawing>
+      </w:r>
+    </w:p>
+    <w:p/>
+    <w:p>
+      <w:pPr>
+        <w:pStyle w:val="Heading2"/>
+      </w:pPr>
+      <w:bookmarkStart w:id="25" w:name="_Toc243086708"/>
+      <w:r>
+        <w:lastRenderedPageBreak/>
+        <w:t xml:space="preserve">When the Terraform apply in </w:t>
+      </w:r>
+      <w:proofErr w:type="spellStart"/>
+      <w:r>
+        <w:t>streamingapp</w:t>
+      </w:r>
+      <w:proofErr w:type="spellEnd"/>
+      <w:r>
+        <w:t xml:space="preserve">-infra pipeline finishes, the next job that </w:t>
+      </w:r>
+      <w:proofErr w:type="gramStart"/>
+      <w:r>
+        <w:t>is,…</w:t>
+      </w:r>
+      <w:proofErr w:type="spellStart"/>
+      <w:proofErr w:type="gramEnd"/>
+      <w:r>
+        <w:t>streamingapp</w:t>
+      </w:r>
+      <w:proofErr w:type="spellEnd"/>
+      <w:r>
+        <w:t>-ansible starts automatically. The build has passed</w:t>
+      </w:r>
+      <w:bookmarkEnd w:id="25"/>
+    </w:p>
+    <w:p>
+      <w:r>
+        <w:rPr>
+          <w:noProof/>
+        </w:rPr>
+        <w:drawing>
+          <wp:inline distT="0" distB="0" distL="0" distR="0" wp14:anchorId="7C91C369" wp14:editId="318A0772">
+            <wp:extent cx="5943600" cy="4155440"/>
+            <wp:effectExtent l="0" t="0" r="0" b="0"/>
+            <wp:docPr id="728309115" name="Picture 1"/>
+            <wp:cNvGraphicFramePr>
+              <a:graphicFrameLocks xmlns:a="http://schemas.openxmlformats.org/drawingml/2006/main" noChangeAspect="1"/>
+            </wp:cNvGraphicFramePr>
+            <a:graphic xmlns:a="http://schemas.openxmlformats.org/drawingml/2006/main">
+              <a:graphicData uri="http://schemas.openxmlformats.org/drawingml/2006/picture">
+                <pic:pic xmlns:pic="http://schemas.openxmlformats.org/drawingml/2006/picture">
+                  <pic:nvPicPr>
+                    <pic:cNvPr id="728309115" name=""/>
+                    <pic:cNvPicPr/>
+                  </pic:nvPicPr>
+                  <pic:blipFill>
+                    <a:blip r:embed="rId55"/>
+                    <a:stretch>
+                      <a:fillRect/>
+                    </a:stretch>
+                  </pic:blipFill>
+                  <pic:spPr>
+                    <a:xfrm>
+                      <a:off x="0" y="0"/>
+                      <a:ext cx="5943600" cy="4155440"/>
+                    </a:xfrm>
+                    <a:prstGeom prst="rect">
+                      <a:avLst/>
+                    </a:prstGeom>
+                  </pic:spPr>
+                </pic:pic>
+              </a:graphicData>
+            </a:graphic>
+          </wp:inline>
+        </w:drawing>
+      </w:r>
+    </w:p>
+    <w:p>
+      <w:r>
+        <w:rPr>
+          <w:noProof/>
+        </w:rPr>
+        <w:drawing>
+          <wp:inline distT="0" distB="0" distL="0" distR="0" wp14:anchorId="11FE4657" wp14:editId="47B8A726">
+            <wp:extent cx="5943600" cy="2961640"/>
+            <wp:effectExtent l="0" t="0" r="0" b="0"/>
+            <wp:docPr id="1575694014" name="Picture 1"/>
+            <wp:cNvGraphicFramePr>
+              <a:graphicFrameLocks xmlns:a="http://schemas.openxmlformats.org/drawingml/2006/main" noChangeAspect="1"/>
+            </wp:cNvGraphicFramePr>
+            <a:graphic xmlns:a="http://schemas.openxmlformats.org/drawingml/2006/main">
+              <a:graphicData uri="http://schemas.openxmlformats.org/drawingml/2006/picture">
+                <pic:pic xmlns:pic="http://schemas.openxmlformats.org/drawingml/2006/picture">
+                  <pic:nvPicPr>
+                    <pic:cNvPr id="1575694014" name=""/>
+                    <pic:cNvPicPr/>
+                  </pic:nvPicPr>
+                  <pic:blipFill>
+                    <a:blip r:embed="rId56"/>
+                    <a:stretch>
+                      <a:fillRect/>
+                    </a:stretch>
+                  </pic:blipFill>
+                  <pic:spPr>
+                    <a:xfrm>
+                      <a:off x="0" y="0"/>
+                      <a:ext cx="5943600" cy="2961640"/>
+                    </a:xfrm>
+                    <a:prstGeom prst="rect">
+                      <a:avLst/>
+                    </a:prstGeom>
+                  </pic:spPr>
+                </pic:pic>
+              </a:graphicData>
+            </a:graphic>
+          </wp:inline>
+        </w:drawing>
+      </w:r>
+    </w:p>
+    <w:p>
+      <w:pPr>
+        <w:pStyle w:val="Heading2"/>
+      </w:pPr>
+      <w:bookmarkStart w:id="26" w:name="_Toc243086709"/>
+      <w:r>
+        <w:lastRenderedPageBreak/>
+        <w:t>Now push to Sprint-3 branch to run streaming-app pipeline</w:t>
+      </w:r>
+      <w:bookmarkEnd w:id="26"/>
+    </w:p>
+    <w:p>
+      <w:r>
+        <w:rPr>
+          <w:noProof/>
+        </w:rPr>
+        <w:drawing>
+          <wp:inline distT="0" distB="0" distL="0" distR="0" wp14:anchorId="37C8BEFF" wp14:editId="5E084CC2">
+            <wp:extent cx="5943600" cy="1287145"/>
+            <wp:effectExtent l="0" t="0" r="0" b="8255"/>
+            <wp:docPr id="1084535268" name="Picture 1"/>
+            <wp:cNvGraphicFramePr>
+              <a:graphicFrameLocks xmlns:a="http://schemas.openxmlformats.org/drawingml/2006/main" noChangeAspect="1"/>
+            </wp:cNvGraphicFramePr>
+            <a:graphic xmlns:a="http://schemas.openxmlformats.org/drawingml/2006/main">
+              <a:graphicData uri="http://schemas.openxmlformats.org/drawingml/2006/picture">
+                <pic:pic xmlns:pic="http://schemas.openxmlformats.org/drawingml/2006/picture">
+                  <pic:nvPicPr>
+                    <pic:cNvPr id="1084535268" name=""/>
+                    <pic:cNvPicPr/>
+                  </pic:nvPicPr>
+                  <pic:blipFill>
+                    <a:blip r:embed="rId57"/>
+                    <a:stretch>
+                      <a:fillRect/>
+                    </a:stretch>
+                  </pic:blipFill>
+                  <pic:spPr>
+                    <a:xfrm>
+                      <a:off x="0" y="0"/>
+                      <a:ext cx="5943600" cy="1287145"/>
+                    </a:xfrm>
+                    <a:prstGeom prst="rect">
+                      <a:avLst/>
+                    </a:prstGeom>
+                  </pic:spPr>
+                </pic:pic>
+              </a:graphicData>
+            </a:graphic>
+          </wp:inline>
+        </w:drawing>
+      </w:r>
+    </w:p>
+    <w:p>
+      <w:r>
+        <w:rPr>
+          <w:noProof/>
+        </w:rPr>
+        <w:drawing>
+          <wp:inline distT="0" distB="0" distL="0" distR="0" wp14:anchorId="0ACC13E9" wp14:editId="06B9BD8A">
+            <wp:extent cx="5943600" cy="2640330"/>
+            <wp:effectExtent l="0" t="0" r="0" b="7620"/>
+            <wp:docPr id="1129130558" name="Picture 1"/>
+            <wp:cNvGraphicFramePr>
+              <a:graphicFrameLocks xmlns:a="http://schemas.openxmlformats.org/drawingml/2006/main" noChangeAspect="1"/>
+            </wp:cNvGraphicFramePr>
+            <a:graphic xmlns:a="http://schemas.openxmlformats.org/drawingml/2006/main">
+              <a:graphicData uri="http://schemas.openxmlformats.org/drawingml/2006/picture">
+                <pic:pic xmlns:pic="http://schemas.openxmlformats.org/drawingml/2006/picture">
+                  <pic:nvPicPr>
+                    <pic:cNvPr id="1129130558" name=""/>
+                    <pic:cNvPicPr/>
+                  </pic:nvPicPr>
+                  <pic:blipFill>
+                    <a:blip r:embed="rId58"/>
+                    <a:stretch>
+                      <a:fillRect/>
+                    </a:stretch>
+                  </pic:blipFill>
+                  <pic:spPr>
+                    <a:xfrm>
+                      <a:off x="0" y="0"/>
+                      <a:ext cx="5943600" cy="2640330"/>
+                    </a:xfrm>
+                    <a:prstGeom prst="rect">
+                      <a:avLst/>
+                    </a:prstGeom>
+                  </pic:spPr>
+                </pic:pic>
+              </a:graphicData>
+            </a:graphic>
+          </wp:inline>
+        </w:drawing>
+      </w:r>
+    </w:p>
+    <w:p/>
+    <w:p>
+      <w:pPr>
+        <w:pStyle w:val="Heading2"/>
+      </w:pPr>
+      <w:bookmarkStart w:id="27" w:name="_Toc243086710"/>
+      <w:r>
+        <w:lastRenderedPageBreak/>
+        <w:t>The app is live now:</w:t>
+      </w:r>
+      <w:bookmarkEnd w:id="27"/>
+    </w:p>
+    <w:p>
+      <w:r>
+        <w:rPr>
+          <w:noProof/>
+        </w:rPr>
+        <w:drawing>
+          <wp:inline distT="0" distB="0" distL="0" distR="0" wp14:anchorId="2D242AFF" wp14:editId="6B55AAE2">
+            <wp:extent cx="5943600" cy="3605530"/>
+            <wp:effectExtent l="0" t="0" r="0" b="0"/>
+            <wp:docPr id="1897903250" name="Picture 1"/>
+            <wp:cNvGraphicFramePr>
+              <a:graphicFrameLocks xmlns:a="http://schemas.openxmlformats.org/drawingml/2006/main" noChangeAspect="1"/>
+            </wp:cNvGraphicFramePr>
+            <a:graphic xmlns:a="http://schemas.openxmlformats.org/drawingml/2006/main">
+              <a:graphicData uri="http://schemas.openxmlformats.org/drawingml/2006/picture">
+                <pic:pic xmlns:pic="http://schemas.openxmlformats.org/drawingml/2006/picture">
+                  <pic:nvPicPr>
+                    <pic:cNvPr id="1897903250" name=""/>
+                    <pic:cNvPicPr/>
+                  </pic:nvPicPr>
+                  <pic:blipFill>
+                    <a:blip r:embed="rId59"/>
+                    <a:stretch>
+                      <a:fillRect/>
+                    </a:stretch>
+                  </pic:blipFill>
+                  <pic:spPr>
+                    <a:xfrm>
+                      <a:off x="0" y="0"/>
+                      <a:ext cx="5943600" cy="3605530"/>
+                    </a:xfrm>
+                    <a:prstGeom prst="rect">
+                      <a:avLst/>
+                    </a:prstGeom>
+                  </pic:spPr>
+                </pic:pic>
+              </a:graphicData>
+            </a:graphic>
+          </wp:inline>
+        </w:drawing>
+      </w:r>
+    </w:p>
+    <w:p>
+      <w:pPr>
+        <w:pStyle w:val="Heading2"/>
+      </w:pPr>
+      <w:bookmarkStart w:id="28" w:name="_Toc243086711"/>
+      <w:r>
+        <w:t>Run the ansible pipeline again to let the backend know “</w:t>
+      </w:r>
+      <w:hyperlink r:id="rId60" w:tgtFrame="_blank" w:history="1">
+        <w:r>
+          <w:rPr>
+            <w:rStyle w:val="Hyperlink"/>
+            <w:b/>
+            <w:bCs/>
+          </w:rPr>
+          <w:t>http://k8s-streamingapp-826eeebfee-937221159.us-east-1.elb.amazonaws.com</w:t>
+        </w:r>
+      </w:hyperlink>
+      <w:r>
+        <w:t>” URL is allowed.</w:t>
+      </w:r>
+      <w:r>
+        <w:t xml:space="preserve"> </w:t>
+      </w:r>
+      <w:proofErr w:type="gramStart"/>
+      <w:r>
+        <w:t>Basically</w:t>
+      </w:r>
+      <w:proofErr w:type="gramEnd"/>
+      <w:r>
+        <w:t xml:space="preserve"> this will set the app URL for login/CORS</w:t>
+      </w:r>
+      <w:bookmarkEnd w:id="28"/>
+    </w:p>
+    <w:p>
+      <w:r>
+        <w:rPr>
+          <w:noProof/>
+        </w:rPr>
+        <w:drawing>
+          <wp:inline distT="0" distB="0" distL="0" distR="0" wp14:anchorId="773C7FE5" wp14:editId="68FCFAA6">
+            <wp:extent cx="5943600" cy="2691765"/>
+            <wp:effectExtent l="0" t="0" r="0" b="0"/>
+            <wp:docPr id="1232238279" name="Picture 1"/>
+            <wp:cNvGraphicFramePr>
+              <a:graphicFrameLocks xmlns:a="http://schemas.openxmlformats.org/drawingml/2006/main" noChangeAspect="1"/>
+            </wp:cNvGraphicFramePr>
+            <a:graphic xmlns:a="http://schemas.openxmlformats.org/drawingml/2006/main">
+              <a:graphicData uri="http://schemas.openxmlformats.org/drawingml/2006/picture">
+                <pic:pic xmlns:pic="http://schemas.openxmlformats.org/drawingml/2006/picture">
+                  <pic:nvPicPr>
+                    <pic:cNvPr id="1232238279" name=""/>
+                    <pic:cNvPicPr/>
+                  </pic:nvPicPr>
+                  <pic:blipFill>
+                    <a:blip r:embed="rId61"/>
+                    <a:stretch>
+                      <a:fillRect/>
+                    </a:stretch>
+                  </pic:blipFill>
+                  <pic:spPr>
+                    <a:xfrm>
+                      <a:off x="0" y="0"/>
+                      <a:ext cx="5943600" cy="2691765"/>
+                    </a:xfrm>
+                    <a:prstGeom prst="rect">
+                      <a:avLst/>
+                    </a:prstGeom>
+                  </pic:spPr>
+                </pic:pic>
+              </a:graphicData>
+            </a:graphic>
+          </wp:inline>
+        </w:drawing>
+      </w:r>
+    </w:p>
+    <w:p>
+      <w:r>
+        <w:rPr>
+          <w:noProof/>
+        </w:rPr>
+        <w:lastRenderedPageBreak/>
+        <w:drawing>
+          <wp:inline distT="0" distB="0" distL="0" distR="0" wp14:anchorId="196ABC32" wp14:editId="12020035">
+            <wp:extent cx="5943600" cy="2933065"/>
+            <wp:effectExtent l="0" t="0" r="0" b="635"/>
+            <wp:docPr id="981778866" name="Picture 1"/>
+            <wp:cNvGraphicFramePr>
+              <a:graphicFrameLocks xmlns:a="http://schemas.openxmlformats.org/drawingml/2006/main" noChangeAspect="1"/>
+            </wp:cNvGraphicFramePr>
+            <a:graphic xmlns:a="http://schemas.openxmlformats.org/drawingml/2006/main">
+              <a:graphicData uri="http://schemas.openxmlformats.org/drawingml/2006/picture">
+                <pic:pic xmlns:pic="http://schemas.openxmlformats.org/drawingml/2006/picture">
+                  <pic:nvPicPr>
+                    <pic:cNvPr id="981778866" name=""/>
+                    <pic:cNvPicPr/>
+                  </pic:nvPicPr>
+                  <pic:blipFill>
+                    <a:blip r:embed="rId62"/>
+                    <a:stretch>
+                      <a:fillRect/>
+                    </a:stretch>
+                  </pic:blipFill>
+                  <pic:spPr>
+                    <a:xfrm>
+                      <a:off x="0" y="0"/>
+                      <a:ext cx="5943600" cy="2933065"/>
+                    </a:xfrm>
+                    <a:prstGeom prst="rect">
+                      <a:avLst/>
+                    </a:prstGeom>
+                  </pic:spPr>
+                </pic:pic>
+              </a:graphicData>
+            </a:graphic>
+          </wp:inline>
+        </w:drawing>
+      </w:r>
+    </w:p>
+    <w:p>
+      <w:r>
+        <w:rPr>
+          <w:noProof/>
+        </w:rPr>
+        <w:drawing>
+          <wp:inline distT="0" distB="0" distL="0" distR="0" wp14:anchorId="4F256E2D" wp14:editId="068EC659">
+            <wp:extent cx="5943600" cy="3258185"/>
+            <wp:effectExtent l="0" t="0" r="0" b="0"/>
+            <wp:docPr id="587821927" name="Picture 1"/>
+            <wp:cNvGraphicFramePr>
+              <a:graphicFrameLocks xmlns:a="http://schemas.openxmlformats.org/drawingml/2006/main" noChangeAspect="1"/>
+            </wp:cNvGraphicFramePr>
+            <a:graphic xmlns:a="http://schemas.openxmlformats.org/drawingml/2006/main">
+              <a:graphicData uri="http://schemas.openxmlformats.org/drawingml/2006/picture">
+                <pic:pic xmlns:pic="http://schemas.openxmlformats.org/drawingml/2006/picture">
+                  <pic:nvPicPr>
+                    <pic:cNvPr id="587821927" name=""/>
+                    <pic:cNvPicPr/>
+                  </pic:nvPicPr>
+                  <pic:blipFill>
+                    <a:blip r:embed="rId63"/>
+                    <a:stretch>
+                      <a:fillRect/>
+                    </a:stretch>
+                  </pic:blipFill>
+                  <pic:spPr>
+                    <a:xfrm>
+                      <a:off x="0" y="0"/>
+                      <a:ext cx="5943600" cy="3258185"/>
+                    </a:xfrm>
+                    <a:prstGeom prst="rect">
+                      <a:avLst/>
+                    </a:prstGeom>
+                  </pic:spPr>
+                </pic:pic>
+              </a:graphicData>
+            </a:graphic>
+          </wp:inline>
+        </w:drawing>
+      </w:r>
+    </w:p>
+    <w:p>
+      <w:r>
+        <w:rPr>
+          <w:noProof/>
+        </w:rPr>
+        <w:drawing>
+          <wp:inline distT="0" distB="0" distL="0" distR="0" wp14:anchorId="469282B1" wp14:editId="28FD6770">
+            <wp:extent cx="5943600" cy="1432560"/>
+            <wp:effectExtent l="0" t="0" r="0" b="0"/>
+            <wp:docPr id="257636697" name="Picture 1"/>
+            <wp:cNvGraphicFramePr>
+              <a:graphicFrameLocks xmlns:a="http://schemas.openxmlformats.org/drawingml/2006/main" noChangeAspect="1"/>
+            </wp:cNvGraphicFramePr>
+            <a:graphic xmlns:a="http://schemas.openxmlformats.org/drawingml/2006/main">
+              <a:graphicData uri="http://schemas.openxmlformats.org/drawingml/2006/picture">
+                <pic:pic xmlns:pic="http://schemas.openxmlformats.org/drawingml/2006/picture">
+                  <pic:nvPicPr>
+                    <pic:cNvPr id="257636697" name=""/>
+                    <pic:cNvPicPr/>
+                  </pic:nvPicPr>
+                  <pic:blipFill>
+                    <a:blip r:embed="rId64"/>
+                    <a:stretch>
+                      <a:fillRect/>
+                    </a:stretch>
+                  </pic:blipFill>
+                  <pic:spPr>
+                    <a:xfrm>
+                      <a:off x="0" y="0"/>
+                      <a:ext cx="5943600" cy="1432560"/>
+                    </a:xfrm>
+                    <a:prstGeom prst="rect">
+                      <a:avLst/>
+                    </a:prstGeom>
+                  </pic:spPr>
+                </pic:pic>
+              </a:graphicData>
+            </a:graphic>
+          </wp:inline>
+        </w:drawing>
+      </w:r>
+    </w:p>
+    <w:p/>
+    <w:p>
+      <w:pPr>
+        <w:pStyle w:val="Heading1"/>
+      </w:pPr>
+      <w:r>
+        <w:lastRenderedPageBreak/>
+        <w:t xml:space="preserve"> </w:t>
+      </w:r>
+      <w:bookmarkStart w:id="29" w:name="_Toc243086712"/>
+      <w:r>
+        <w:t>Additional screenshots:</w:t>
+      </w:r>
+      <w:bookmarkEnd w:id="29"/>
+    </w:p>
+    <w:p>
+      <w:pPr>
+        <w:pStyle w:val="Heading2"/>
+      </w:pPr>
+      <w:bookmarkStart w:id="30" w:name="_Toc243086713"/>
+      <w:r>
+        <w:t>Images are pinned, ECR is immutable:</w:t>
+      </w:r>
+      <w:bookmarkEnd w:id="30"/>
+    </w:p>
+    <w:p>
+      <w:r>
+        <w:rPr>
+          <w:noProof/>
+        </w:rPr>
+        <w:drawing>
+          <wp:inline distT="0" distB="0" distL="0" distR="0" wp14:anchorId="5ED6F5AB" wp14:editId="4DF3E1B9">
+            <wp:extent cx="5943600" cy="1174115"/>
+            <wp:effectExtent l="0" t="0" r="0" b="6985"/>
+            <wp:docPr id="351176260" name="Picture 1"/>
+            <wp:cNvGraphicFramePr>
+              <a:graphicFrameLocks xmlns:a="http://schemas.openxmlformats.org/drawingml/2006/main" noChangeAspect="1"/>
+            </wp:cNvGraphicFramePr>
+            <a:graphic xmlns:a="http://schemas.openxmlformats.org/drawingml/2006/main">
+              <a:graphicData uri="http://schemas.openxmlformats.org/drawingml/2006/picture">
+                <pic:pic xmlns:pic="http://schemas.openxmlformats.org/drawingml/2006/picture">
+                  <pic:nvPicPr>
+                    <pic:cNvPr id="351176260" name=""/>
+                    <pic:cNvPicPr/>
+                  </pic:nvPicPr>
+                  <pic:blipFill>
+                    <a:blip r:embed="rId65"/>
+                    <a:stretch>
+                      <a:fillRect/>
+                    </a:stretch>
+                  </pic:blipFill>
+                  <pic:spPr>
+                    <a:xfrm>
+                      <a:off x="0" y="0"/>
+                      <a:ext cx="5943600" cy="1174115"/>
+                    </a:xfrm>
+                    <a:prstGeom prst="rect">
+                      <a:avLst/>
+                    </a:prstGeom>
+                  </pic:spPr>
+                </pic:pic>
+              </a:graphicData>
+            </a:graphic>
+          </wp:inline>
+        </w:drawing>
+      </w:r>
+    </w:p>
+    <w:p>
+      <w:pPr>
+        <w:pStyle w:val="Heading2"/>
+      </w:pPr>
+      <w:bookmarkStart w:id="31" w:name="_Toc243086714"/>
+      <w:r>
+        <w:t>Pods, services, autoscaling, ingress, health checks:</w:t>
+      </w:r>
+      <w:bookmarkEnd w:id="31"/>
+    </w:p>
+    <w:p>
+      <w:r>
+        <w:rPr>
+          <w:noProof/>
+        </w:rPr>
+        <w:drawing>
+          <wp:inline distT="0" distB="0" distL="0" distR="0" wp14:anchorId="16DD7FF8" wp14:editId="73DD5980">
+            <wp:extent cx="5943600" cy="2758440"/>
+            <wp:effectExtent l="0" t="0" r="0" b="3810"/>
+            <wp:docPr id="745199404" name="Picture 1"/>
+            <wp:cNvGraphicFramePr>
+              <a:graphicFrameLocks xmlns:a="http://schemas.openxmlformats.org/drawingml/2006/main" noChangeAspect="1"/>
+            </wp:cNvGraphicFramePr>
+            <a:graphic xmlns:a="http://schemas.openxmlformats.org/drawingml/2006/main">
+              <a:graphicData uri="http://schemas.openxmlformats.org/drawingml/2006/picture">
+                <pic:pic xmlns:pic="http://schemas.openxmlformats.org/drawingml/2006/picture">
+                  <pic:nvPicPr>
+                    <pic:cNvPr id="745199404" name=""/>
+                    <pic:cNvPicPr/>
+                  </pic:nvPicPr>
+                  <pic:blipFill>
+                    <a:blip r:embed="rId66"/>
+                    <a:stretch>
+                      <a:fillRect/>
+                    </a:stretch>
+                  </pic:blipFill>
+                  <pic:spPr>
+                    <a:xfrm>
+                      <a:off x="0" y="0"/>
+                      <a:ext cx="5943600" cy="2758440"/>
+                    </a:xfrm>
+                    <a:prstGeom prst="rect">
+                      <a:avLst/>
+                    </a:prstGeom>
+                  </pic:spPr>
+                </pic:pic>
+              </a:graphicData>
+            </a:graphic>
+          </wp:inline>
+        </w:drawing>
+      </w:r>
+    </w:p>
+    <w:p>
+      <w:pPr>
+        <w:pStyle w:val="Heading2"/>
+      </w:pPr>
+      <w:bookmarkStart w:id="32" w:name="_Toc243086715"/>
+      <w:r>
+        <w:t>Autoscaling under load</w:t>
+      </w:r>
+      <w:r>
+        <w:t>:</w:t>
+      </w:r>
+      <w:bookmarkEnd w:id="32"/>
+    </w:p>
+    <w:p>
+      <w:pPr>
+        <w:pStyle w:val="Heading3"/>
+      </w:pPr>
+      <w:bookmarkStart w:id="33" w:name="_Toc243086716"/>
+      <w:r>
+        <w:t>REPLICAS go above 2 within about 2 minutes.</w:t>
+      </w:r>
+      <w:bookmarkEnd w:id="33"/>
+    </w:p>
+    <w:p>
+      <w:r>
+        <w:rPr>
+          <w:noProof/>
+        </w:rPr>
+        <w:drawing>
+          <wp:inline distT="0" distB="0" distL="0" distR="0" wp14:anchorId="64DB2F51" wp14:editId="1EB34B4D">
+            <wp:extent cx="5943600" cy="523240"/>
+            <wp:effectExtent l="0" t="0" r="0" b="0"/>
+            <wp:docPr id="1036773342" name="Picture 1"/>
+            <wp:cNvGraphicFramePr>
+              <a:graphicFrameLocks xmlns:a="http://schemas.openxmlformats.org/drawingml/2006/main" noChangeAspect="1"/>
+            </wp:cNvGraphicFramePr>
+            <a:graphic xmlns:a="http://schemas.openxmlformats.org/drawingml/2006/main">
+              <a:graphicData uri="http://schemas.openxmlformats.org/drawingml/2006/picture">
+                <pic:pic xmlns:pic="http://schemas.openxmlformats.org/drawingml/2006/picture">
+                  <pic:nvPicPr>
+                    <pic:cNvPr id="1036773342" name=""/>
+                    <pic:cNvPicPr/>
+                  </pic:nvPicPr>
+                  <pic:blipFill>
+                    <a:blip r:embed="rId67"/>
+                    <a:stretch>
+                      <a:fillRect/>
+                    </a:stretch>
+                  </pic:blipFill>
+                  <pic:spPr>
+                    <a:xfrm>
+                      <a:off x="0" y="0"/>
+                      <a:ext cx="5943600" cy="523240"/>
+                    </a:xfrm>
+                    <a:prstGeom prst="rect">
+                      <a:avLst/>
+                    </a:prstGeom>
+                  </pic:spPr>
+                </pic:pic>
+              </a:graphicData>
+            </a:graphic>
+          </wp:inline>
+        </w:drawing>
+      </w:r>
+    </w:p>
+    <w:p>
+      <w:r>
+        <w:rPr>
+          <w:noProof/>
+        </w:rPr>
+        <w:lastRenderedPageBreak/>
+        <w:drawing>
+          <wp:inline distT="0" distB="0" distL="0" distR="0" wp14:anchorId="5F4B5A0E" wp14:editId="7C44100F">
+            <wp:extent cx="5943600" cy="1990090"/>
+            <wp:effectExtent l="0" t="0" r="0" b="0"/>
+            <wp:docPr id="802937871" name="Picture 1"/>
+            <wp:cNvGraphicFramePr>
+              <a:graphicFrameLocks xmlns:a="http://schemas.openxmlformats.org/drawingml/2006/main" noChangeAspect="1"/>
+            </wp:cNvGraphicFramePr>
+            <a:graphic xmlns:a="http://schemas.openxmlformats.org/drawingml/2006/main">
+              <a:graphicData uri="http://schemas.openxmlformats.org/drawingml/2006/picture">
+                <pic:pic xmlns:pic="http://schemas.openxmlformats.org/drawingml/2006/picture">
+                  <pic:nvPicPr>
+                    <pic:cNvPr id="802937871" name=""/>
+                    <pic:cNvPicPr/>
+                  </pic:nvPicPr>
+                  <pic:blipFill>
+                    <a:blip r:embed="rId68"/>
+                    <a:stretch>
+                      <a:fillRect/>
+                    </a:stretch>
+                  </pic:blipFill>
+                  <pic:spPr>
+                    <a:xfrm>
+                      <a:off x="0" y="0"/>
+                      <a:ext cx="5943600" cy="1990090"/>
+                    </a:xfrm>
+                    <a:prstGeom prst="rect">
+                      <a:avLst/>
+                    </a:prstGeom>
+                  </pic:spPr>
+                </pic:pic>
+              </a:graphicData>
+            </a:graphic>
+          </wp:inline>
+        </w:drawing>
+      </w:r>
+    </w:p>
+    <w:p>
+      <w:pPr>
+        <w:pStyle w:val="Heading2"/>
+      </w:pPr>
+      <w:bookmarkStart w:id="34" w:name="_Toc243086717"/>
+      <w:proofErr w:type="spellStart"/>
+      <w:r>
+        <w:t>Self Healing</w:t>
+      </w:r>
+      <w:proofErr w:type="spellEnd"/>
+      <w:r>
+        <w:t>:</w:t>
+      </w:r>
+      <w:bookmarkEnd w:id="34"/>
+    </w:p>
+    <w:p>
+      <w:r>
+        <w:rPr>
+          <w:noProof/>
+        </w:rPr>
+        <w:drawing>
+          <wp:inline distT="0" distB="0" distL="0" distR="0" wp14:anchorId="0176C311" wp14:editId="00AC5444">
+            <wp:extent cx="5943600" cy="962025"/>
+            <wp:effectExtent l="0" t="0" r="0" b="9525"/>
+            <wp:docPr id="831895288" name="Picture 1"/>
+            <wp:cNvGraphicFramePr>
+              <a:graphicFrameLocks xmlns:a="http://schemas.openxmlformats.org/drawingml/2006/main" noChangeAspect="1"/>
+            </wp:cNvGraphicFramePr>
+            <a:graphic xmlns:a="http://schemas.openxmlformats.org/drawingml/2006/main">
+              <a:graphicData uri="http://schemas.openxmlformats.org/drawingml/2006/picture">
+                <pic:pic xmlns:pic="http://schemas.openxmlformats.org/drawingml/2006/picture">
+                  <pic:nvPicPr>
+                    <pic:cNvPr id="831895288" name=""/>
+                    <pic:cNvPicPr/>
+                  </pic:nvPicPr>
+                  <pic:blipFill>
+                    <a:blip r:embed="rId69"/>
+                    <a:stretch>
+                      <a:fillRect/>
+                    </a:stretch>
+                  </pic:blipFill>
+                  <pic:spPr>
+                    <a:xfrm>
+                      <a:off x="0" y="0"/>
+                      <a:ext cx="5943600" cy="962025"/>
+                    </a:xfrm>
+                    <a:prstGeom prst="rect">
+                      <a:avLst/>
+                    </a:prstGeom>
+                  </pic:spPr>
+                </pic:pic>
+              </a:graphicData>
+            </a:graphic>
+          </wp:inline>
+        </w:drawing>
+      </w:r>
+    </w:p>
+    <w:p>
+      <w:r>
+        <w:t>GitHub Webhook Delivery:</w:t>
+      </w:r>
+    </w:p>
+    <w:p>
+      <w:r>
+        <w:rPr>
+          <w:noProof/>
+        </w:rPr>
+        <w:drawing>
+          <wp:inline distT="0" distB="0" distL="0" distR="0" wp14:anchorId="1991CC47" wp14:editId="1F2D384C">
+            <wp:extent cx="5943600" cy="2893060"/>
+            <wp:effectExtent l="0" t="0" r="0" b="2540"/>
+            <wp:docPr id="106309078" name="Picture 1"/>
+            <wp:cNvGraphicFramePr>
+              <a:graphicFrameLocks xmlns:a="http://schemas.openxmlformats.org/drawingml/2006/main" noChangeAspect="1"/>
+            </wp:cNvGraphicFramePr>
+            <a:graphic xmlns:a="http://schemas.openxmlformats.org/drawingml/2006/main">
+              <a:graphicData uri="http://schemas.openxmlformats.org/drawingml/2006/picture">
+                <pic:pic xmlns:pic="http://schemas.openxmlformats.org/drawingml/2006/picture">
+                  <pic:nvPicPr>
+                    <pic:cNvPr id="106309078" name=""/>
+                    <pic:cNvPicPr/>
+                  </pic:nvPicPr>
+                  <pic:blipFill>
+                    <a:blip r:embed="rId70"/>
+                    <a:stretch>
+                      <a:fillRect/>
+                    </a:stretch>
+                  </pic:blipFill>
+                  <pic:spPr>
+                    <a:xfrm>
+                      <a:off x="0" y="0"/>
+                      <a:ext cx="5943600" cy="2893060"/>
+                    </a:xfrm>
+                    <a:prstGeom prst="rect">
+                      <a:avLst/>
+                    </a:prstGeom>
+                  </pic:spPr>
+                </pic:pic>
+              </a:graphicData>
+            </a:graphic>
+          </wp:inline>
+        </w:drawing>
+      </w:r>
+    </w:p>
     <w:sectPr>
       <w:pgSz w:w="12240" w:h="15840"/>
       <w:pgMar w:top="1440" w:right="1440" w:bottom="1440" w:left="1440" w:header="720" w:footer="720" w:gutter="0"/>
@@ -1044,6 +5763,163 @@
     </w:sectPr>
   </w:body>
 </w:document>
+</file>
+
+<file path=word/numbering.xml><?xml version="1.0" encoding="utf-8"?>
+<w:numbering xmlns:wpc="http://schemas.microsoft.com/office/word/2010/wordprocessingCanvas" xmlns:cx="http://schemas.microsoft.com/office/drawing/2014/chartex" xmlns:cx1="http://schemas.microsoft.com/office/drawing/2015/9/8/chartex" xmlns:cx2="http://schemas.microsoft.com/office/drawing/2015/10/21/chartex" xmlns:cx3="http://schemas.microsoft.com/office/drawing/2016/5/9/chartex" xmlns:cx4="http://schemas.microsoft.com/office/drawing/2016/5/10/chartex" xmlns:cx5="http://schemas.microsoft.com/office/drawing/2016/5/11/chartex" xmlns:cx6="http://schemas.microsoft.com/office/drawing/2016/5/12/chartex" xmlns:cx7="http://schemas.microsoft.com/office/drawing/2016/5/13/chartex" xmlns:cx8="http://schemas.microsoft.com/office/drawing/2016/5/14/chartex" xmlns:mc="http://schemas.openxmlformats.org/markup-compatibility/2006" xmlns:aink="http://schemas.microsoft.com/office/drawing/2016/ink" xmlns:am3d="http://schemas.microsoft.com/office/drawing/2017/model3d" xmlns:o="urn:schemas-microsoft-com:office:office" xmlns:oel="http://schemas.microsoft.com/office/2019/extlst" xmlns:r="http://schemas.openxmlformats.org/officeDocument/2006/relationships" xmlns:m="http://schemas.openxmlformats.org/officeDocument/2006/math" xmlns:v="urn:schemas-microsoft-com:vml" xmlns:wp14="http://schemas.microsoft.com/office/word/2010/wordprocessingDrawing" xmlns:wp="http://schemas.openxmlformats.org/drawingml/2006/wordprocessingDrawing" xmlns:w10="urn:schemas-microsoft-com:office:word" xmlns:w="http://schemas.openxmlformats.org/wordprocessingml/2006/main" xmlns:w14="http://schemas.microsoft.com/office/word/2010/wordml" xmlns:w15="http://schemas.microsoft.com/office/word/2012/wordml" xmlns:w16cex="http://schemas.microsoft.com/office/word/2018/wordml/cex" xmlns:w16cid="http://schemas.microsoft.com/office/word/2016/wordml/cid" xmlns:w16="http://schemas.microsoft.com/office/word/2018/wordml" xmlns:w16du="http://schemas.microsoft.com/office/word/2023/wordml/word16du" xmlns:w16sdtdh="http://schemas.microsoft.com/office/word/2020/wordml/sdtdatahash" xmlns:w16sdtfl="http://schemas.microsoft.com/office/word/2024/wordml/sdtformatlock" xmlns:w16se="http://schemas.microsoft.com/office/word/2015/wordml/symex" xmlns:wpg="http://schemas.microsoft.com/office/word/2010/wordprocessingGroup" xmlns:wpi="http://schemas.microsoft.com/office/word/2010/wordprocessingInk" xmlns:wne="http://schemas.microsoft.com/office/word/2006/wordml" xmlns:wps="http://schemas.microsoft.com/office/word/2010/wordprocessingShape" mc:Ignorable="w14 w15 w16se w16cid w16 w16cex w16sdtdh w16sdtfl w16du wp14">
+  <w:abstractNum w:abstractNumId="0" w15:restartNumberingAfterBreak="0">
+    <w:nsid w:val="6BD478CB"/>
+    <w:multiLevelType w:val="multilevel"/>
+    <w:tmpl w:val="97529166"/>
+    <w:lvl w:ilvl="0">
+      <w:start w:val="1"/>
+      <w:numFmt w:val="bullet"/>
+      <w:lvlText w:val=""/>
+      <w:lvlJc w:val="left"/>
+      <w:pPr>
+        <w:tabs>
+          <w:tab w:val="num" w:pos="720"/>
+        </w:tabs>
+        <w:ind w:left="720" w:hanging="360"/>
+      </w:pPr>
+      <w:rPr>
+        <w:rFonts w:ascii="Symbol" w:hAnsi="Symbol" w:hint="default"/>
+        <w:sz w:val="20"/>
+      </w:rPr>
+    </w:lvl>
+    <w:lvl w:ilvl="1" w:tentative="1">
+      <w:start w:val="1"/>
+      <w:numFmt w:val="bullet"/>
+      <w:lvlText w:val="o"/>
+      <w:lvlJc w:val="left"/>
+      <w:pPr>
+        <w:tabs>
+          <w:tab w:val="num" w:pos="1440"/>
+        </w:tabs>
+        <w:ind w:left="1440" w:hanging="360"/>
+      </w:pPr>
+      <w:rPr>
+        <w:rFonts w:ascii="Courier New" w:hAnsi="Courier New" w:hint="default"/>
+        <w:sz w:val="20"/>
+      </w:rPr>
+    </w:lvl>
+    <w:lvl w:ilvl="2" w:tentative="1">
+      <w:start w:val="1"/>
+      <w:numFmt w:val="bullet"/>
+      <w:lvlText w:val=""/>
+      <w:lvlJc w:val="left"/>
+      <w:pPr>
+        <w:tabs>
+          <w:tab w:val="num" w:pos="2160"/>
+        </w:tabs>
+        <w:ind w:left="2160" w:hanging="360"/>
+      </w:pPr>
+      <w:rPr>
+        <w:rFonts w:ascii="Wingdings" w:hAnsi="Wingdings" w:hint="default"/>
+        <w:sz w:val="20"/>
+      </w:rPr>
+    </w:lvl>
+    <w:lvl w:ilvl="3" w:tentative="1">
+      <w:start w:val="1"/>
+      <w:numFmt w:val="bullet"/>
+      <w:lvlText w:val=""/>
+      <w:lvlJc w:val="left"/>
+      <w:pPr>
+        <w:tabs>
+          <w:tab w:val="num" w:pos="2880"/>
+        </w:tabs>
+        <w:ind w:left="2880" w:hanging="360"/>
+      </w:pPr>
+      <w:rPr>
+        <w:rFonts w:ascii="Wingdings" w:hAnsi="Wingdings" w:hint="default"/>
+        <w:sz w:val="20"/>
+      </w:rPr>
+    </w:lvl>
+    <w:lvl w:ilvl="4" w:tentative="1">
+      <w:start w:val="1"/>
+      <w:numFmt w:val="bullet"/>
+      <w:lvlText w:val=""/>
+      <w:lvlJc w:val="left"/>
+      <w:pPr>
+        <w:tabs>
+          <w:tab w:val="num" w:pos="3600"/>
+        </w:tabs>
+        <w:ind w:left="3600" w:hanging="360"/>
+      </w:pPr>
+      <w:rPr>
+        <w:rFonts w:ascii="Wingdings" w:hAnsi="Wingdings" w:hint="default"/>
+        <w:sz w:val="20"/>
+      </w:rPr>
+    </w:lvl>
+    <w:lvl w:ilvl="5" w:tentative="1">
+      <w:start w:val="1"/>
+      <w:numFmt w:val="bullet"/>
+      <w:lvlText w:val=""/>
+      <w:lvlJc w:val="left"/>
+      <w:pPr>
+        <w:tabs>
+          <w:tab w:val="num" w:pos="4320"/>
+        </w:tabs>
+        <w:ind w:left="4320" w:hanging="360"/>
+      </w:pPr>
+      <w:rPr>
+        <w:rFonts w:ascii="Wingdings" w:hAnsi="Wingdings" w:hint="default"/>
+        <w:sz w:val="20"/>
+      </w:rPr>
+    </w:lvl>
+    <w:lvl w:ilvl="6" w:tentative="1">
+      <w:start w:val="1"/>
+      <w:numFmt w:val="bullet"/>
+      <w:lvlText w:val=""/>
+      <w:lvlJc w:val="left"/>
+      <w:pPr>
+        <w:tabs>
+          <w:tab w:val="num" w:pos="5040"/>
+        </w:tabs>
+        <w:ind w:left="5040" w:hanging="360"/>
+      </w:pPr>
+      <w:rPr>
+        <w:rFonts w:ascii="Wingdings" w:hAnsi="Wingdings" w:hint="default"/>
+        <w:sz w:val="20"/>
+      </w:rPr>
+    </w:lvl>
+    <w:lvl w:ilvl="7" w:tentative="1">
+      <w:start w:val="1"/>
+      <w:numFmt w:val="bullet"/>
+      <w:lvlText w:val=""/>
+      <w:lvlJc w:val="left"/>
+      <w:pPr>
+        <w:tabs>
+          <w:tab w:val="num" w:pos="5760"/>
+        </w:tabs>
+        <w:ind w:left="5760" w:hanging="360"/>
+      </w:pPr>
+      <w:rPr>
+        <w:rFonts w:ascii="Wingdings" w:hAnsi="Wingdings" w:hint="default"/>
+        <w:sz w:val="20"/>
+      </w:rPr>
+    </w:lvl>
+    <w:lvl w:ilvl="8" w:tentative="1">
+      <w:start w:val="1"/>
+      <w:numFmt w:val="bullet"/>
+      <w:lvlText w:val=""/>
+      <w:lvlJc w:val="left"/>
+      <w:pPr>
+        <w:tabs>
+          <w:tab w:val="num" w:pos="6480"/>
+        </w:tabs>
+        <w:ind w:left="6480" w:hanging="360"/>
+      </w:pPr>
+      <w:rPr>
+        <w:rFonts w:ascii="Wingdings" w:hAnsi="Wingdings" w:hint="default"/>
+        <w:sz w:val="20"/>
+      </w:rPr>
+    </w:lvl>
+  </w:abstractNum>
+  <w:num w:numId="1" w16cid:durableId="1226725963">
+    <w:abstractNumId w:val="0"/>
+  </w:num>
+</w:numbering>
 </file>
 
 <file path=word/styles.xml><?xml version="1.0" encoding="utf-8"?>
@@ -1496,7 +6372,6 @@
     <w:next w:val="Normal"/>
     <w:link w:val="Heading3Char"/>
     <w:uiPriority w:val="9"/>
-    <w:semiHidden/>
     <w:unhideWhenUsed/>
     <w:qFormat/>
     <w:rsid w:val="006A1135"/>
@@ -1648,7 +6523,6 @@
   <w:style w:type="character" w:default="1" w:styleId="DefaultParagraphFont">
     <w:name w:val="Default Paragraph Font"/>
     <w:uiPriority w:val="1"/>
-    <w:semiHidden/>
     <w:unhideWhenUsed/>
   </w:style>
   <w:style w:type="table" w:default="1" w:styleId="TableNormal">
@@ -1703,7 +6577,6 @@
     <w:basedOn w:val="DefaultParagraphFont"/>
     <w:link w:val="Heading3"/>
     <w:uiPriority w:val="9"/>
-    <w:semiHidden/>
     <w:rsid w:val="006A1135"/>
     <w:rPr>
       <w:rFonts w:eastAsiaTheme="majorEastAsia" w:cstheme="majorBidi"/>
@@ -2015,6 +6888,31 @@
       <w:color w:val="467886" w:themeColor="hyperlink"/>
       <w:u w:val="single"/>
     </w:rPr>
+  </w:style>
+  <w:style w:type="character" w:styleId="UnresolvedMention">
+    <w:name w:val="Unresolved Mention"/>
+    <w:basedOn w:val="DefaultParagraphFont"/>
+    <w:uiPriority w:val="99"/>
+    <w:semiHidden/>
+    <w:unhideWhenUsed/>
+    <w:rsid w:val="00040598"/>
+    <w:rPr>
+      <w:color w:val="605E5C"/>
+      <w:shd w:val="clear" w:color="auto" w:fill="E1DFDD"/>
+    </w:rPr>
+  </w:style>
+  <w:style w:type="paragraph" w:styleId="TOC3">
+    <w:name w:val="toc 3"/>
+    <w:basedOn w:val="Normal"/>
+    <w:next w:val="Normal"/>
+    <w:autoRedefine/>
+    <w:uiPriority w:val="39"/>
+    <w:unhideWhenUsed/>
+    <w:rsid w:val="00253A38"/>
+    <w:pPr>
+      <w:spacing w:after="100"/>
+      <w:ind w:left="480"/>
+    </w:pPr>
   </w:style>
 </w:styles>
 </file>

--- a/docs/Sprint-3 progress.docx
+++ b/docs/Sprint-3 progress.docx
@@ -2502,20 +2502,13 @@
     <w:p/>
     <w:p/>
     <w:p/>
-    <w:p/>
-    <w:p/>
-    <w:p/>
-    <w:p/>
-    <w:p/>
-    <w:p/>
-    <w:p/>
-    <w:p/>
     <w:p>
       <w:pPr>
         <w:pStyle w:val="Heading1"/>
       </w:pPr>
       <w:bookmarkStart w:id="0" w:name="_Toc243086683"/>
       <w:r>
+        <w:lastRenderedPageBreak/>
         <w:t>Local Validation</w:t>
       </w:r>
       <w:bookmarkEnd w:id="0"/>
@@ -2585,7 +2578,6 @@
         <w:rPr>
           <w:noProof/>
         </w:rPr>
-        <w:lastRenderedPageBreak/>
         <w:drawing>
           <wp:inline distT="0" distB="0" distL="0" distR="0" wp14:anchorId="2387798E" wp14:editId="7D98CA08">
             <wp:extent cx="5943600" cy="2133600"/>
@@ -2628,6 +2620,7 @@
         <w:rPr>
           <w:noProof/>
         </w:rPr>
+        <w:lastRenderedPageBreak/>
         <w:drawing>
           <wp:inline distT="0" distB="0" distL="0" distR="0" wp14:anchorId="7C117A48" wp14:editId="2994F0C3">
             <wp:extent cx="5943600" cy="3186430"/>
@@ -2670,7 +2663,6 @@
         <w:rPr>
           <w:noProof/>
         </w:rPr>
-        <w:lastRenderedPageBreak/>
         <w:drawing>
           <wp:inline distT="0" distB="0" distL="0" distR="0" wp14:anchorId="7482596E" wp14:editId="6DCDA97A">
             <wp:extent cx="5943600" cy="3500755"/>
@@ -2713,6 +2705,7 @@
         <w:rPr>
           <w:noProof/>
         </w:rPr>
+        <w:lastRenderedPageBreak/>
         <w:drawing>
           <wp:inline distT="0" distB="0" distL="0" distR="0" wp14:anchorId="70949E30" wp14:editId="3F5FD9D4">
             <wp:extent cx="5943600" cy="3469005"/>
@@ -2755,7 +2748,6 @@
         <w:rPr>
           <w:noProof/>
         </w:rPr>
-        <w:lastRenderedPageBreak/>
         <w:drawing>
           <wp:inline distT="0" distB="0" distL="0" distR="0" wp14:anchorId="36413AE8" wp14:editId="15537F1A">
             <wp:extent cx="5943600" cy="3086735"/>
@@ -2800,6 +2792,7 @@
       </w:pPr>
       <w:bookmarkStart w:id="2" w:name="_Toc243086685"/>
       <w:r>
+        <w:lastRenderedPageBreak/>
         <w:t>Build and run the stack</w:t>
       </w:r>
       <w:bookmarkEnd w:id="2"/>
@@ -2851,7 +2844,6 @@
         <w:rPr>
           <w:noProof/>
         </w:rPr>
-        <w:lastRenderedPageBreak/>
         <w:drawing>
           <wp:inline distT="0" distB="0" distL="0" distR="0" wp14:anchorId="1870677F" wp14:editId="08A7DD2F">
             <wp:extent cx="5943600" cy="3122295"/>
@@ -2978,6 +2970,7 @@
         <w:rPr>
           <w:noProof/>
         </w:rPr>
+        <w:lastRenderedPageBreak/>
         <w:drawing>
           <wp:inline distT="0" distB="0" distL="0" distR="0" wp14:anchorId="5650B367" wp14:editId="340457F2">
             <wp:extent cx="5943600" cy="753745"/>
@@ -3022,7 +3015,6 @@
       </w:pPr>
       <w:bookmarkStart w:id="3" w:name="_Toc243086686"/>
       <w:r>
-        <w:lastRenderedPageBreak/>
         <w:t>AWS account access:</w:t>
       </w:r>
       <w:bookmarkEnd w:id="3"/>
@@ -6523,6 +6515,7 @@
   <w:style w:type="character" w:default="1" w:styleId="DefaultParagraphFont">
     <w:name w:val="Default Paragraph Font"/>
     <w:uiPriority w:val="1"/>
+    <w:semiHidden/>
     <w:unhideWhenUsed/>
   </w:style>
   <w:style w:type="table" w:default="1" w:styleId="TableNormal">
